--- a/zht/docx/162.content.docx
+++ b/zht/docx/162.content.docx
@@ -149,7 +149,7 @@
         <w:rPr>
           <w:lang w:val="zh_TW" w:bidi="zh_TW"/>
         </w:rPr>
-        <w:t>xuan</w:t>
+        <w:t>xing</w:t>
       </w:r>
       <w:r>
         <w:rPr>
@@ -212,12 +212,23 @@
         <w:rPr>
           <w:lang w:val="zh_TW" w:bidi="zh_TW"/>
         </w:rPr>
-        <w:t>選舉</w:t>
-      </w:r>
-      <w:r>
-        <w:rPr>
-          <w:lang w:val="zh_TW" w:bidi="zh_TW"/>
-        </w:rPr>
+        <w:t>性，性慾</w:t>
+      </w:r>
+      <w:r>
+        <w:rPr>
+          <w:lang w:val="zh_TW" w:bidi="zh_TW"/>
+        </w:rPr>
+      </w:r>
+    </w:p>
+    <w:p>
+      <w:pPr>
+        <w:pStyle w:val="Heading3"/>
+      </w:pPr>
+      <w:r>
+        <w:rPr>
+          <w:lang w:val="zh_TW" w:bidi="zh_TW"/>
+        </w:rPr>
+        <w:t>聖經對性與性慾的正面觀點</w:t>
       </w:r>
     </w:p>
     <w:p>
@@ -231,7 +242,55 @@
         <w:rPr>
           <w:lang w:val="zh_TW" w:bidi="zh_TW"/>
         </w:rPr>
-        <w:t>在現代英文中，這些詞語指的是一群人選擇領袖或代表的過程，通常涉及從幾個候選人中做出選擇。</w:t>
+        <w:t>與某些宗教和哲學不同，聖經對人類的性有正面看法。根據舊約，神創造人是具有性別的存在。成為男性或女性，是</w:t>
+      </w:r>
+      <w:r>
+        <w:rPr>
+          <w:lang w:val="zh_TW" w:bidi="zh_TW"/>
+        </w:rPr>
+        <w:t>神就照着自己的形像造人</w:t>
+      </w:r>
+      <w:r>
+        <w:rPr>
+          <w:lang w:val="zh_TW" w:bidi="zh_TW"/>
+        </w:rPr>
+        <w:t>（</w:t>
+      </w:r>
+      <w:hyperlink r:id="rId13">
+        <w:r>
+          <w:rPr>
+            <w:lang w:val="zh_TW" w:bidi="zh_TW"/>
+          </w:rPr>
+          <w:rPr>
+            <w:color w:val="0000EE"/>
+            <w:u w:val="single"/>
+          </w:rPr>
+          <w:t>創1:26</w:t>
+        </w:r>
+      </w:hyperlink>
+      <w:r>
+        <w:rPr>
+          <w:lang w:val="zh_TW" w:bidi="zh_TW"/>
+        </w:rPr>
+        <w:t>–</w:t>
+      </w:r>
+      <w:hyperlink r:id="rId13">
+        <w:r>
+          <w:rPr>
+            <w:lang w:val="zh_TW" w:bidi="zh_TW"/>
+          </w:rPr>
+          <w:rPr>
+            <w:color w:val="0000EE"/>
+            <w:u w:val="single"/>
+          </w:rPr>
+          <w:t>28</w:t>
+        </w:r>
+      </w:hyperlink>
+      <w:r>
+        <w:rPr>
+          <w:lang w:val="zh_TW" w:bidi="zh_TW"/>
+        </w:rPr>
+        <w:t>）。因此，性不只是人的行為，而是其身分的重要部份。</w:t>
       </w:r>
     </w:p>
     <w:p>
@@ -245,9 +304,9 @@
         <w:rPr>
           <w:lang w:val="zh_TW" w:bidi="zh_TW"/>
         </w:rPr>
-        <w:t>當「揀選（elect）」這個動詞在聖經中以神學意義使用時，通常是指神的行動，指神在做出選擇。在舊約中，它是用來指神揀選以色列成為祂的子民（參</w:t>
-      </w:r>
-      <w:hyperlink r:id="rId13">
+        <w:t>舊約表明男女身體上的差異並不可恥（</w:t>
+      </w:r>
+      <w:hyperlink r:id="rId14">
         <w:r>
           <w:rPr>
             <w:lang w:val="zh_TW" w:bidi="zh_TW"/>
@@ -256,16 +315,16 @@
             <w:color w:val="0000EE"/>
             <w:u w:val="single"/>
           </w:rPr>
-          <w:t>徒13:17</w:t>
+          <w:t>創2:25</w:t>
         </w:r>
       </w:hyperlink>
       <w:r>
         <w:rPr>
           <w:lang w:val="zh_TW" w:bidi="zh_TW"/>
         </w:rPr>
-        <w:t>）。以色列成為神的子民，不是因為他們決定要屬於神，而是因為神揀選了他們。神這樣做是因為祂對亞伯拉罕的應許，而不是因為以色列有什麼特別之處（</w:t>
-      </w:r>
-      <w:hyperlink r:id="rId14">
+        <w:t>）。性行為本身也不羞恥（</w:t>
+      </w:r>
+      <w:hyperlink r:id="rId15">
         <w:r>
           <w:rPr>
             <w:lang w:val="zh_TW" w:bidi="zh_TW"/>
@@ -274,14 +333,14 @@
             <w:color w:val="0000EE"/>
             <w:u w:val="single"/>
           </w:rPr>
-          <w:t>申7:7–8</w:t>
+          <w:t>箴5:18</w:t>
         </w:r>
       </w:hyperlink>
       <w:r>
         <w:rPr>
           <w:lang w:val="zh_TW" w:bidi="zh_TW"/>
         </w:rPr>
-        <w:t>）。神也揀選他們的領袖，如掃羅和大衛（</w:t>
+        <w:t>–</w:t>
       </w:r>
       <w:hyperlink r:id="rId15">
         <w:r>
@@ -292,7 +351,7 @@
             <w:color w:val="0000EE"/>
             <w:u w:val="single"/>
           </w:rPr>
-          <w:t>撒上10:24</w:t>
+          <w:t>19</w:t>
         </w:r>
       </w:hyperlink>
       <w:r>
@@ -310,14 +369,14 @@
             <w:color w:val="0000EE"/>
             <w:u w:val="single"/>
           </w:rPr>
-          <w:t>撒下6:21</w:t>
+          <w:t>傳9:9</w:t>
         </w:r>
       </w:hyperlink>
       <w:r>
         <w:rPr>
           <w:lang w:val="zh_TW" w:bidi="zh_TW"/>
         </w:rPr>
-        <w:t>）。這些揀選是由神單獨決定的，而不是由人們投票決定的。因此，這個詞表示神的權柄，神有權決定將會發生的事情，這是獨立於人的選擇之外。</w:t>
+        <w:t>）。特別是雅歌，這首美麗的愛情詩歌讚美了肉體的激情，不應只從屬靈的角度解釋其內容。</w:t>
       </w:r>
     </w:p>
     <w:p>
@@ -331,7 +390,7 @@
         <w:rPr>
           <w:lang w:val="zh_TW" w:bidi="zh_TW"/>
         </w:rPr>
-        <w:t>新約聖經也有類似的概念。神的子民被描述為祂的「選民（his elect）」或「神的選民（chosen ones）」。耶穌在談到未來人子（Son of Man，耶穌用來稱呼自己的稱號）要來並聚集神的子民時，使用了這個詞語（</w:t>
+        <w:t>保羅在哥林多前書和提摩太前書中，同樣表達了正面的態度。哥林多和以弗所的社會充滿淫亂，因此一些基督徒選擇完全禁欲，甚至禁止婚姻（</w:t>
       </w:r>
       <w:hyperlink r:id="rId17">
         <w:r>
@@ -342,14 +401,14 @@
             <w:color w:val="0000EE"/>
             <w:u w:val="single"/>
           </w:rPr>
-          <w:t>可13:20、27</w:t>
+          <w:t>提前4:3</w:t>
         </w:r>
       </w:hyperlink>
       <w:r>
         <w:rPr>
           <w:lang w:val="zh_TW" w:bidi="zh_TW"/>
         </w:rPr>
-        <w:t>）。耶穌將顯明，神的子民受苦並耐心等待祂是正確的（</w:t>
+        <w:t>）。已婚夫婦停止了性生活，他們認為這樣能使自己更屬靈（參</w:t>
       </w:r>
       <w:hyperlink r:id="rId18">
         <w:r>
@@ -360,50 +419,14 @@
             <w:color w:val="0000EE"/>
             <w:u w:val="single"/>
           </w:rPr>
-          <w:t>路18:7</w:t>
+          <w:t>林前7:5</w:t>
         </w:r>
       </w:hyperlink>
       <w:r>
         <w:rPr>
           <w:lang w:val="zh_TW" w:bidi="zh_TW"/>
         </w:rPr>
-        <w:t>）。在</w:t>
-      </w:r>
-      <w:hyperlink r:id="rId19">
-        <w:r>
-          <w:rPr>
-            <w:lang w:val="zh_TW" w:bidi="zh_TW"/>
-          </w:rPr>
-          <w:rPr>
-            <w:color w:val="0000EE"/>
-            <w:u w:val="single"/>
-          </w:rPr>
-          <w:t>彼得前書二章9節</w:t>
-        </w:r>
-      </w:hyperlink>
-      <w:r>
-        <w:rPr>
-          <w:lang w:val="zh_TW" w:bidi="zh_TW"/>
-        </w:rPr>
-        <w:t>，神的子民被稱為「被揀選的族類（chosen [elect] people）」。這句話最初是用在以色列民身上的（</w:t>
-      </w:r>
-      <w:hyperlink r:id="rId20">
-        <w:r>
-          <w:rPr>
-            <w:lang w:val="zh_TW" w:bidi="zh_TW"/>
-          </w:rPr>
-          <w:rPr>
-            <w:color w:val="0000EE"/>
-            <w:u w:val="single"/>
-          </w:rPr>
-          <w:t>賽43:20</w:t>
-        </w:r>
-      </w:hyperlink>
-      <w:r>
-        <w:rPr>
-          <w:lang w:val="zh_TW" w:bidi="zh_TW"/>
-        </w:rPr>
-        <w:t>），這表明舊約中神的子民與新約中的基督教會是相聯繫的。神對以色列人的應許，現在在教會中得以實現。</w:t>
+        <w:t>）。</w:t>
       </w:r>
     </w:p>
     <w:p>
@@ -417,9 +440,9 @@
         <w:rPr>
           <w:lang w:val="zh_TW" w:bidi="zh_TW"/>
         </w:rPr>
-        <w:t>在</w:t>
-      </w:r>
-      <w:hyperlink r:id="rId21">
+        <w:t>然而，保羅拒絕這種看法。他引用創世記，提醒信徒要為神的恩賜感恩（</w:t>
+      </w:r>
+      <w:hyperlink r:id="rId19">
         <w:r>
           <w:rPr>
             <w:lang w:val="zh_TW" w:bidi="zh_TW"/>
@@ -428,16 +451,16 @@
             <w:color w:val="0000EE"/>
             <w:u w:val="single"/>
           </w:rPr>
-          <w:t>羅馬書九至十一章</w:t>
+          <w:t>提前4:3–5</w:t>
         </w:r>
       </w:hyperlink>
       <w:r>
         <w:rPr>
           <w:lang w:val="zh_TW" w:bidi="zh_TW"/>
         </w:rPr>
-        <w:t>，保羅談到一個問題：為什麼大多數猶太人拒絕了關於耶穌的好消息，而許多外邦人卻接受了呢？他說，現在有一小群（或餘民）的猶太人相信。神揀選了這群人是因著神的恩典，這群人是「選民」。這小群人得到了神原本為整個以色列所預備的福分。保羅說，許多人沒有接受這個信息，因為他們對此漸漸不再敏感。他將此描述為「頑梗不化」，這與人類普遍背離神的傾向有關（</w:t>
-      </w:r>
-      <w:hyperlink r:id="rId22">
+        <w:t>）。他也教導夫妻應當滿足彼此的性需要（</w:t>
+      </w:r>
+      <w:hyperlink r:id="rId20">
         <w:r>
           <w:rPr>
             <w:lang w:val="zh_TW" w:bidi="zh_TW"/>
@@ -446,7 +469,7 @@
             <w:color w:val="0000EE"/>
             <w:u w:val="single"/>
           </w:rPr>
-          <w:t>羅11:5–7</w:t>
+          <w:t>林前7:3–4</w:t>
         </w:r>
       </w:hyperlink>
       <w:r>
@@ -467,7 +490,43 @@
         <w:rPr>
           <w:lang w:val="zh_TW" w:bidi="zh_TW"/>
         </w:rPr>
-        <w:t>然而，保羅說神並沒有取消祂揀選以色列作為祂的子民。保羅解釋說，雖然許多猶太人沒有接受關於耶穌的信息，但這使得外邦人也能接受神的祝福。保羅強調神仍然愛猶太人，並且不會收回對他們的應許（</w:t>
+        <w:t>神設立性是為了繁衍後代（</w:t>
+      </w:r>
+      <w:hyperlink r:id="rId21">
+        <w:r>
+          <w:rPr>
+            <w:lang w:val="zh_TW" w:bidi="zh_TW"/>
+          </w:rPr>
+          <w:rPr>
+            <w:color w:val="0000EE"/>
+            <w:u w:val="single"/>
+          </w:rPr>
+          <w:t>創1:28</w:t>
+        </w:r>
+      </w:hyperlink>
+      <w:r>
+        <w:rPr>
+          <w:lang w:val="zh_TW" w:bidi="zh_TW"/>
+        </w:rPr>
+        <w:t>），但性行為也能加深夫妻關係。</w:t>
+      </w:r>
+      <w:hyperlink r:id="rId22">
+        <w:r>
+          <w:rPr>
+            <w:lang w:val="zh_TW" w:bidi="zh_TW"/>
+          </w:rPr>
+          <w:rPr>
+            <w:color w:val="0000EE"/>
+            <w:u w:val="single"/>
+          </w:rPr>
+          <w:t>創世記第2章</w:t>
+        </w:r>
+      </w:hyperlink>
+      <w:r>
+        <w:rPr>
+          <w:lang w:val="zh_TW" w:bidi="zh_TW"/>
+        </w:rPr>
+        <w:t>描述神創造女人為男人的伴侶（</w:t>
       </w:r>
       <w:hyperlink r:id="rId23">
         <w:r>
@@ -478,14 +537,43 @@
             <w:color w:val="0000EE"/>
             <w:u w:val="single"/>
           </w:rPr>
-          <w:t>羅11:28</w:t>
+          <w:t>2:18</w:t>
         </w:r>
       </w:hyperlink>
       <w:r>
         <w:rPr>
           <w:lang w:val="zh_TW" w:bidi="zh_TW"/>
         </w:rPr>
-        <w:t>）。正因如此，保羅相信將來會有許多猶太人歸向神。</w:t>
+        <w:t>–</w:t>
+      </w:r>
+      <w:hyperlink r:id="rId23">
+        <w:r>
+          <w:rPr>
+            <w:lang w:val="zh_TW" w:bidi="zh_TW"/>
+          </w:rPr>
+          <w:rPr>
+            <w:color w:val="0000EE"/>
+            <w:u w:val="single"/>
+          </w:rPr>
+          <w:t>24</w:t>
+        </w:r>
+      </w:hyperlink>
+      <w:r>
+        <w:rPr>
+          <w:lang w:val="zh_TW" w:bidi="zh_TW"/>
+        </w:rPr>
+        <w:t>），人類的性不僅是肉體上的交合，成為男性或女性也是神幫助人類建立各種關係的方式，甚至包括那些通常不被認為與性有關的關係。</w:t>
+      </w:r>
+    </w:p>
+    <w:p>
+      <w:pPr>
+        <w:pStyle w:val="Heading3"/>
+      </w:pPr>
+      <w:r>
+        <w:rPr>
+          <w:lang w:val="zh_TW" w:bidi="zh_TW"/>
+        </w:rPr>
+        <w:t>罪對人類性行為的影響</w:t>
       </w:r>
     </w:p>
     <w:p>
@@ -499,7 +587,43 @@
         <w:rPr>
           <w:lang w:val="zh_TW" w:bidi="zh_TW"/>
         </w:rPr>
-        <w:t>聖經中翻譯為「選民」的詞語通常以複數形式出現，指的是所有神的子民或特定地方教會的成員（</w:t>
+        <w:t>聖經坦白承認人性中負面的部份。在描述「性」在上帝的完美計劃中的美好之後，創世記解釋「性」如何像其他一切一樣，被罪所玷污：</w:t>
+      </w:r>
+    </w:p>
+    <w:p>
+      <w:pPr>
+        <w:pStyle w:val="ListBullet"/>
+        <w:spacing w:line="240" w:lineRule="auto"/>
+        <w:ind w:left="720"/>
+      </w:pPr>
+      <w:r>
+        <w:rPr>
+          <w:lang w:val="zh_TW" w:bidi="zh_TW"/>
+        </w:rPr>
+      </w:r>
+      <w:r>
+        <w:rPr>
+          <w:lang w:val="zh_TW" w:bidi="zh_TW"/>
+        </w:rPr>
+        <w:t>裸體變得羞恥和令人懼怕</w:t>
+      </w:r>
+    </w:p>
+    <w:p>
+      <w:pPr>
+        <w:pStyle w:val="ListBullet"/>
+        <w:spacing w:line="240" w:lineRule="auto"/>
+        <w:ind w:left="720"/>
+      </w:pPr>
+      <w:r>
+        <w:rPr>
+          <w:lang w:val="zh_TW" w:bidi="zh_TW"/>
+        </w:rPr>
+      </w:r>
+      <w:r>
+        <w:rPr>
+          <w:lang w:val="zh_TW" w:bidi="zh_TW"/>
+        </w:rPr>
+        <w:t>男女開始把彼此當作性的工具，而不是完整的人（</w:t>
       </w:r>
       <w:hyperlink r:id="rId24">
         <w:r>
@@ -510,16 +634,16 @@
             <w:color w:val="0000EE"/>
             <w:u w:val="single"/>
           </w:rPr>
-          <w:t>羅8:33</w:t>
+          <w:t>創3:7</w:t>
         </w:r>
       </w:hyperlink>
       <w:r>
         <w:rPr>
           <w:lang w:val="zh_TW" w:bidi="zh_TW"/>
         </w:rPr>
-        <w:t>；</w:t>
-      </w:r>
-      <w:hyperlink r:id="rId25">
+        <w:t>–</w:t>
+      </w:r>
+      <w:hyperlink r:id="rId24">
         <w:r>
           <w:rPr>
             <w:lang w:val="zh_TW" w:bidi="zh_TW"/>
@@ -528,158 +652,32 @@
             <w:color w:val="0000EE"/>
             <w:u w:val="single"/>
           </w:rPr>
-          <w:t>西3:12</w:t>
+          <w:t>10</w:t>
         </w:r>
       </w:hyperlink>
       <w:r>
         <w:rPr>
           <w:lang w:val="zh_TW" w:bidi="zh_TW"/>
         </w:rPr>
-        <w:t>；</w:t>
-      </w:r>
-      <w:hyperlink r:id="rId26">
-        <w:r>
-          <w:rPr>
-            <w:lang w:val="zh_TW" w:bidi="zh_TW"/>
-          </w:rPr>
-          <w:rPr>
-            <w:color w:val="0000EE"/>
-            <w:u w:val="single"/>
-          </w:rPr>
-          <w:t>帖前1:4</w:t>
-        </w:r>
-      </w:hyperlink>
-      <w:r>
-        <w:rPr>
-          <w:lang w:val="zh_TW" w:bidi="zh_TW"/>
-        </w:rPr>
-        <w:t>；</w:t>
-      </w:r>
-      <w:hyperlink r:id="rId27">
-        <w:r>
-          <w:rPr>
-            <w:lang w:val="zh_TW" w:bidi="zh_TW"/>
-          </w:rPr>
-          <w:rPr>
-            <w:color w:val="0000EE"/>
-            <w:u w:val="single"/>
-          </w:rPr>
-          <w:t>提後2:10</w:t>
-        </w:r>
-      </w:hyperlink>
-      <w:r>
-        <w:rPr>
-          <w:lang w:val="zh_TW" w:bidi="zh_TW"/>
-        </w:rPr>
-        <w:t>；</w:t>
-      </w:r>
-      <w:hyperlink r:id="rId28">
-        <w:r>
-          <w:rPr>
-            <w:lang w:val="zh_TW" w:bidi="zh_TW"/>
-          </w:rPr>
-          <w:rPr>
-            <w:color w:val="0000EE"/>
-            <w:u w:val="single"/>
-          </w:rPr>
-          <w:t>多1:1</w:t>
-        </w:r>
-      </w:hyperlink>
-      <w:r>
-        <w:rPr>
-          <w:lang w:val="zh_TW" w:bidi="zh_TW"/>
-        </w:rPr>
-        <w:t>；</w:t>
-      </w:r>
-      <w:hyperlink r:id="rId29">
-        <w:r>
-          <w:rPr>
-            <w:lang w:val="zh_TW" w:bidi="zh_TW"/>
-          </w:rPr>
-          <w:rPr>
-            <w:color w:val="0000EE"/>
-            <w:u w:val="single"/>
-          </w:rPr>
-          <w:t>彼前1:1–2</w:t>
-        </w:r>
-      </w:hyperlink>
-      <w:r>
-        <w:rPr>
-          <w:lang w:val="zh_TW" w:bidi="zh_TW"/>
-        </w:rPr>
-        <w:t>；</w:t>
-      </w:r>
-      <w:hyperlink r:id="rId30">
-        <w:r>
-          <w:rPr>
-            <w:lang w:val="zh_TW" w:bidi="zh_TW"/>
-          </w:rPr>
-          <w:rPr>
-            <w:color w:val="0000EE"/>
-            <w:u w:val="single"/>
-          </w:rPr>
-          <w:t>彼後1:10</w:t>
-        </w:r>
-      </w:hyperlink>
-      <w:r>
-        <w:rPr>
-          <w:lang w:val="zh_TW" w:bidi="zh_TW"/>
-        </w:rPr>
-        <w:t>；</w:t>
-      </w:r>
-      <w:hyperlink r:id="rId31">
-        <w:r>
-          <w:rPr>
-            <w:lang w:val="zh_TW" w:bidi="zh_TW"/>
-          </w:rPr>
-          <w:rPr>
-            <w:color w:val="0000EE"/>
-            <w:u w:val="single"/>
-          </w:rPr>
-          <w:t>啟17:14</w:t>
-        </w:r>
-      </w:hyperlink>
-      <w:r>
-        <w:rPr>
-          <w:lang w:val="zh_TW" w:bidi="zh_TW"/>
-        </w:rPr>
-        <w:t>；參</w:t>
-      </w:r>
-      <w:hyperlink r:id="rId32">
-        <w:r>
-          <w:rPr>
-            <w:lang w:val="zh_TW" w:bidi="zh_TW"/>
-          </w:rPr>
-          <w:rPr>
-            <w:color w:val="0000EE"/>
-            <w:u w:val="single"/>
-          </w:rPr>
-          <w:t>羅16:13</w:t>
-        </w:r>
-      </w:hyperlink>
-      <w:r>
-        <w:rPr>
-          <w:lang w:val="zh_TW" w:bidi="zh_TW"/>
-        </w:rPr>
-        <w:t>和</w:t>
-      </w:r>
-      <w:hyperlink r:id="rId33">
-        <w:r>
-          <w:rPr>
-            <w:lang w:val="zh_TW" w:bidi="zh_TW"/>
-          </w:rPr>
-          <w:rPr>
-            <w:color w:val="0000EE"/>
-            <w:u w:val="single"/>
-          </w:rPr>
-          <w:t>約二1:13</w:t>
-        </w:r>
-      </w:hyperlink>
-      <w:r>
-        <w:rPr>
-          <w:lang w:val="zh_TW" w:bidi="zh_TW"/>
-        </w:rPr>
-        <w:t>，這兩處經文中使用的是單數形式）。使用複數形式可能有兩個原因。一個原因是，大部分新約書信是寫給團體而非個人的。更有可能的原因是，這顯示神揀選的是一個群體，而不僅僅只是個別的人。</w:t>
+        <w:t>）</w:t>
+      </w:r>
+    </w:p>
+    <w:p>
+      <w:pPr>
+        <w:pStyle w:val="ListBullet"/>
+        <w:spacing w:line="240" w:lineRule="auto"/>
+        <w:ind w:left="720"/>
+      </w:pPr>
+      <w:r>
+        <w:rPr>
+          <w:lang w:val="zh_TW" w:bidi="zh_TW"/>
+        </w:rPr>
+      </w:r>
+      <w:r>
+        <w:rPr>
+          <w:lang w:val="zh_TW" w:bidi="zh_TW"/>
+        </w:rPr>
+        <w:t>信任與溫柔被背叛與苛刻所取代</w:t>
       </w:r>
     </w:p>
     <w:p>
@@ -693,115 +691,7 @@
         <w:rPr>
           <w:lang w:val="zh_TW" w:bidi="zh_TW"/>
         </w:rPr>
-        <w:t>「揀選」這個詞顯示了成為神的子民始於神的揀選。這個揀選發生在時間開始之前，在任何人能夠回應之前（</w:t>
-      </w:r>
-      <w:hyperlink r:id="rId34">
-        <w:r>
-          <w:rPr>
-            <w:lang w:val="zh_TW" w:bidi="zh_TW"/>
-          </w:rPr>
-          <w:rPr>
-            <w:color w:val="0000EE"/>
-            <w:u w:val="single"/>
-          </w:rPr>
-          <w:t>弗1:4</w:t>
-        </w:r>
-      </w:hyperlink>
-      <w:r>
-        <w:rPr>
-          <w:lang w:val="zh_TW" w:bidi="zh_TW"/>
-        </w:rPr>
-        <w:t>；參</w:t>
-      </w:r>
-      <w:hyperlink r:id="rId35">
-        <w:r>
-          <w:rPr>
-            <w:lang w:val="zh_TW" w:bidi="zh_TW"/>
-          </w:rPr>
-          <w:rPr>
-            <w:color w:val="0000EE"/>
-            <w:u w:val="single"/>
-          </w:rPr>
-          <w:t>約15:16、19</w:t>
-        </w:r>
-      </w:hyperlink>
-      <w:r>
-        <w:rPr>
-          <w:lang w:val="zh_TW" w:bidi="zh_TW"/>
-        </w:rPr>
-        <w:t>）。是神呼召了男人和女人成為祂的子民，凡回應的人就是選民。神揀選人並不是因為他們善良或值得揀選。事實上，祂常常會揀選：</w:t>
-      </w:r>
-    </w:p>
-    <w:p>
-      <w:pPr>
-        <w:pStyle w:val="ListBullet"/>
-        <w:spacing w:line="240" w:lineRule="auto"/>
-        <w:ind w:left="720"/>
-      </w:pPr>
-      <w:r>
-        <w:rPr>
-          <w:lang w:val="zh_TW" w:bidi="zh_TW"/>
-        </w:rPr>
-      </w:r>
-      <w:r>
-        <w:rPr>
-          <w:lang w:val="zh_TW" w:bidi="zh_TW"/>
-        </w:rPr>
-        <w:t>世上愚拙的，叫有智慧的羞愧</w:t>
-      </w:r>
-    </w:p>
-    <w:p>
-      <w:pPr>
-        <w:pStyle w:val="ListBullet"/>
-        <w:spacing w:line="240" w:lineRule="auto"/>
-        <w:ind w:left="720"/>
-      </w:pPr>
-      <w:r>
-        <w:rPr>
-          <w:lang w:val="zh_TW" w:bidi="zh_TW"/>
-        </w:rPr>
-      </w:r>
-      <w:r>
-        <w:rPr>
-          <w:lang w:val="zh_TW" w:bidi="zh_TW"/>
-        </w:rPr>
-        <w:t>世上軟弱的，叫那強壯的羞愧</w:t>
-      </w:r>
-    </w:p>
-    <w:p>
-      <w:pPr>
-        <w:pStyle w:val="ListBullet"/>
-        <w:spacing w:line="240" w:lineRule="auto"/>
-        <w:ind w:left="720"/>
-      </w:pPr>
-      <w:r>
-        <w:rPr>
-          <w:lang w:val="zh_TW" w:bidi="zh_TW"/>
-        </w:rPr>
-      </w:r>
-      <w:r>
-        <w:rPr>
-          <w:lang w:val="zh_TW" w:bidi="zh_TW"/>
-        </w:rPr>
-        <w:t>世上卑賤的，被人厭惡的，以及那無有的，為要廢掉那有的（</w:t>
-      </w:r>
-      <w:hyperlink r:id="rId36">
-        <w:r>
-          <w:rPr>
-            <w:lang w:val="zh_TW" w:bidi="zh_TW"/>
-          </w:rPr>
-          <w:rPr>
-            <w:color w:val="0000EE"/>
-            <w:u w:val="single"/>
-          </w:rPr>
-          <w:t>林前1:27–28</w:t>
-        </w:r>
-      </w:hyperlink>
-      <w:r>
-        <w:rPr>
-          <w:lang w:val="zh_TW" w:bidi="zh_TW"/>
-        </w:rPr>
-        <w:t>）</w:t>
+        <w:t>這就是歧視與虐待之根源，是今日女性主義所針對的現象。生育也因罪而受損，由此變得痛苦與艱難。</w:t>
       </w:r>
     </w:p>
     <w:p>
@@ -815,7 +705,61 @@
         <w:rPr>
           <w:lang w:val="zh_TW" w:bidi="zh_TW"/>
         </w:rPr>
-        <w:t>這意味著，選民不能因自己的成就或地位而誇耀。他們的一切都來自神，他們不能自誇或認為自己比別人強。</w:t>
+        <w:t>這就是聖經禁止婚外性行為的背景。它禁止姦淫（</w:t>
+      </w:r>
+      <w:hyperlink r:id="rId25">
+        <w:r>
+          <w:rPr>
+            <w:lang w:val="zh_TW" w:bidi="zh_TW"/>
+          </w:rPr>
+          <w:rPr>
+            <w:color w:val="0000EE"/>
+            <w:u w:val="single"/>
+          </w:rPr>
+          <w:t>出20:14</w:t>
+        </w:r>
+      </w:hyperlink>
+      <w:r>
+        <w:rPr>
+          <w:lang w:val="zh_TW" w:bidi="zh_TW"/>
+        </w:rPr>
+        <w:t>），並且禁止一切婚姻之外的性行為（</w:t>
+      </w:r>
+      <w:hyperlink r:id="rId26">
+        <w:r>
+          <w:rPr>
+            <w:lang w:val="zh_TW" w:bidi="zh_TW"/>
+          </w:rPr>
+          <w:rPr>
+            <w:color w:val="0000EE"/>
+            <w:u w:val="single"/>
+          </w:rPr>
+          <w:t>林前6:18</w:t>
+        </w:r>
+      </w:hyperlink>
+      <w:r>
+        <w:rPr>
+          <w:lang w:val="zh_TW" w:bidi="zh_TW"/>
+        </w:rPr>
+        <w:t>；</w:t>
+      </w:r>
+      <w:hyperlink r:id="rId27">
+        <w:r>
+          <w:rPr>
+            <w:lang w:val="zh_TW" w:bidi="zh_TW"/>
+          </w:rPr>
+          <w:rPr>
+            <w:color w:val="0000EE"/>
+            <w:u w:val="single"/>
+          </w:rPr>
+          <w:t>帖前4:3</w:t>
+        </w:r>
+      </w:hyperlink>
+      <w:r>
+        <w:rPr>
+          <w:lang w:val="zh_TW" w:bidi="zh_TW"/>
+        </w:rPr>
+        <w:t>）。聖經並不常解釋為何某些行為被禁止。然而，當它提供禁止婚外關係的理由時，這些理由往往非常重要。其重點並非疾病、意外懷孕之類的後果，也不是行為背後的動機。</w:t>
       </w:r>
     </w:p>
     <w:p>
@@ -829,27 +773,9 @@
         <w:rPr>
           <w:lang w:val="zh_TW" w:bidi="zh_TW"/>
         </w:rPr>
-        <w:t>神揀選的子民有特別的好處：</w:t>
-      </w:r>
-    </w:p>
-    <w:p>
-      <w:pPr>
-        <w:pStyle w:val="ListBullet"/>
-        <w:spacing w:line="240" w:lineRule="auto"/>
-        <w:ind w:left="720"/>
-      </w:pPr>
-      <w:r>
-        <w:rPr>
-          <w:lang w:val="zh_TW" w:bidi="zh_TW"/>
-        </w:rPr>
-      </w:r>
-      <w:r>
-        <w:rPr>
-          <w:lang w:val="zh_TW" w:bidi="zh_TW"/>
-        </w:rPr>
-        <w:t>神幫助他們，因此沒有人可以控告他們以至於讓神拒絕他們（</w:t>
-      </w:r>
-      <w:hyperlink r:id="rId24">
+        <w:t>所有婚姻以外的性行為都是錯誤的，因為身體並不是為淫亂而造，犯下與性罪的人是在傷害自己的身體（</w:t>
+      </w:r>
+      <w:hyperlink r:id="rId28">
         <w:r>
           <w:rPr>
             <w:lang w:val="zh_TW" w:bidi="zh_TW"/>
@@ -858,86 +784,14 @@
             <w:color w:val="0000EE"/>
             <w:u w:val="single"/>
           </w:rPr>
-          <w:t>羅8:33</w:t>
+          <w:t>林前6:13、18</w:t>
         </w:r>
       </w:hyperlink>
       <w:r>
         <w:rPr>
           <w:lang w:val="zh_TW" w:bidi="zh_TW"/>
         </w:rPr>
-        <w:t xml:space="preserve">）。 </w:t>
-      </w:r>
-    </w:p>
-    <w:p>
-      <w:pPr>
-        <w:pStyle w:val="ListBullet"/>
-        <w:spacing w:line="240" w:lineRule="auto"/>
-        <w:ind w:left="720"/>
-      </w:pPr>
-      <w:r>
-        <w:rPr>
-          <w:lang w:val="zh_TW" w:bidi="zh_TW"/>
-        </w:rPr>
-      </w:r>
-      <w:r>
-        <w:rPr>
-          <w:lang w:val="zh_TW" w:bidi="zh_TW"/>
-        </w:rPr>
-        <w:t>他們如同君尊的祭司，這意味著他們可以直接來到神面前（</w:t>
-      </w:r>
-      <w:hyperlink r:id="rId19">
-        <w:r>
-          <w:rPr>
-            <w:lang w:val="zh_TW" w:bidi="zh_TW"/>
-          </w:rPr>
-          <w:rPr>
-            <w:color w:val="0000EE"/>
-            <w:u w:val="single"/>
-          </w:rPr>
-          <w:t>彼前2:9</w:t>
-        </w:r>
-      </w:hyperlink>
-      <w:r>
-        <w:rPr>
-          <w:lang w:val="zh_TW" w:bidi="zh_TW"/>
-        </w:rPr>
-        <w:t xml:space="preserve">）。 </w:t>
-      </w:r>
-    </w:p>
-    <w:p>
-      <w:pPr>
-        <w:pStyle w:val="ListBullet"/>
-        <w:spacing w:line="240" w:lineRule="auto"/>
-        <w:ind w:left="720"/>
-      </w:pPr>
-      <w:r>
-        <w:rPr>
-          <w:lang w:val="zh_TW" w:bidi="zh_TW"/>
-        </w:rPr>
-      </w:r>
-      <w:r>
-        <w:rPr>
-          <w:lang w:val="zh_TW" w:bidi="zh_TW"/>
-        </w:rPr>
-        <w:t>被稱為使徒的早期基督教領袖經歷了艱難時期。他們這樣做是為了讓神的子民可以得救，並與神永遠同在（</w:t>
-      </w:r>
-      <w:hyperlink r:id="rId27">
-        <w:r>
-          <w:rPr>
-            <w:lang w:val="zh_TW" w:bidi="zh_TW"/>
-          </w:rPr>
-          <w:rPr>
-            <w:color w:val="0000EE"/>
-            <w:u w:val="single"/>
-          </w:rPr>
-          <w:t>提後2:10</w:t>
-        </w:r>
-      </w:hyperlink>
-      <w:r>
-        <w:rPr>
-          <w:lang w:val="zh_TW" w:bidi="zh_TW"/>
-        </w:rPr>
-        <w:t>）。</w:t>
+        <w:t>）。性交是神所設計的特殊肢體交流，用來彰顯並確認男女之間獨特且終身的關係，聖經稱之為「婚姻」。</w:t>
       </w:r>
     </w:p>
     <w:p>
@@ -951,9 +805,9 @@
         <w:rPr>
           <w:lang w:val="zh_TW" w:bidi="zh_TW"/>
         </w:rPr>
-        <w:t>選民是以他們對神的信心著稱（</w:t>
-      </w:r>
-      <w:hyperlink r:id="rId28">
+        <w:t>聖經禁止同性戀（</w:t>
+      </w:r>
+      <w:hyperlink r:id="rId29">
         <w:r>
           <w:rPr>
             <w:lang w:val="zh_TW" w:bidi="zh_TW"/>
@@ -962,16 +816,16 @@
             <w:color w:val="0000EE"/>
             <w:u w:val="single"/>
           </w:rPr>
-          <w:t>多1:1</w:t>
+          <w:t>利18:22</w:t>
         </w:r>
       </w:hyperlink>
       <w:r>
         <w:rPr>
           <w:lang w:val="zh_TW" w:bidi="zh_TW"/>
         </w:rPr>
-        <w:t>）。他們的行為應該顯示出他們是神的子民（</w:t>
-      </w:r>
-      <w:hyperlink r:id="rId25">
+        <w:t>；</w:t>
+      </w:r>
+      <w:hyperlink r:id="rId30">
         <w:r>
           <w:rPr>
             <w:lang w:val="zh_TW" w:bidi="zh_TW"/>
@@ -980,14 +834,14 @@
             <w:color w:val="0000EE"/>
             <w:u w:val="single"/>
           </w:rPr>
-          <w:t>西3:12</w:t>
+          <w:t>羅1:26</w:t>
         </w:r>
       </w:hyperlink>
       <w:r>
         <w:rPr>
           <w:lang w:val="zh_TW" w:bidi="zh_TW"/>
         </w:rPr>
-        <w:t>）。他們必須堅定自己的呼召和揀選，也就是說，他們必須通過他們的生活方式來顯示他們屬於神（</w:t>
+        <w:t>–</w:t>
       </w:r>
       <w:hyperlink r:id="rId30">
         <w:r>
@@ -998,14 +852,14 @@
             <w:color w:val="0000EE"/>
             <w:u w:val="single"/>
           </w:rPr>
-          <w:t>彼後1:10</w:t>
+          <w:t>27</w:t>
         </w:r>
       </w:hyperlink>
       <w:r>
         <w:rPr>
           <w:lang w:val="zh_TW" w:bidi="zh_TW"/>
         </w:rPr>
-        <w:t>）。他們必須繼續忠於那位呼召他們的主（</w:t>
+        <w:t>；</w:t>
       </w:r>
       <w:hyperlink r:id="rId31">
         <w:r>
@@ -1016,14 +870,97 @@
             <w:color w:val="0000EE"/>
             <w:u w:val="single"/>
           </w:rPr>
-          <w:t>啟17:14</w:t>
+          <w:t>林前6:9</w:t>
         </w:r>
       </w:hyperlink>
       <w:r>
         <w:rPr>
           <w:lang w:val="zh_TW" w:bidi="zh_TW"/>
         </w:rPr>
-        <w:t>）。</w:t>
+        <w:t>–</w:t>
+      </w:r>
+      <w:hyperlink r:id="rId31">
+        <w:r>
+          <w:rPr>
+            <w:lang w:val="zh_TW" w:bidi="zh_TW"/>
+          </w:rPr>
+          <w:rPr>
+            <w:color w:val="0000EE"/>
+            <w:u w:val="single"/>
+          </w:rPr>
+          <w:t>10</w:t>
+        </w:r>
+      </w:hyperlink>
+      <w:r>
+        <w:rPr>
+          <w:lang w:val="zh_TW" w:bidi="zh_TW"/>
+        </w:rPr>
+        <w:t>；</w:t>
+      </w:r>
+      <w:hyperlink r:id="rId32">
+        <w:r>
+          <w:rPr>
+            <w:lang w:val="zh_TW" w:bidi="zh_TW"/>
+          </w:rPr>
+          <w:rPr>
+            <w:color w:val="0000EE"/>
+            <w:u w:val="single"/>
+          </w:rPr>
+          <w:t>提前1:9</w:t>
+        </w:r>
+      </w:hyperlink>
+      <w:r>
+        <w:rPr>
+          <w:lang w:val="zh_TW" w:bidi="zh_TW"/>
+        </w:rPr>
+        <w:t>–</w:t>
+      </w:r>
+      <w:hyperlink r:id="rId32">
+        <w:r>
+          <w:rPr>
+            <w:lang w:val="zh_TW" w:bidi="zh_TW"/>
+          </w:rPr>
+          <w:rPr>
+            <w:color w:val="0000EE"/>
+            <w:u w:val="single"/>
+          </w:rPr>
+          <w:t>10</w:t>
+        </w:r>
+      </w:hyperlink>
+      <w:r>
+        <w:rPr>
+          <w:lang w:val="zh_TW" w:bidi="zh_TW"/>
+        </w:rPr>
+        <w:t>）。這禁令的唯一解釋，見於</w:t>
+      </w:r>
+      <w:hyperlink r:id="rId33">
+        <w:r>
+          <w:rPr>
+            <w:lang w:val="zh_TW" w:bidi="zh_TW"/>
+          </w:rPr>
+          <w:rPr>
+            <w:color w:val="0000EE"/>
+            <w:u w:val="single"/>
+          </w:rPr>
+          <w:t>羅馬書一章24至27節</w:t>
+        </w:r>
+      </w:hyperlink>
+      <w:r>
+        <w:rPr>
+          <w:lang w:val="zh_TW" w:bidi="zh_TW"/>
+        </w:rPr>
+        <w:t>。這些經文表明，人遠離神、轉向偶像之後，神便任憑他們隨從情慾，其中包括同性戀。在這觀點中，同性戀被視為違背神所設立的自然秩序，這秩序是為了讓男女能繁衍生命。</w:t>
+      </w:r>
+    </w:p>
+    <w:p>
+      <w:pPr>
+        <w:pStyle w:val="Heading3"/>
+      </w:pPr>
+      <w:r>
+        <w:rPr>
+          <w:lang w:val="zh_TW" w:bidi="zh_TW"/>
+        </w:rPr>
+        <w:t>勝過性誘惑</w:t>
       </w:r>
     </w:p>
     <w:p>
@@ -1033,6 +970,102 @@
           <w:lang w:val="zh_TW" w:bidi="zh_TW"/>
         </w:rPr>
       </w:r>
+      <w:r>
+        <w:rPr>
+          <w:lang w:val="zh_TW" w:bidi="zh_TW"/>
+        </w:rPr>
+        <w:t>聖經提供了實用的建議來勝過性誘惑：逃避它。當約瑟被他主人之妻引誘時，他就逃跑，甚至丟下外衣（</w:t>
+      </w:r>
+      <w:hyperlink r:id="rId34">
+        <w:r>
+          <w:rPr>
+            <w:lang w:val="zh_TW" w:bidi="zh_TW"/>
+          </w:rPr>
+          <w:rPr>
+            <w:color w:val="0000EE"/>
+            <w:u w:val="single"/>
+          </w:rPr>
+          <w:t>創39:12</w:t>
+        </w:r>
+      </w:hyperlink>
+      <w:r>
+        <w:rPr>
+          <w:lang w:val="zh_TW" w:bidi="zh_TW"/>
+        </w:rPr>
+        <w:t>）。保羅勸勉基督徒要效法約瑟的榜樣（</w:t>
+      </w:r>
+      <w:hyperlink r:id="rId26">
+        <w:r>
+          <w:rPr>
+            <w:lang w:val="zh_TW" w:bidi="zh_TW"/>
+          </w:rPr>
+          <w:rPr>
+            <w:color w:val="0000EE"/>
+            <w:u w:val="single"/>
+          </w:rPr>
+          <w:t>林前6:18</w:t>
+        </w:r>
+      </w:hyperlink>
+      <w:r>
+        <w:rPr>
+          <w:lang w:val="zh_TW" w:bidi="zh_TW"/>
+        </w:rPr>
+        <w:t>；</w:t>
+      </w:r>
+      <w:hyperlink r:id="rId35">
+        <w:r>
+          <w:rPr>
+            <w:lang w:val="zh_TW" w:bidi="zh_TW"/>
+          </w:rPr>
+          <w:rPr>
+            <w:color w:val="0000EE"/>
+            <w:u w:val="single"/>
+          </w:rPr>
+          <w:t>提後2:22</w:t>
+        </w:r>
+      </w:hyperlink>
+      <w:r>
+        <w:rPr>
+          <w:lang w:val="zh_TW" w:bidi="zh_TW"/>
+        </w:rPr>
+        <w:t>）。這承認人類對性的強烈渴望，但並不是叫人絕望。保羅教導，聖靈賜給信徒能力，使他們可以勝過性誘惑。他見過一些基督徒憑藉聖靈的能力，克制自己，甚至戰勝最難改變的惡習（</w:t>
+      </w:r>
+      <w:hyperlink r:id="rId36">
+        <w:r>
+          <w:rPr>
+            <w:lang w:val="zh_TW" w:bidi="zh_TW"/>
+          </w:rPr>
+          <w:rPr>
+            <w:color w:val="0000EE"/>
+            <w:u w:val="single"/>
+          </w:rPr>
+          <w:t>林前6:9</w:t>
+        </w:r>
+      </w:hyperlink>
+      <w:r>
+        <w:rPr>
+          <w:lang w:val="zh_TW" w:bidi="zh_TW"/>
+        </w:rPr>
+        <w:t>–</w:t>
+      </w:r>
+      <w:hyperlink r:id="rId36">
+        <w:r>
+          <w:rPr>
+            <w:lang w:val="zh_TW" w:bidi="zh_TW"/>
+          </w:rPr>
+          <w:rPr>
+            <w:color w:val="0000EE"/>
+            <w:u w:val="single"/>
+          </w:rPr>
+          <w:t>11</w:t>
+        </w:r>
+      </w:hyperlink>
+      <w:r>
+        <w:rPr>
+          <w:lang w:val="zh_TW" w:bidi="zh_TW"/>
+        </w:rPr>
+        <w:t>；</w:t>
+      </w:r>
       <w:hyperlink r:id="rId37">
         <w:r>
           <w:rPr>
@@ -1042,14 +1075,61 @@
             <w:color w:val="0000EE"/>
             <w:u w:val="single"/>
           </w:rPr>
-          <w:t>馬太福音二十二章14節</w:t>
+          <w:t>加5:22</w:t>
         </w:r>
       </w:hyperlink>
       <w:r>
         <w:rPr>
           <w:lang w:val="zh_TW" w:bidi="zh_TW"/>
         </w:rPr>
-        <w:t>解釋了神的呼召與人的回應之間的關係：「因為被召的人多，選上的人少。」雖然神通過福音呼召了許多人，但只有一部分人回應這個呼召並成為祂的選民。</w:t>
+        <w:t>–</w:t>
+      </w:r>
+      <w:hyperlink r:id="rId37">
+        <w:r>
+          <w:rPr>
+            <w:lang w:val="zh_TW" w:bidi="zh_TW"/>
+          </w:rPr>
+          <w:rPr>
+            <w:color w:val="0000EE"/>
+            <w:u w:val="single"/>
+          </w:rPr>
+          <w:t>23</w:t>
+        </w:r>
+      </w:hyperlink>
+      <w:r>
+        <w:rPr>
+          <w:lang w:val="zh_TW" w:bidi="zh_TW"/>
+        </w:rPr>
+        <w:t>；</w:t>
+      </w:r>
+      <w:hyperlink r:id="rId38">
+        <w:r>
+          <w:rPr>
+            <w:lang w:val="zh_TW" w:bidi="zh_TW"/>
+          </w:rPr>
+          <w:rPr>
+            <w:color w:val="0000EE"/>
+            <w:u w:val="single"/>
+          </w:rPr>
+          <w:t>提後1:7</w:t>
+        </w:r>
+      </w:hyperlink>
+      <w:r>
+        <w:rPr>
+          <w:lang w:val="zh_TW" w:bidi="zh_TW"/>
+        </w:rPr>
+        <w:t>）。</w:t>
+      </w:r>
+    </w:p>
+    <w:p>
+      <w:pPr>
+        <w:pStyle w:val="Heading3"/>
+      </w:pPr>
+      <w:r>
+        <w:rPr>
+          <w:lang w:val="zh_TW" w:bidi="zh_TW"/>
+        </w:rPr>
+        <w:t>人類性慾的未來</w:t>
       </w:r>
     </w:p>
     <w:p>
@@ -1063,9 +1143,9 @@
         <w:rPr>
           <w:lang w:val="zh_TW" w:bidi="zh_TW"/>
         </w:rPr>
-        <w:t>聖經並未完全解釋為什麼只有一些人成為神的子民。當然，當一個人確實回應神的呼召時，那是因為福音臨到了他或她「不獨在乎言語，也在乎權能和聖靈，並充足的信心」（</w:t>
-      </w:r>
-      <w:hyperlink r:id="rId38">
+        <w:t>新約暗示神將結束人類的性，正如祂起初設立它一樣。耶穌教導說，在將來的世界裡「人也不娶，也不嫁」（</w:t>
+      </w:r>
+      <w:hyperlink r:id="rId39">
         <w:r>
           <w:rPr>
             <w:lang w:val="zh_TW" w:bidi="zh_TW"/>
@@ -1074,14 +1154,14 @@
             <w:color w:val="0000EE"/>
             <w:u w:val="single"/>
           </w:rPr>
-          <w:t>帖前1:4–5</w:t>
+          <w:t>太22:30</w:t>
         </w:r>
       </w:hyperlink>
       <w:r>
         <w:rPr>
           <w:lang w:val="zh_TW" w:bidi="zh_TW"/>
         </w:rPr>
-        <w:t>）。人們拒絕福音，是因為他們因罪和過分相信自己的作為而變得心硬。聖經並未進一步解釋，所以基督徒不應該嘗試添加自己的解釋。</w:t>
+        <w:t>）。這是意料之外，但卻合乎聖經教導的結論。當不再有死亡時，生育的需要便消失。當人際關係達到完全的愛時，性作為維繫關係的需要也就不復存在。因此，神對人類性慾的兩大目的——繁衍與加深關係，都將在永恆中得著完全實現。</w:t>
       </w:r>
     </w:p>
     <w:p>
@@ -1093,146 +1173,6 @@
       </w:r>
       <w:r>
         <w:rPr>
-          <w:lang w:val="zh_TW" w:bidi="zh_TW"/>
-        </w:rPr>
-        <w:t>「揀選」也可以意味著神揀選人來完成特殊的任務。耶穌從一大群跟隨祂的人中選擇了十二個門徒（</w:t>
-      </w:r>
-      <w:hyperlink r:id="rId39">
-        <w:r>
-          <w:rPr>
-            <w:lang w:val="zh_TW" w:bidi="zh_TW"/>
-          </w:rPr>
-          <w:rPr>
-            <w:color w:val="0000EE"/>
-            <w:u w:val="single"/>
-          </w:rPr>
-          <w:t>路6:13</w:t>
-        </w:r>
-      </w:hyperlink>
-      <w:r>
-        <w:rPr>
-          <w:lang w:val="zh_TW" w:bidi="zh_TW"/>
-        </w:rPr>
-        <w:t>；</w:t>
-      </w:r>
-      <w:hyperlink r:id="rId40">
-        <w:r>
-          <w:rPr>
-            <w:lang w:val="zh_TW" w:bidi="zh_TW"/>
-          </w:rPr>
-          <w:rPr>
-            <w:color w:val="0000EE"/>
-            <w:u w:val="single"/>
-          </w:rPr>
-          <w:t>徒1:2</w:t>
-        </w:r>
-      </w:hyperlink>
-      <w:r>
-        <w:rPr>
-          <w:lang w:val="zh_TW" w:bidi="zh_TW"/>
-        </w:rPr>
-        <w:t>）。同樣，在約翰福音中，耶穌說祂雖然揀選了十二個門徒，但祂稱出賣祂的猶大為「魔鬼」（</w:t>
-      </w:r>
-      <w:hyperlink r:id="rId41">
-        <w:r>
-          <w:rPr>
-            <w:lang w:val="zh_TW" w:bidi="zh_TW"/>
-          </w:rPr>
-          <w:rPr>
-            <w:color w:val="0000EE"/>
-            <w:u w:val="single"/>
-          </w:rPr>
-          <w:t>約6:70</w:t>
-        </w:r>
-      </w:hyperlink>
-      <w:r>
-        <w:rPr>
-          <w:lang w:val="zh_TW" w:bidi="zh_TW"/>
-        </w:rPr>
-        <w:t>，</w:t>
-      </w:r>
-      <w:hyperlink r:id="rId42">
-        <w:r>
-          <w:rPr>
-            <w:lang w:val="zh_TW" w:bidi="zh_TW"/>
-          </w:rPr>
-          <w:rPr>
-            <w:color w:val="0000EE"/>
-            <w:u w:val="single"/>
-          </w:rPr>
-          <w:t>13:18</w:t>
-        </w:r>
-      </w:hyperlink>
-      <w:r>
-        <w:rPr>
-          <w:lang w:val="zh_TW" w:bidi="zh_TW"/>
-        </w:rPr>
-        <w:t>）。當需要選出另一位門徒來取代猶大時，教會向耶穌祈禱，請耶穌指示他們應該從兩個人中挑選哪一個加入十二使徒（</w:t>
-      </w:r>
-      <w:hyperlink r:id="rId43">
-        <w:r>
-          <w:rPr>
-            <w:lang w:val="zh_TW" w:bidi="zh_TW"/>
-          </w:rPr>
-          <w:rPr>
-            <w:color w:val="0000EE"/>
-            <w:u w:val="single"/>
-          </w:rPr>
-          <w:t>徒1:24</w:t>
-        </w:r>
-      </w:hyperlink>
-      <w:r>
-        <w:rPr>
-          <w:lang w:val="zh_TW" w:bidi="zh_TW"/>
-        </w:rPr>
-        <w:t>）。彼得說神揀選了他向外邦人傳福音（</w:t>
-      </w:r>
-      <w:hyperlink r:id="rId44">
-        <w:r>
-          <w:rPr>
-            <w:lang w:val="zh_TW" w:bidi="zh_TW"/>
-          </w:rPr>
-          <w:rPr>
-            <w:color w:val="0000EE"/>
-            <w:u w:val="single"/>
-          </w:rPr>
-          <w:t>15:7</w:t>
-        </w:r>
-      </w:hyperlink>
-      <w:r>
-        <w:rPr>
-          <w:lang w:val="zh_TW" w:bidi="zh_TW"/>
-        </w:rPr>
-        <w:t>）。 同樣，保羅說神揀選他將信息帶給外邦人（</w:t>
-      </w:r>
-      <w:hyperlink r:id="rId45">
-        <w:r>
-          <w:rPr>
-            <w:lang w:val="zh_TW" w:bidi="zh_TW"/>
-          </w:rPr>
-          <w:rPr>
-            <w:color w:val="0000EE"/>
-            <w:u w:val="single"/>
-          </w:rPr>
-          <w:t>9:15</w:t>
-        </w:r>
-      </w:hyperlink>
-      <w:r>
-        <w:rPr>
-          <w:lang w:val="zh_TW" w:bidi="zh_TW"/>
-        </w:rPr>
-        <w:t>）。這些例子顯示神在基督徒宣教中採取的第一步，祂揀選人以不同的方式來事奉祂。</w:t>
-      </w:r>
-    </w:p>
-    <w:p>
-      <w:pPr/>
-      <w:r>
-        <w:rPr>
-          <w:lang w:val="zh_TW" w:bidi="zh_TW"/>
-        </w:rPr>
-      </w:r>
-      <w:r>
-        <w:rPr>
           <w:i/>
           <w:lang w:val="zh_TW" w:bidi="zh_TW"/>
         </w:rPr>
@@ -1242,25 +1182,67 @@
         <w:rPr>
           <w:lang w:val="zh_TW" w:bidi="zh_TW"/>
         </w:rPr>
-        <w:t xml:space="preserve"> </w:t>
-      </w:r>
-      <w:r>
-        <w:rPr>
-          <w:lang w:val="zh_TW" w:bidi="zh_TW"/>
-        </w:rPr>
-        <w:t>預知</w:t>
-      </w:r>
-      <w:r>
-        <w:rPr>
-          <w:lang w:val="zh_TW" w:bidi="zh_TW"/>
-        </w:rPr>
-        <w:t>；</w:t>
-      </w:r>
-      <w:r>
-        <w:rPr>
-          <w:lang w:val="zh_TW" w:bidi="zh_TW"/>
-        </w:rPr>
-        <w:t>預定</w:t>
+        <w:t>休妻</w:t>
+      </w:r>
+      <w:r>
+        <w:rPr>
+          <w:lang w:val="zh_TW" w:bidi="zh_TW"/>
+        </w:rPr>
+        <w:t>、</w:t>
+      </w:r>
+      <w:r>
+        <w:rPr>
+          <w:lang w:val="zh_TW" w:bidi="zh_TW"/>
+        </w:rPr>
+        <w:t>家庭生活和關係</w:t>
+      </w:r>
+      <w:r>
+        <w:rPr>
+          <w:lang w:val="zh_TW" w:bidi="zh_TW"/>
+        </w:rPr>
+        <w:t>、</w:t>
+      </w:r>
+      <w:r>
+        <w:rPr>
+          <w:lang w:val="zh_TW" w:bidi="zh_TW"/>
+        </w:rPr>
+        <w:t>男人</w:t>
+      </w:r>
+      <w:r>
+        <w:rPr>
+          <w:lang w:val="zh_TW" w:bidi="zh_TW"/>
+        </w:rPr>
+        <w:t>、</w:t>
+      </w:r>
+      <w:r>
+        <w:rPr>
+          <w:lang w:val="zh_TW" w:bidi="zh_TW"/>
+        </w:rPr>
+        <w:t>婚姻，婚姻習俗</w:t>
+      </w:r>
+      <w:r>
+        <w:rPr>
+          <w:lang w:val="zh_TW" w:bidi="zh_TW"/>
+        </w:rPr>
+        <w:t>、</w:t>
+      </w:r>
+      <w:r>
+        <w:rPr>
+          <w:lang w:val="zh_TW" w:bidi="zh_TW"/>
+        </w:rPr>
+        <w:t>童貞女</w:t>
+      </w:r>
+      <w:r>
+        <w:rPr>
+          <w:lang w:val="zh_TW" w:bidi="zh_TW"/>
+        </w:rPr>
+        <w:t>、</w:t>
+      </w:r>
+      <w:r>
+        <w:rPr>
+          <w:lang w:val="zh_TW" w:bidi="zh_TW"/>
+        </w:rPr>
+        <w:t>婦女</w:t>
       </w:r>
       <w:r>
         <w:rPr>

--- a/zht/docx/162.content.docx
+++ b/zht/docx/162.content.docx
@@ -149,7 +149,7 @@
         <w:rPr>
           <w:lang w:val="zh_TW" w:bidi="zh_TW"/>
         </w:rPr>
-        <w:t>xing</w:t>
+        <w:t>tui</w:t>
       </w:r>
       <w:r>
         <w:rPr>
@@ -212,23 +212,12 @@
         <w:rPr>
           <w:lang w:val="zh_TW" w:bidi="zh_TW"/>
         </w:rPr>
-        <w:t>性，性慾</w:t>
+        <w:t>推基古</w:t>
       </w:r>
       <w:r>
         <w:rPr>
           <w:lang w:val="zh_TW" w:bidi="zh_TW"/>
         </w:rPr>
-      </w:r>
-    </w:p>
-    <w:p>
-      <w:pPr>
-        <w:pStyle w:val="Heading3"/>
-      </w:pPr>
-      <w:r>
-        <w:rPr>
-          <w:lang w:val="zh_TW" w:bidi="zh_TW"/>
-        </w:rPr>
-        <w:t>聖經對性與性慾的正面觀點</w:t>
       </w:r>
     </w:p>
     <w:p>
@@ -242,19 +231,7 @@
         <w:rPr>
           <w:lang w:val="zh_TW" w:bidi="zh_TW"/>
         </w:rPr>
-        <w:t>與某些宗教和哲學不同，聖經對人類的性有正面看法。根據舊約，神創造人是具有性別的存在。成為男性或女性，是</w:t>
-      </w:r>
-      <w:r>
-        <w:rPr>
-          <w:lang w:val="zh_TW" w:bidi="zh_TW"/>
-        </w:rPr>
-        <w:t>神就照着自己的形像造人</w:t>
-      </w:r>
-      <w:r>
-        <w:rPr>
-          <w:lang w:val="zh_TW" w:bidi="zh_TW"/>
-        </w:rPr>
-        <w:t>（</w:t>
+        <w:t>在保羅為耶路撒冷教會收集和送交奉獻的旅行中，隨行保羅的信徒之一（</w:t>
       </w:r>
       <w:hyperlink r:id="rId13">
         <w:r>
@@ -265,32 +242,14 @@
             <w:color w:val="0000EE"/>
             <w:u w:val="single"/>
           </w:rPr>
-          <w:t>創1:26</w:t>
+          <w:t>徒20:4</w:t>
         </w:r>
       </w:hyperlink>
       <w:r>
         <w:rPr>
           <w:lang w:val="zh_TW" w:bidi="zh_TW"/>
         </w:rPr>
-        <w:t>–</w:t>
-      </w:r>
-      <w:hyperlink r:id="rId13">
-        <w:r>
-          <w:rPr>
-            <w:lang w:val="zh_TW" w:bidi="zh_TW"/>
-          </w:rPr>
-          <w:rPr>
-            <w:color w:val="0000EE"/>
-            <w:u w:val="single"/>
-          </w:rPr>
-          <w:t>28</w:t>
-        </w:r>
-      </w:hyperlink>
-      <w:r>
-        <w:rPr>
-          <w:lang w:val="zh_TW" w:bidi="zh_TW"/>
-        </w:rPr>
-        <w:t>）。因此，性不只是人的行為，而是其身分的重要部份。</w:t>
+        <w:t>）。由於他經常與以弗所的特羅非摩一同被提及，推基古很可能也是以弗所人。</w:t>
       </w:r>
     </w:p>
     <w:p>
@@ -304,7 +263,7 @@
         <w:rPr>
           <w:lang w:val="zh_TW" w:bidi="zh_TW"/>
         </w:rPr>
-        <w:t>舊約表明男女身體上的差異並不可恥（</w:t>
+        <w:t>推基古負責送達保羅寫給以弗所教會的書信（</w:t>
       </w:r>
       <w:hyperlink r:id="rId14">
         <w:r>
@@ -315,14 +274,14 @@
             <w:color w:val="0000EE"/>
             <w:u w:val="single"/>
           </w:rPr>
-          <w:t>創2:25</w:t>
+          <w:t>弗6:21</w:t>
         </w:r>
       </w:hyperlink>
       <w:r>
         <w:rPr>
           <w:lang w:val="zh_TW" w:bidi="zh_TW"/>
         </w:rPr>
-        <w:t>）。性行為本身也不羞恥（</w:t>
+        <w:t>），以及保羅寫給腓利門和歌羅西教會的書信（</w:t>
       </w:r>
       <w:hyperlink r:id="rId15">
         <w:r>
@@ -333,32 +292,14 @@
             <w:color w:val="0000EE"/>
             <w:u w:val="single"/>
           </w:rPr>
-          <w:t>箴5:18</w:t>
+          <w:t>西4:7</w:t>
         </w:r>
       </w:hyperlink>
       <w:r>
         <w:rPr>
           <w:lang w:val="zh_TW" w:bidi="zh_TW"/>
         </w:rPr>
-        <w:t>–</w:t>
-      </w:r>
-      <w:hyperlink r:id="rId15">
-        <w:r>
-          <w:rPr>
-            <w:lang w:val="zh_TW" w:bidi="zh_TW"/>
-          </w:rPr>
-          <w:rPr>
-            <w:color w:val="0000EE"/>
-            <w:u w:val="single"/>
-          </w:rPr>
-          <w:t>19</w:t>
-        </w:r>
-      </w:hyperlink>
-      <w:r>
-        <w:rPr>
-          <w:lang w:val="zh_TW" w:bidi="zh_TW"/>
-        </w:rPr>
-        <w:t>；</w:t>
+        <w:t>）。大多數人認為他也是隨同提多送達哥林多後書的兩位基督徒之一（另一位是特羅非摩）（</w:t>
       </w:r>
       <w:hyperlink r:id="rId16">
         <w:r>
@@ -369,57 +310,7 @@
             <w:color w:val="0000EE"/>
             <w:u w:val="single"/>
           </w:rPr>
-          <w:t>傳9:9</w:t>
-        </w:r>
-      </w:hyperlink>
-      <w:r>
-        <w:rPr>
-          <w:lang w:val="zh_TW" w:bidi="zh_TW"/>
-        </w:rPr>
-        <w:t>）。特別是雅歌，這首美麗的愛情詩歌讚美了肉體的激情，不應只從屬靈的角度解釋其內容。</w:t>
-      </w:r>
-    </w:p>
-    <w:p>
-      <w:pPr/>
-      <w:r>
-        <w:rPr>
-          <w:lang w:val="zh_TW" w:bidi="zh_TW"/>
-        </w:rPr>
-      </w:r>
-      <w:r>
-        <w:rPr>
-          <w:lang w:val="zh_TW" w:bidi="zh_TW"/>
-        </w:rPr>
-        <w:t>保羅在哥林多前書和提摩太前書中，同樣表達了正面的態度。哥林多和以弗所的社會充滿淫亂，因此一些基督徒選擇完全禁欲，甚至禁止婚姻（</w:t>
-      </w:r>
-      <w:hyperlink r:id="rId17">
-        <w:r>
-          <w:rPr>
-            <w:lang w:val="zh_TW" w:bidi="zh_TW"/>
-          </w:rPr>
-          <w:rPr>
-            <w:color w:val="0000EE"/>
-            <w:u w:val="single"/>
-          </w:rPr>
-          <w:t>提前4:3</w:t>
-        </w:r>
-      </w:hyperlink>
-      <w:r>
-        <w:rPr>
-          <w:lang w:val="zh_TW" w:bidi="zh_TW"/>
-        </w:rPr>
-        <w:t>）。已婚夫婦停止了性生活，他們認為這樣能使自己更屬靈（參</w:t>
-      </w:r>
-      <w:hyperlink r:id="rId18">
-        <w:r>
-          <w:rPr>
-            <w:lang w:val="zh_TW" w:bidi="zh_TW"/>
-          </w:rPr>
-          <w:rPr>
-            <w:color w:val="0000EE"/>
-            <w:u w:val="single"/>
-          </w:rPr>
-          <w:t>林前7:5</w:t>
+          <w:t>林後8:16–24</w:t>
         </w:r>
       </w:hyperlink>
       <w:r>
@@ -440,9 +331,9 @@
         <w:rPr>
           <w:lang w:val="zh_TW" w:bidi="zh_TW"/>
         </w:rPr>
-        <w:t>然而，保羅拒絕這種看法。他引用創世記，提醒信徒要為神的恩賜感恩（</w:t>
+        <w:t>保羅在後來的書信中兩次提到推基古。第一次是保羅派他到克里特與提多在一起（</w:t>
       </w:r>
-      <w:hyperlink r:id="rId19">
+      <w:hyperlink r:id="rId17">
         <w:r>
           <w:rPr>
             <w:lang w:val="zh_TW" w:bidi="zh_TW"/>
@@ -451,16 +342,16 @@
             <w:color w:val="0000EE"/>
             <w:u w:val="single"/>
           </w:rPr>
-          <w:t>提前4:3–5</w:t>
+          <w:t>多3:12</w:t>
         </w:r>
       </w:hyperlink>
       <w:r>
         <w:rPr>
           <w:lang w:val="zh_TW" w:bidi="zh_TW"/>
         </w:rPr>
-        <w:t>）。他也教導夫妻應當滿足彼此的性需要（</w:t>
+        <w:t>）。後來保羅告訴提摩太，他已經派推基古到以弗所（</w:t>
       </w:r>
-      <w:hyperlink r:id="rId20">
+      <w:hyperlink r:id="rId18">
         <w:r>
           <w:rPr>
             <w:lang w:val="zh_TW" w:bidi="zh_TW"/>
@@ -469,786 +360,14 @@
             <w:color w:val="0000EE"/>
             <w:u w:val="single"/>
           </w:rPr>
-          <w:t>林前7:3–4</w:t>
+          <w:t>提後4:12</w:t>
         </w:r>
       </w:hyperlink>
       <w:r>
         <w:rPr>
           <w:lang w:val="zh_TW" w:bidi="zh_TW"/>
         </w:rPr>
-        <w:t>）。</w:t>
-      </w:r>
-    </w:p>
-    <w:p>
-      <w:pPr/>
-      <w:r>
-        <w:rPr>
-          <w:lang w:val="zh_TW" w:bidi="zh_TW"/>
-        </w:rPr>
-      </w:r>
-      <w:r>
-        <w:rPr>
-          <w:lang w:val="zh_TW" w:bidi="zh_TW"/>
-        </w:rPr>
-        <w:t>神設立性是為了繁衍後代（</w:t>
-      </w:r>
-      <w:hyperlink r:id="rId21">
-        <w:r>
-          <w:rPr>
-            <w:lang w:val="zh_TW" w:bidi="zh_TW"/>
-          </w:rPr>
-          <w:rPr>
-            <w:color w:val="0000EE"/>
-            <w:u w:val="single"/>
-          </w:rPr>
-          <w:t>創1:28</w:t>
-        </w:r>
-      </w:hyperlink>
-      <w:r>
-        <w:rPr>
-          <w:lang w:val="zh_TW" w:bidi="zh_TW"/>
-        </w:rPr>
-        <w:t>），但性行為也能加深夫妻關係。</w:t>
-      </w:r>
-      <w:hyperlink r:id="rId22">
-        <w:r>
-          <w:rPr>
-            <w:lang w:val="zh_TW" w:bidi="zh_TW"/>
-          </w:rPr>
-          <w:rPr>
-            <w:color w:val="0000EE"/>
-            <w:u w:val="single"/>
-          </w:rPr>
-          <w:t>創世記第2章</w:t>
-        </w:r>
-      </w:hyperlink>
-      <w:r>
-        <w:rPr>
-          <w:lang w:val="zh_TW" w:bidi="zh_TW"/>
-        </w:rPr>
-        <w:t>描述神創造女人為男人的伴侶（</w:t>
-      </w:r>
-      <w:hyperlink r:id="rId23">
-        <w:r>
-          <w:rPr>
-            <w:lang w:val="zh_TW" w:bidi="zh_TW"/>
-          </w:rPr>
-          <w:rPr>
-            <w:color w:val="0000EE"/>
-            <w:u w:val="single"/>
-          </w:rPr>
-          <w:t>2:18</w:t>
-        </w:r>
-      </w:hyperlink>
-      <w:r>
-        <w:rPr>
-          <w:lang w:val="zh_TW" w:bidi="zh_TW"/>
-        </w:rPr>
-        <w:t>–</w:t>
-      </w:r>
-      <w:hyperlink r:id="rId23">
-        <w:r>
-          <w:rPr>
-            <w:lang w:val="zh_TW" w:bidi="zh_TW"/>
-          </w:rPr>
-          <w:rPr>
-            <w:color w:val="0000EE"/>
-            <w:u w:val="single"/>
-          </w:rPr>
-          <w:t>24</w:t>
-        </w:r>
-      </w:hyperlink>
-      <w:r>
-        <w:rPr>
-          <w:lang w:val="zh_TW" w:bidi="zh_TW"/>
-        </w:rPr>
-        <w:t>），人類的性不僅是肉體上的交合，成為男性或女性也是神幫助人類建立各種關係的方式，甚至包括那些通常不被認為與性有關的關係。</w:t>
-      </w:r>
-    </w:p>
-    <w:p>
-      <w:pPr>
-        <w:pStyle w:val="Heading3"/>
-      </w:pPr>
-      <w:r>
-        <w:rPr>
-          <w:lang w:val="zh_TW" w:bidi="zh_TW"/>
-        </w:rPr>
-        <w:t>罪對人類性行為的影響</w:t>
-      </w:r>
-    </w:p>
-    <w:p>
-      <w:pPr/>
-      <w:r>
-        <w:rPr>
-          <w:lang w:val="zh_TW" w:bidi="zh_TW"/>
-        </w:rPr>
-      </w:r>
-      <w:r>
-        <w:rPr>
-          <w:lang w:val="zh_TW" w:bidi="zh_TW"/>
-        </w:rPr>
-        <w:t>聖經坦白承認人性中負面的部份。在描述「性」在上帝的完美計劃中的美好之後，創世記解釋「性」如何像其他一切一樣，被罪所玷污：</w:t>
-      </w:r>
-    </w:p>
-    <w:p>
-      <w:pPr>
-        <w:pStyle w:val="ListBullet"/>
-        <w:spacing w:line="240" w:lineRule="auto"/>
-        <w:ind w:left="720"/>
-      </w:pPr>
-      <w:r>
-        <w:rPr>
-          <w:lang w:val="zh_TW" w:bidi="zh_TW"/>
-        </w:rPr>
-      </w:r>
-      <w:r>
-        <w:rPr>
-          <w:lang w:val="zh_TW" w:bidi="zh_TW"/>
-        </w:rPr>
-        <w:t>裸體變得羞恥和令人懼怕</w:t>
-      </w:r>
-    </w:p>
-    <w:p>
-      <w:pPr>
-        <w:pStyle w:val="ListBullet"/>
-        <w:spacing w:line="240" w:lineRule="auto"/>
-        <w:ind w:left="720"/>
-      </w:pPr>
-      <w:r>
-        <w:rPr>
-          <w:lang w:val="zh_TW" w:bidi="zh_TW"/>
-        </w:rPr>
-      </w:r>
-      <w:r>
-        <w:rPr>
-          <w:lang w:val="zh_TW" w:bidi="zh_TW"/>
-        </w:rPr>
-        <w:t>男女開始把彼此當作性的工具，而不是完整的人（</w:t>
-      </w:r>
-      <w:hyperlink r:id="rId24">
-        <w:r>
-          <w:rPr>
-            <w:lang w:val="zh_TW" w:bidi="zh_TW"/>
-          </w:rPr>
-          <w:rPr>
-            <w:color w:val="0000EE"/>
-            <w:u w:val="single"/>
-          </w:rPr>
-          <w:t>創3:7</w:t>
-        </w:r>
-      </w:hyperlink>
-      <w:r>
-        <w:rPr>
-          <w:lang w:val="zh_TW" w:bidi="zh_TW"/>
-        </w:rPr>
-        <w:t>–</w:t>
-      </w:r>
-      <w:hyperlink r:id="rId24">
-        <w:r>
-          <w:rPr>
-            <w:lang w:val="zh_TW" w:bidi="zh_TW"/>
-          </w:rPr>
-          <w:rPr>
-            <w:color w:val="0000EE"/>
-            <w:u w:val="single"/>
-          </w:rPr>
-          <w:t>10</w:t>
-        </w:r>
-      </w:hyperlink>
-      <w:r>
-        <w:rPr>
-          <w:lang w:val="zh_TW" w:bidi="zh_TW"/>
-        </w:rPr>
-        <w:t>）</w:t>
-      </w:r>
-    </w:p>
-    <w:p>
-      <w:pPr>
-        <w:pStyle w:val="ListBullet"/>
-        <w:spacing w:line="240" w:lineRule="auto"/>
-        <w:ind w:left="720"/>
-      </w:pPr>
-      <w:r>
-        <w:rPr>
-          <w:lang w:val="zh_TW" w:bidi="zh_TW"/>
-        </w:rPr>
-      </w:r>
-      <w:r>
-        <w:rPr>
-          <w:lang w:val="zh_TW" w:bidi="zh_TW"/>
-        </w:rPr>
-        <w:t>信任與溫柔被背叛與苛刻所取代</w:t>
-      </w:r>
-    </w:p>
-    <w:p>
-      <w:pPr/>
-      <w:r>
-        <w:rPr>
-          <w:lang w:val="zh_TW" w:bidi="zh_TW"/>
-        </w:rPr>
-      </w:r>
-      <w:r>
-        <w:rPr>
-          <w:lang w:val="zh_TW" w:bidi="zh_TW"/>
-        </w:rPr>
-        <w:t>這就是歧視與虐待之根源，是今日女性主義所針對的現象。生育也因罪而受損，由此變得痛苦與艱難。</w:t>
-      </w:r>
-    </w:p>
-    <w:p>
-      <w:pPr/>
-      <w:r>
-        <w:rPr>
-          <w:lang w:val="zh_TW" w:bidi="zh_TW"/>
-        </w:rPr>
-      </w:r>
-      <w:r>
-        <w:rPr>
-          <w:lang w:val="zh_TW" w:bidi="zh_TW"/>
-        </w:rPr>
-        <w:t>這就是聖經禁止婚外性行為的背景。它禁止姦淫（</w:t>
-      </w:r>
-      <w:hyperlink r:id="rId25">
-        <w:r>
-          <w:rPr>
-            <w:lang w:val="zh_TW" w:bidi="zh_TW"/>
-          </w:rPr>
-          <w:rPr>
-            <w:color w:val="0000EE"/>
-            <w:u w:val="single"/>
-          </w:rPr>
-          <w:t>出20:14</w:t>
-        </w:r>
-      </w:hyperlink>
-      <w:r>
-        <w:rPr>
-          <w:lang w:val="zh_TW" w:bidi="zh_TW"/>
-        </w:rPr>
-        <w:t>），並且禁止一切婚姻之外的性行為（</w:t>
-      </w:r>
-      <w:hyperlink r:id="rId26">
-        <w:r>
-          <w:rPr>
-            <w:lang w:val="zh_TW" w:bidi="zh_TW"/>
-          </w:rPr>
-          <w:rPr>
-            <w:color w:val="0000EE"/>
-            <w:u w:val="single"/>
-          </w:rPr>
-          <w:t>林前6:18</w:t>
-        </w:r>
-      </w:hyperlink>
-      <w:r>
-        <w:rPr>
-          <w:lang w:val="zh_TW" w:bidi="zh_TW"/>
-        </w:rPr>
-        <w:t>；</w:t>
-      </w:r>
-      <w:hyperlink r:id="rId27">
-        <w:r>
-          <w:rPr>
-            <w:lang w:val="zh_TW" w:bidi="zh_TW"/>
-          </w:rPr>
-          <w:rPr>
-            <w:color w:val="0000EE"/>
-            <w:u w:val="single"/>
-          </w:rPr>
-          <w:t>帖前4:3</w:t>
-        </w:r>
-      </w:hyperlink>
-      <w:r>
-        <w:rPr>
-          <w:lang w:val="zh_TW" w:bidi="zh_TW"/>
-        </w:rPr>
-        <w:t>）。聖經並不常解釋為何某些行為被禁止。然而，當它提供禁止婚外關係的理由時，這些理由往往非常重要。其重點並非疾病、意外懷孕之類的後果，也不是行為背後的動機。</w:t>
-      </w:r>
-    </w:p>
-    <w:p>
-      <w:pPr/>
-      <w:r>
-        <w:rPr>
-          <w:lang w:val="zh_TW" w:bidi="zh_TW"/>
-        </w:rPr>
-      </w:r>
-      <w:r>
-        <w:rPr>
-          <w:lang w:val="zh_TW" w:bidi="zh_TW"/>
-        </w:rPr>
-        <w:t>所有婚姻以外的性行為都是錯誤的，因為身體並不是為淫亂而造，犯下與性罪的人是在傷害自己的身體（</w:t>
-      </w:r>
-      <w:hyperlink r:id="rId28">
-        <w:r>
-          <w:rPr>
-            <w:lang w:val="zh_TW" w:bidi="zh_TW"/>
-          </w:rPr>
-          <w:rPr>
-            <w:color w:val="0000EE"/>
-            <w:u w:val="single"/>
-          </w:rPr>
-          <w:t>林前6:13、18</w:t>
-        </w:r>
-      </w:hyperlink>
-      <w:r>
-        <w:rPr>
-          <w:lang w:val="zh_TW" w:bidi="zh_TW"/>
-        </w:rPr>
-        <w:t>）。性交是神所設計的特殊肢體交流，用來彰顯並確認男女之間獨特且終身的關係，聖經稱之為「婚姻」。</w:t>
-      </w:r>
-    </w:p>
-    <w:p>
-      <w:pPr/>
-      <w:r>
-        <w:rPr>
-          <w:lang w:val="zh_TW" w:bidi="zh_TW"/>
-        </w:rPr>
-      </w:r>
-      <w:r>
-        <w:rPr>
-          <w:lang w:val="zh_TW" w:bidi="zh_TW"/>
-        </w:rPr>
-        <w:t>聖經禁止同性戀（</w:t>
-      </w:r>
-      <w:hyperlink r:id="rId29">
-        <w:r>
-          <w:rPr>
-            <w:lang w:val="zh_TW" w:bidi="zh_TW"/>
-          </w:rPr>
-          <w:rPr>
-            <w:color w:val="0000EE"/>
-            <w:u w:val="single"/>
-          </w:rPr>
-          <w:t>利18:22</w:t>
-        </w:r>
-      </w:hyperlink>
-      <w:r>
-        <w:rPr>
-          <w:lang w:val="zh_TW" w:bidi="zh_TW"/>
-        </w:rPr>
-        <w:t>；</w:t>
-      </w:r>
-      <w:hyperlink r:id="rId30">
-        <w:r>
-          <w:rPr>
-            <w:lang w:val="zh_TW" w:bidi="zh_TW"/>
-          </w:rPr>
-          <w:rPr>
-            <w:color w:val="0000EE"/>
-            <w:u w:val="single"/>
-          </w:rPr>
-          <w:t>羅1:26</w:t>
-        </w:r>
-      </w:hyperlink>
-      <w:r>
-        <w:rPr>
-          <w:lang w:val="zh_TW" w:bidi="zh_TW"/>
-        </w:rPr>
-        <w:t>–</w:t>
-      </w:r>
-      <w:hyperlink r:id="rId30">
-        <w:r>
-          <w:rPr>
-            <w:lang w:val="zh_TW" w:bidi="zh_TW"/>
-          </w:rPr>
-          <w:rPr>
-            <w:color w:val="0000EE"/>
-            <w:u w:val="single"/>
-          </w:rPr>
-          <w:t>27</w:t>
-        </w:r>
-      </w:hyperlink>
-      <w:r>
-        <w:rPr>
-          <w:lang w:val="zh_TW" w:bidi="zh_TW"/>
-        </w:rPr>
-        <w:t>；</w:t>
-      </w:r>
-      <w:hyperlink r:id="rId31">
-        <w:r>
-          <w:rPr>
-            <w:lang w:val="zh_TW" w:bidi="zh_TW"/>
-          </w:rPr>
-          <w:rPr>
-            <w:color w:val="0000EE"/>
-            <w:u w:val="single"/>
-          </w:rPr>
-          <w:t>林前6:9</w:t>
-        </w:r>
-      </w:hyperlink>
-      <w:r>
-        <w:rPr>
-          <w:lang w:val="zh_TW" w:bidi="zh_TW"/>
-        </w:rPr>
-        <w:t>–</w:t>
-      </w:r>
-      <w:hyperlink r:id="rId31">
-        <w:r>
-          <w:rPr>
-            <w:lang w:val="zh_TW" w:bidi="zh_TW"/>
-          </w:rPr>
-          <w:rPr>
-            <w:color w:val="0000EE"/>
-            <w:u w:val="single"/>
-          </w:rPr>
-          <w:t>10</w:t>
-        </w:r>
-      </w:hyperlink>
-      <w:r>
-        <w:rPr>
-          <w:lang w:val="zh_TW" w:bidi="zh_TW"/>
-        </w:rPr>
-        <w:t>；</w:t>
-      </w:r>
-      <w:hyperlink r:id="rId32">
-        <w:r>
-          <w:rPr>
-            <w:lang w:val="zh_TW" w:bidi="zh_TW"/>
-          </w:rPr>
-          <w:rPr>
-            <w:color w:val="0000EE"/>
-            <w:u w:val="single"/>
-          </w:rPr>
-          <w:t>提前1:9</w:t>
-        </w:r>
-      </w:hyperlink>
-      <w:r>
-        <w:rPr>
-          <w:lang w:val="zh_TW" w:bidi="zh_TW"/>
-        </w:rPr>
-        <w:t>–</w:t>
-      </w:r>
-      <w:hyperlink r:id="rId32">
-        <w:r>
-          <w:rPr>
-            <w:lang w:val="zh_TW" w:bidi="zh_TW"/>
-          </w:rPr>
-          <w:rPr>
-            <w:color w:val="0000EE"/>
-            <w:u w:val="single"/>
-          </w:rPr>
-          <w:t>10</w:t>
-        </w:r>
-      </w:hyperlink>
-      <w:r>
-        <w:rPr>
-          <w:lang w:val="zh_TW" w:bidi="zh_TW"/>
-        </w:rPr>
-        <w:t>）。這禁令的唯一解釋，見於</w:t>
-      </w:r>
-      <w:hyperlink r:id="rId33">
-        <w:r>
-          <w:rPr>
-            <w:lang w:val="zh_TW" w:bidi="zh_TW"/>
-          </w:rPr>
-          <w:rPr>
-            <w:color w:val="0000EE"/>
-            <w:u w:val="single"/>
-          </w:rPr>
-          <w:t>羅馬書一章24至27節</w:t>
-        </w:r>
-      </w:hyperlink>
-      <w:r>
-        <w:rPr>
-          <w:lang w:val="zh_TW" w:bidi="zh_TW"/>
-        </w:rPr>
-        <w:t>。這些經文表明，人遠離神、轉向偶像之後，神便任憑他們隨從情慾，其中包括同性戀。在這觀點中，同性戀被視為違背神所設立的自然秩序，這秩序是為了讓男女能繁衍生命。</w:t>
-      </w:r>
-    </w:p>
-    <w:p>
-      <w:pPr>
-        <w:pStyle w:val="Heading3"/>
-      </w:pPr>
-      <w:r>
-        <w:rPr>
-          <w:lang w:val="zh_TW" w:bidi="zh_TW"/>
-        </w:rPr>
-        <w:t>勝過性誘惑</w:t>
-      </w:r>
-    </w:p>
-    <w:p>
-      <w:pPr/>
-      <w:r>
-        <w:rPr>
-          <w:lang w:val="zh_TW" w:bidi="zh_TW"/>
-        </w:rPr>
-      </w:r>
-      <w:r>
-        <w:rPr>
-          <w:lang w:val="zh_TW" w:bidi="zh_TW"/>
-        </w:rPr>
-        <w:t>聖經提供了實用的建議來勝過性誘惑：逃避它。當約瑟被他主人之妻引誘時，他就逃跑，甚至丟下外衣（</w:t>
-      </w:r>
-      <w:hyperlink r:id="rId34">
-        <w:r>
-          <w:rPr>
-            <w:lang w:val="zh_TW" w:bidi="zh_TW"/>
-          </w:rPr>
-          <w:rPr>
-            <w:color w:val="0000EE"/>
-            <w:u w:val="single"/>
-          </w:rPr>
-          <w:t>創39:12</w:t>
-        </w:r>
-      </w:hyperlink>
-      <w:r>
-        <w:rPr>
-          <w:lang w:val="zh_TW" w:bidi="zh_TW"/>
-        </w:rPr>
-        <w:t>）。保羅勸勉基督徒要效法約瑟的榜樣（</w:t>
-      </w:r>
-      <w:hyperlink r:id="rId26">
-        <w:r>
-          <w:rPr>
-            <w:lang w:val="zh_TW" w:bidi="zh_TW"/>
-          </w:rPr>
-          <w:rPr>
-            <w:color w:val="0000EE"/>
-            <w:u w:val="single"/>
-          </w:rPr>
-          <w:t>林前6:18</w:t>
-        </w:r>
-      </w:hyperlink>
-      <w:r>
-        <w:rPr>
-          <w:lang w:val="zh_TW" w:bidi="zh_TW"/>
-        </w:rPr>
-        <w:t>；</w:t>
-      </w:r>
-      <w:hyperlink r:id="rId35">
-        <w:r>
-          <w:rPr>
-            <w:lang w:val="zh_TW" w:bidi="zh_TW"/>
-          </w:rPr>
-          <w:rPr>
-            <w:color w:val="0000EE"/>
-            <w:u w:val="single"/>
-          </w:rPr>
-          <w:t>提後2:22</w:t>
-        </w:r>
-      </w:hyperlink>
-      <w:r>
-        <w:rPr>
-          <w:lang w:val="zh_TW" w:bidi="zh_TW"/>
-        </w:rPr>
-        <w:t>）。這承認人類對性的強烈渴望，但並不是叫人絕望。保羅教導，聖靈賜給信徒能力，使他們可以勝過性誘惑。他見過一些基督徒憑藉聖靈的能力，克制自己，甚至戰勝最難改變的惡習（</w:t>
-      </w:r>
-      <w:hyperlink r:id="rId36">
-        <w:r>
-          <w:rPr>
-            <w:lang w:val="zh_TW" w:bidi="zh_TW"/>
-          </w:rPr>
-          <w:rPr>
-            <w:color w:val="0000EE"/>
-            <w:u w:val="single"/>
-          </w:rPr>
-          <w:t>林前6:9</w:t>
-        </w:r>
-      </w:hyperlink>
-      <w:r>
-        <w:rPr>
-          <w:lang w:val="zh_TW" w:bidi="zh_TW"/>
-        </w:rPr>
-        <w:t>–</w:t>
-      </w:r>
-      <w:hyperlink r:id="rId36">
-        <w:r>
-          <w:rPr>
-            <w:lang w:val="zh_TW" w:bidi="zh_TW"/>
-          </w:rPr>
-          <w:rPr>
-            <w:color w:val="0000EE"/>
-            <w:u w:val="single"/>
-          </w:rPr>
-          <w:t>11</w:t>
-        </w:r>
-      </w:hyperlink>
-      <w:r>
-        <w:rPr>
-          <w:lang w:val="zh_TW" w:bidi="zh_TW"/>
-        </w:rPr>
-        <w:t>；</w:t>
-      </w:r>
-      <w:hyperlink r:id="rId37">
-        <w:r>
-          <w:rPr>
-            <w:lang w:val="zh_TW" w:bidi="zh_TW"/>
-          </w:rPr>
-          <w:rPr>
-            <w:color w:val="0000EE"/>
-            <w:u w:val="single"/>
-          </w:rPr>
-          <w:t>加5:22</w:t>
-        </w:r>
-      </w:hyperlink>
-      <w:r>
-        <w:rPr>
-          <w:lang w:val="zh_TW" w:bidi="zh_TW"/>
-        </w:rPr>
-        <w:t>–</w:t>
-      </w:r>
-      <w:hyperlink r:id="rId37">
-        <w:r>
-          <w:rPr>
-            <w:lang w:val="zh_TW" w:bidi="zh_TW"/>
-          </w:rPr>
-          <w:rPr>
-            <w:color w:val="0000EE"/>
-            <w:u w:val="single"/>
-          </w:rPr>
-          <w:t>23</w:t>
-        </w:r>
-      </w:hyperlink>
-      <w:r>
-        <w:rPr>
-          <w:lang w:val="zh_TW" w:bidi="zh_TW"/>
-        </w:rPr>
-        <w:t>；</w:t>
-      </w:r>
-      <w:hyperlink r:id="rId38">
-        <w:r>
-          <w:rPr>
-            <w:lang w:val="zh_TW" w:bidi="zh_TW"/>
-          </w:rPr>
-          <w:rPr>
-            <w:color w:val="0000EE"/>
-            <w:u w:val="single"/>
-          </w:rPr>
-          <w:t>提後1:7</w:t>
-        </w:r>
-      </w:hyperlink>
-      <w:r>
-        <w:rPr>
-          <w:lang w:val="zh_TW" w:bidi="zh_TW"/>
-        </w:rPr>
-        <w:t>）。</w:t>
-      </w:r>
-    </w:p>
-    <w:p>
-      <w:pPr>
-        <w:pStyle w:val="Heading3"/>
-      </w:pPr>
-      <w:r>
-        <w:rPr>
-          <w:lang w:val="zh_TW" w:bidi="zh_TW"/>
-        </w:rPr>
-        <w:t>人類性慾的未來</w:t>
-      </w:r>
-    </w:p>
-    <w:p>
-      <w:pPr/>
-      <w:r>
-        <w:rPr>
-          <w:lang w:val="zh_TW" w:bidi="zh_TW"/>
-        </w:rPr>
-      </w:r>
-      <w:r>
-        <w:rPr>
-          <w:lang w:val="zh_TW" w:bidi="zh_TW"/>
-        </w:rPr>
-        <w:t>新約暗示神將結束人類的性，正如祂起初設立它一樣。耶穌教導說，在將來的世界裡「人也不娶，也不嫁」（</w:t>
-      </w:r>
-      <w:hyperlink r:id="rId39">
-        <w:r>
-          <w:rPr>
-            <w:lang w:val="zh_TW" w:bidi="zh_TW"/>
-          </w:rPr>
-          <w:rPr>
-            <w:color w:val="0000EE"/>
-            <w:u w:val="single"/>
-          </w:rPr>
-          <w:t>太22:30</w:t>
-        </w:r>
-      </w:hyperlink>
-      <w:r>
-        <w:rPr>
-          <w:lang w:val="zh_TW" w:bidi="zh_TW"/>
-        </w:rPr>
-        <w:t>）。這是意料之外，但卻合乎聖經教導的結論。當不再有死亡時，生育的需要便消失。當人際關係達到完全的愛時，性作為維繫關係的需要也就不復存在。因此，神對人類性慾的兩大目的——繁衍與加深關係，都將在永恆中得著完全實現。</w:t>
-      </w:r>
-    </w:p>
-    <w:p>
-      <w:pPr/>
-      <w:r>
-        <w:rPr>
-          <w:lang w:val="zh_TW" w:bidi="zh_TW"/>
-        </w:rPr>
-      </w:r>
-      <w:r>
-        <w:rPr>
-          <w:i/>
-          <w:lang w:val="zh_TW" w:bidi="zh_TW"/>
-        </w:rPr>
-        <w:t>另見</w:t>
-      </w:r>
-      <w:r>
-        <w:rPr>
-          <w:lang w:val="zh_TW" w:bidi="zh_TW"/>
-        </w:rPr>
-        <w:t>休妻</w:t>
-      </w:r>
-      <w:r>
-        <w:rPr>
-          <w:lang w:val="zh_TW" w:bidi="zh_TW"/>
-        </w:rPr>
-        <w:t>、</w:t>
-      </w:r>
-      <w:r>
-        <w:rPr>
-          <w:lang w:val="zh_TW" w:bidi="zh_TW"/>
-        </w:rPr>
-        <w:t>家庭生活和關係</w:t>
-      </w:r>
-      <w:r>
-        <w:rPr>
-          <w:lang w:val="zh_TW" w:bidi="zh_TW"/>
-        </w:rPr>
-        <w:t>、</w:t>
-      </w:r>
-      <w:r>
-        <w:rPr>
-          <w:lang w:val="zh_TW" w:bidi="zh_TW"/>
-        </w:rPr>
-        <w:t>男人</w:t>
-      </w:r>
-      <w:r>
-        <w:rPr>
-          <w:lang w:val="zh_TW" w:bidi="zh_TW"/>
-        </w:rPr>
-        <w:t>、</w:t>
-      </w:r>
-      <w:r>
-        <w:rPr>
-          <w:lang w:val="zh_TW" w:bidi="zh_TW"/>
-        </w:rPr>
-        <w:t>婚姻，婚姻習俗</w:t>
-      </w:r>
-      <w:r>
-        <w:rPr>
-          <w:lang w:val="zh_TW" w:bidi="zh_TW"/>
-        </w:rPr>
-        <w:t>、</w:t>
-      </w:r>
-      <w:r>
-        <w:rPr>
-          <w:lang w:val="zh_TW" w:bidi="zh_TW"/>
-        </w:rPr>
-        <w:t>童貞女</w:t>
-      </w:r>
-      <w:r>
-        <w:rPr>
-          <w:lang w:val="zh_TW" w:bidi="zh_TW"/>
-        </w:rPr>
-        <w:t>、</w:t>
-      </w:r>
-      <w:r>
-        <w:rPr>
-          <w:lang w:val="zh_TW" w:bidi="zh_TW"/>
-        </w:rPr>
-        <w:t>婦女</w:t>
-      </w:r>
-      <w:r>
-        <w:rPr>
-          <w:lang w:val="zh_TW" w:bidi="zh_TW"/>
-        </w:rPr>
-        <w:t>。</w:t>
+        <w:t>）。顯然，推基古和保羅是親密的朋友和同工，因為保羅經常稱推基古為「親愛的兄弟」。</w:t>
       </w:r>
       <w:r>
         <w:rPr>

--- a/zht/docx/162.content.docx
+++ b/zht/docx/162.content.docx
@@ -19,7 +19,7 @@
         <w:rPr>
           <w:lang w:val="zh_TW" w:bidi="zh_TW"/>
         </w:rPr>
-        <w:t>Resource: Tyndale Open Bible Dictionary</w:t>
+        <w:t>Resource: Aquifer Open Bible Dictionary</w:t>
       </w:r>
       <w:r>
         <w:rPr>
@@ -112,7 +112,7 @@
         <w:rPr>
           <w:lang w:val="zh_TW" w:bidi="zh_TW"/>
         </w:rPr>
-        <w:t>Tyndale Open Bible Dictionary</w:t>
+        <w:t>Aquifer Open Bible Dictionary</w:t>
       </w:r>
     </w:p>
     <w:p>
@@ -149,7 +149,7 @@
         <w:rPr>
           <w:lang w:val="zh_TW" w:bidi="zh_TW"/>
         </w:rPr>
-        <w:t>tui</w:t>
+        <w:t>tuan</w:t>
       </w:r>
       <w:r>
         <w:rPr>
@@ -212,7 +212,7 @@
         <w:rPr>
           <w:lang w:val="zh_TW" w:bidi="zh_TW"/>
         </w:rPr>
-        <w:t>推基古</w:t>
+        <w:t>團契</w:t>
       </w:r>
       <w:r>
         <w:rPr>
@@ -231,25 +231,18 @@
         <w:rPr>
           <w:lang w:val="zh_TW" w:bidi="zh_TW"/>
         </w:rPr>
-        <w:t>在保羅為耶路撒冷教會收集和送交奉獻的旅行中，隨行保羅的信徒之一（</w:t>
-      </w:r>
-      <w:hyperlink r:id="rId13">
-        <w:r>
-          <w:rPr>
-            <w:lang w:val="zh_TW" w:bidi="zh_TW"/>
-          </w:rPr>
-          <w:rPr>
-            <w:color w:val="0000EE"/>
-            <w:u w:val="single"/>
-          </w:rPr>
-          <w:t>徒20:4</w:t>
-        </w:r>
-      </w:hyperlink>
-      <w:r>
-        <w:rPr>
-          <w:lang w:val="zh_TW" w:bidi="zh_TW"/>
-        </w:rPr>
-        <w:t>）。由於他經常與以弗所的特羅非摩一同被提及，推基古很可能也是以弗所人。</w:t>
+        <w:t>團契指與神保持親密關係，並把這種關係與其他信徒一同分享。</w:t>
+      </w:r>
+    </w:p>
+    <w:p>
+      <w:pPr>
+        <w:pStyle w:val="Heading3"/>
+      </w:pPr>
+      <w:r>
+        <w:rPr>
+          <w:lang w:val="zh_TW" w:bidi="zh_TW"/>
+        </w:rPr>
+        <w:t>舊約聖經中的團契</w:t>
       </w:r>
     </w:p>
     <w:p>
@@ -263,7 +256,25 @@
         <w:rPr>
           <w:lang w:val="zh_TW" w:bidi="zh_TW"/>
         </w:rPr>
-        <w:t>推基古負責送達保羅寫給以弗所教會的書信（</w:t>
+        <w:t>起初，神把亞當安置在園中，讓他享受與神的友誼。當亞當和夏娃選擇獨立，不願活在神慈愛的看顧之下，他們與神的關係就破裂了。結果，亞當和夏娃躲避神（</w:t>
+      </w:r>
+      <w:hyperlink r:id="rId13">
+        <w:r>
+          <w:rPr>
+            <w:lang w:val="zh_TW" w:bidi="zh_TW"/>
+          </w:rPr>
+          <w:rPr>
+            <w:color w:val="0000EE"/>
+            <w:u w:val="single"/>
+          </w:rPr>
+          <w:t>創3:8</w:t>
+        </w:r>
+      </w:hyperlink>
+      <w:r>
+        <w:rPr>
+          <w:lang w:val="zh_TW" w:bidi="zh_TW"/>
+        </w:rPr>
+        <w:t>）。但神立刻尋找他們，並向他們宣告祂要透過救主的工作來拯救罪人的計劃（</w:t>
       </w:r>
       <w:hyperlink r:id="rId14">
         <w:r>
@@ -274,43 +285,7 @@
             <w:color w:val="0000EE"/>
             <w:u w:val="single"/>
           </w:rPr>
-          <w:t>弗6:21</w:t>
-        </w:r>
-      </w:hyperlink>
-      <w:r>
-        <w:rPr>
-          <w:lang w:val="zh_TW" w:bidi="zh_TW"/>
-        </w:rPr>
-        <w:t>），以及保羅寫給腓利門和歌羅西教會的書信（</w:t>
-      </w:r>
-      <w:hyperlink r:id="rId15">
-        <w:r>
-          <w:rPr>
-            <w:lang w:val="zh_TW" w:bidi="zh_TW"/>
-          </w:rPr>
-          <w:rPr>
-            <w:color w:val="0000EE"/>
-            <w:u w:val="single"/>
-          </w:rPr>
-          <w:t>西4:7</w:t>
-        </w:r>
-      </w:hyperlink>
-      <w:r>
-        <w:rPr>
-          <w:lang w:val="zh_TW" w:bidi="zh_TW"/>
-        </w:rPr>
-        <w:t>）。大多數人認為他也是隨同提多送達哥林多後書的兩位基督徒之一（另一位是特羅非摩）（</w:t>
-      </w:r>
-      <w:hyperlink r:id="rId16">
-        <w:r>
-          <w:rPr>
-            <w:lang w:val="zh_TW" w:bidi="zh_TW"/>
-          </w:rPr>
-          <w:rPr>
-            <w:color w:val="0000EE"/>
-            <w:u w:val="single"/>
-          </w:rPr>
-          <w:t>林後8:16–24</w:t>
+          <w:t>3:15</w:t>
         </w:r>
       </w:hyperlink>
       <w:r>
@@ -331,7 +306,43 @@
         <w:rPr>
           <w:lang w:val="zh_TW" w:bidi="zh_TW"/>
         </w:rPr>
-        <w:t>保羅在後來的書信中兩次提到推基古。第一次是保羅派他到克里特與提多在一起（</w:t>
+        <w:t>舊約聖經記載，神如何開始讓特別的人與祂建立關係。經文把以諾描寫為與神同行的人（</w:t>
+      </w:r>
+      <w:hyperlink r:id="rId15">
+        <w:r>
+          <w:rPr>
+            <w:lang w:val="zh_TW" w:bidi="zh_TW"/>
+          </w:rPr>
+          <w:rPr>
+            <w:color w:val="0000EE"/>
+            <w:u w:val="single"/>
+          </w:rPr>
+          <w:t>創5:22、24</w:t>
+        </w:r>
+      </w:hyperlink>
+      <w:r>
+        <w:rPr>
+          <w:lang w:val="zh_TW" w:bidi="zh_TW"/>
+        </w:rPr>
+        <w:t>），挪亞也與神同行（</w:t>
+      </w:r>
+      <w:hyperlink r:id="rId16">
+        <w:r>
+          <w:rPr>
+            <w:lang w:val="zh_TW" w:bidi="zh_TW"/>
+          </w:rPr>
+          <w:rPr>
+            <w:color w:val="0000EE"/>
+            <w:u w:val="single"/>
+          </w:rPr>
+          <w:t>6:9</w:t>
+        </w:r>
+      </w:hyperlink>
+      <w:r>
+        <w:rPr>
+          <w:lang w:val="zh_TW" w:bidi="zh_TW"/>
+        </w:rPr>
+        <w:t>），而經文稱以色列的先祖亞伯拉罕為「神的朋友」（</w:t>
       </w:r>
       <w:hyperlink r:id="rId17">
         <w:r>
@@ -342,14 +353,14 @@
             <w:color w:val="0000EE"/>
             <w:u w:val="single"/>
           </w:rPr>
-          <w:t>多3:12</w:t>
+          <w:t>雅2:23</w:t>
         </w:r>
       </w:hyperlink>
       <w:r>
         <w:rPr>
           <w:lang w:val="zh_TW" w:bidi="zh_TW"/>
         </w:rPr>
-        <w:t>）。後來保羅告訴提摩太，他已經派推基古到以弗所（</w:t>
+        <w:t>）。在舊約聖經中，沒有人像摩西那樣，與神有如此親密的關係，他在西奈山上與神相會四十天（</w:t>
       </w:r>
       <w:hyperlink r:id="rId18">
         <w:r>
@@ -360,14 +371,1030 @@
             <w:color w:val="0000EE"/>
             <w:u w:val="single"/>
           </w:rPr>
-          <w:t>提後4:12</w:t>
+          <w:t>出24章</w:t>
         </w:r>
       </w:hyperlink>
       <w:r>
         <w:rPr>
           <w:lang w:val="zh_TW" w:bidi="zh_TW"/>
         </w:rPr>
-        <w:t>）。顯然，推基古和保羅是親密的朋友和同工，因為保羅經常稱推基古為「親愛的兄弟」。</w:t>
+        <w:t>）。後來，大衛寫下許多詩篇，展現出與神深深連結的心（</w:t>
+      </w:r>
+      <w:hyperlink r:id="rId19">
+        <w:r>
+          <w:rPr>
+            <w:lang w:val="zh_TW" w:bidi="zh_TW"/>
+          </w:rPr>
+          <w:rPr>
+            <w:color w:val="0000EE"/>
+            <w:u w:val="single"/>
+          </w:rPr>
+          <w:t>詩16、</w:t>
+        </w:r>
+      </w:hyperlink>
+      <w:hyperlink r:id="rId20">
+        <w:r>
+          <w:rPr>
+            <w:lang w:val="zh_TW" w:bidi="zh_TW"/>
+          </w:rPr>
+          <w:rPr>
+            <w:color w:val="0000EE"/>
+            <w:u w:val="single"/>
+          </w:rPr>
+          <w:t>34、</w:t>
+        </w:r>
+      </w:hyperlink>
+      <w:hyperlink r:id="rId21">
+        <w:r>
+          <w:rPr>
+            <w:lang w:val="zh_TW" w:bidi="zh_TW"/>
+          </w:rPr>
+          <w:rPr>
+            <w:color w:val="0000EE"/>
+            <w:u w:val="single"/>
+          </w:rPr>
+          <w:t>40、</w:t>
+        </w:r>
+      </w:hyperlink>
+      <w:hyperlink r:id="rId22">
+        <w:r>
+          <w:rPr>
+            <w:lang w:val="zh_TW" w:bidi="zh_TW"/>
+          </w:rPr>
+          <w:rPr>
+            <w:color w:val="0000EE"/>
+            <w:u w:val="single"/>
+          </w:rPr>
+          <w:t>63篇</w:t>
+        </w:r>
+      </w:hyperlink>
+      <w:r>
+        <w:rPr>
+          <w:lang w:val="zh_TW" w:bidi="zh_TW"/>
+        </w:rPr>
+        <w:t>）。</w:t>
+      </w:r>
+    </w:p>
+    <w:p>
+      <w:pPr>
+        <w:pStyle w:val="Heading3"/>
+      </w:pPr>
+      <w:r>
+        <w:rPr>
+          <w:lang w:val="zh_TW" w:bidi="zh_TW"/>
+        </w:rPr>
+        <w:t>新約聖經中的團契</w:t>
+      </w:r>
+    </w:p>
+    <w:p>
+      <w:pPr/>
+      <w:r>
+        <w:rPr>
+          <w:lang w:val="zh_TW" w:bidi="zh_TW"/>
+        </w:rPr>
+      </w:r>
+      <w:r>
+        <w:rPr>
+          <w:lang w:val="zh_TW" w:bidi="zh_TW"/>
+        </w:rPr>
+        <w:t>因為耶穌在十架上所成就的工作，神如今住在每一位信徒心裡 （</w:t>
+      </w:r>
+      <w:hyperlink r:id="rId23">
+        <w:r>
+          <w:rPr>
+            <w:lang w:val="zh_TW" w:bidi="zh_TW"/>
+          </w:rPr>
+          <w:rPr>
+            <w:color w:val="0000EE"/>
+            <w:u w:val="single"/>
+          </w:rPr>
+          <w:t>約14:23</w:t>
+        </w:r>
+      </w:hyperlink>
+      <w:r>
+        <w:rPr>
+          <w:lang w:val="zh_TW" w:bidi="zh_TW"/>
+        </w:rPr>
+        <w:t>）。因此在新約之下，我們所擁有的關係，是信徒與耶穌之間那重要且屬靈的連結（</w:t>
+      </w:r>
+      <w:hyperlink r:id="rId24">
+        <w:r>
+          <w:rPr>
+            <w:lang w:val="zh_TW" w:bidi="zh_TW"/>
+          </w:rPr>
+          <w:rPr>
+            <w:color w:val="0000EE"/>
+            <w:u w:val="single"/>
+          </w:rPr>
+          <w:t>14:20–21</w:t>
+        </w:r>
+      </w:hyperlink>
+      <w:r>
+        <w:rPr>
+          <w:lang w:val="zh_TW" w:bidi="zh_TW"/>
+        </w:rPr>
+        <w:t>）。與神建立關係是基督徒生命的目標（</w:t>
+      </w:r>
+      <w:hyperlink r:id="rId25">
+        <w:r>
+          <w:rPr>
+            <w:lang w:val="zh_TW" w:bidi="zh_TW"/>
+          </w:rPr>
+          <w:rPr>
+            <w:color w:val="0000EE"/>
+            <w:u w:val="single"/>
+          </w:rPr>
+          <w:t>約一1:3</w:t>
+        </w:r>
+      </w:hyperlink>
+      <w:r>
+        <w:rPr>
+          <w:lang w:val="zh_TW" w:bidi="zh_TW"/>
+        </w:rPr>
+        <w:t>），而當我們與救主「面對面」（</w:t>
+      </w:r>
+      <w:hyperlink r:id="rId26">
+        <w:r>
+          <w:rPr>
+            <w:lang w:val="zh_TW" w:bidi="zh_TW"/>
+          </w:rPr>
+          <w:rPr>
+            <w:color w:val="0000EE"/>
+            <w:u w:val="single"/>
+          </w:rPr>
+          <w:t>林前13:12</w:t>
+        </w:r>
+      </w:hyperlink>
+      <w:r>
+        <w:rPr>
+          <w:lang w:val="zh_TW" w:bidi="zh_TW"/>
+        </w:rPr>
+        <w:t>）時，這關係就會變得成全，直到永遠。那時，神要永遠與祂的百姓同住（</w:t>
+      </w:r>
+      <w:hyperlink r:id="rId27">
+        <w:r>
+          <w:rPr>
+            <w:lang w:val="zh_TW" w:bidi="zh_TW"/>
+          </w:rPr>
+          <w:rPr>
+            <w:color w:val="0000EE"/>
+            <w:u w:val="single"/>
+          </w:rPr>
+          <w:t>啟21:3</w:t>
+        </w:r>
+      </w:hyperlink>
+      <w:r>
+        <w:rPr>
+          <w:lang w:val="zh_TW" w:bidi="zh_TW"/>
+        </w:rPr>
+        <w:t>）。</w:t>
+      </w:r>
+    </w:p>
+    <w:p>
+      <w:pPr/>
+      <w:r>
+        <w:rPr>
+          <w:lang w:val="zh_TW" w:bidi="zh_TW"/>
+        </w:rPr>
+      </w:r>
+      <w:r>
+        <w:rPr>
+          <w:lang w:val="zh_TW" w:bidi="zh_TW"/>
+        </w:rPr>
+        <w:t>福音的好消息恢復我們與神的關係，也恢復信徒彼此之間的關係。耶穌與門徒共進最後的晚餐，顯出我們與神的關係如何連結我們與其他人的關係（</w:t>
+      </w:r>
+      <w:hyperlink r:id="rId28">
+        <w:r>
+          <w:rPr>
+            <w:lang w:val="zh_TW" w:bidi="zh_TW"/>
+          </w:rPr>
+          <w:rPr>
+            <w:color w:val="0000EE"/>
+            <w:u w:val="single"/>
+          </w:rPr>
+          <w:t>可14:22–25</w:t>
+        </w:r>
+      </w:hyperlink>
+      <w:r>
+        <w:rPr>
+          <w:lang w:val="zh_TW" w:bidi="zh_TW"/>
+        </w:rPr>
+        <w:t>）。耶穌與門徒在樓房分享那特別的筵席；耶穌與跟隨祂的人以深切的愛和委身彼此相連。後來，門徒因共同忠於耶穌，他們的心就更緊密聯合起來。在耶穌釘十字架和聖靈降臨之後，教會就此誕生。教會是新的群體，這群人與神建立關係，也彼此建立關係。</w:t>
+      </w:r>
+    </w:p>
+    <w:p>
+      <w:pPr/>
+      <w:r>
+        <w:rPr>
+          <w:lang w:val="zh_TW" w:bidi="zh_TW"/>
+        </w:rPr>
+      </w:r>
+      <w:r>
+        <w:rPr>
+          <w:lang w:val="zh_TW" w:bidi="zh_TW"/>
+        </w:rPr>
+        <w:t>使徒行傳的開首幾章，顯出初代基督徒之間深厚的友誼。信徒在家中聚集，一同領受教導、團契、主的晚餐和禱告（</w:t>
+      </w:r>
+      <w:hyperlink r:id="rId29">
+        <w:r>
+          <w:rPr>
+            <w:lang w:val="zh_TW" w:bidi="zh_TW"/>
+          </w:rPr>
+          <w:rPr>
+            <w:color w:val="0000EE"/>
+            <w:u w:val="single"/>
+          </w:rPr>
+          <w:t>徒2:42、46</w:t>
+        </w:r>
+      </w:hyperlink>
+      <w:r>
+        <w:rPr>
+          <w:lang w:val="zh_TW" w:bidi="zh_TW"/>
+        </w:rPr>
+        <w:t>）。基督徒的合一意識強烈，甚至願意彼此分享所有財物，把這些物品分給有需要的弟兄姊妹（</w:t>
+      </w:r>
+      <w:hyperlink r:id="rId30">
+        <w:r>
+          <w:rPr>
+            <w:lang w:val="zh_TW" w:bidi="zh_TW"/>
+          </w:rPr>
+          <w:rPr>
+            <w:color w:val="0000EE"/>
+            <w:u w:val="single"/>
+          </w:rPr>
+          <w:t>2:44–45，</w:t>
+        </w:r>
+      </w:hyperlink>
+      <w:hyperlink r:id="rId31">
+        <w:r>
+          <w:rPr>
+            <w:lang w:val="zh_TW" w:bidi="zh_TW"/>
+          </w:rPr>
+          <w:rPr>
+            <w:color w:val="0000EE"/>
+            <w:u w:val="single"/>
+          </w:rPr>
+          <w:t>4:32–35</w:t>
+        </w:r>
+      </w:hyperlink>
+      <w:r>
+        <w:rPr>
+          <w:lang w:val="zh_TW" w:bidi="zh_TW"/>
+        </w:rPr>
+        <w:t>）。或許，這個初代基督徒團契的最大特色，就是信徒彼此相愛（</w:t>
+      </w:r>
+      <w:hyperlink r:id="rId32">
+        <w:r>
+          <w:rPr>
+            <w:lang w:val="zh_TW" w:bidi="zh_TW"/>
+          </w:rPr>
+          <w:rPr>
+            <w:color w:val="0000EE"/>
+            <w:u w:val="single"/>
+          </w:rPr>
+          <w:t>帖前4:9</w:t>
+        </w:r>
+      </w:hyperlink>
+      <w:r>
+        <w:rPr>
+          <w:lang w:val="zh_TW" w:bidi="zh_TW"/>
+        </w:rPr>
+        <w:t>；</w:t>
+      </w:r>
+      <w:hyperlink r:id="rId33">
+        <w:r>
+          <w:rPr>
+            <w:lang w:val="zh_TW" w:bidi="zh_TW"/>
+          </w:rPr>
+          <w:rPr>
+            <w:color w:val="0000EE"/>
+            <w:u w:val="single"/>
+          </w:rPr>
+          <w:t>彼前1:22</w:t>
+        </w:r>
+      </w:hyperlink>
+      <w:r>
+        <w:rPr>
+          <w:lang w:val="zh_TW" w:bidi="zh_TW"/>
+        </w:rPr>
+        <w:t>）。</w:t>
+      </w:r>
+    </w:p>
+    <w:p>
+      <w:pPr/>
+      <w:r>
+        <w:rPr>
+          <w:lang w:val="zh_TW" w:bidi="zh_TW"/>
+        </w:rPr>
+      </w:r>
+      <w:r>
+        <w:rPr>
+          <w:lang w:val="zh_TW" w:bidi="zh_TW"/>
+        </w:rPr>
+        <w:t>保羅出於愛心，在外邦各教會推動捐獻，要幫助在耶路撒冷生活困難的信徒。</w:t>
+      </w:r>
+      <w:hyperlink r:id="rId34">
+        <w:r>
+          <w:rPr>
+            <w:lang w:val="zh_TW" w:bidi="zh_TW"/>
+          </w:rPr>
+          <w:rPr>
+            <w:color w:val="0000EE"/>
+            <w:u w:val="single"/>
+          </w:rPr>
+          <w:t>羅馬書十五章26節</w:t>
+        </w:r>
+      </w:hyperlink>
+      <w:r>
+        <w:rPr>
+          <w:lang w:val="zh_TW" w:bidi="zh_TW"/>
+        </w:rPr>
+        <w:t>提到馬其頓和亞該亞的眾教會的捐獻。保羅用希臘文裡通常譯為「團契」的常見詞語，來形容這種「捐項」。同樣，腓立比教會與保羅所分享的團契，也以支持使徒工作的捐獻具體表達出來（</w:t>
+      </w:r>
+      <w:hyperlink r:id="rId35">
+        <w:r>
+          <w:rPr>
+            <w:lang w:val="zh_TW" w:bidi="zh_TW"/>
+          </w:rPr>
+          <w:rPr>
+            <w:color w:val="0000EE"/>
+            <w:u w:val="single"/>
+          </w:rPr>
+          <w:t>腓1:5，</w:t>
+        </w:r>
+      </w:hyperlink>
+      <w:hyperlink r:id="rId36">
+        <w:r>
+          <w:rPr>
+            <w:lang w:val="zh_TW" w:bidi="zh_TW"/>
+          </w:rPr>
+          <w:rPr>
+            <w:color w:val="0000EE"/>
+            <w:u w:val="single"/>
+          </w:rPr>
+          <w:t>4:14–15</w:t>
+        </w:r>
+      </w:hyperlink>
+      <w:r>
+        <w:rPr>
+          <w:lang w:val="zh_TW" w:bidi="zh_TW"/>
+        </w:rPr>
+        <w:t>）。</w:t>
+      </w:r>
+    </w:p>
+    <w:p>
+      <w:pPr/>
+      <w:r>
+        <w:rPr>
+          <w:lang w:val="zh_TW" w:bidi="zh_TW"/>
+        </w:rPr>
+      </w:r>
+      <w:r>
+        <w:rPr>
+          <w:lang w:val="zh_TW" w:bidi="zh_TW"/>
+        </w:rPr>
+        <w:t>聖經用多種意象，描述早期教會彼此相連的生命。首先，經文稱教會為「神的家」（</w:t>
+      </w:r>
+      <w:hyperlink r:id="rId37">
+        <w:r>
+          <w:rPr>
+            <w:lang w:val="zh_TW" w:bidi="zh_TW"/>
+          </w:rPr>
+          <w:rPr>
+            <w:color w:val="0000EE"/>
+            <w:u w:val="single"/>
+          </w:rPr>
+          <w:t>弗2:19</w:t>
+        </w:r>
+      </w:hyperlink>
+      <w:r>
+        <w:rPr>
+          <w:lang w:val="zh_TW" w:bidi="zh_TW"/>
+        </w:rPr>
+        <w:t>；</w:t>
+      </w:r>
+      <w:hyperlink r:id="rId38">
+        <w:r>
+          <w:rPr>
+            <w:lang w:val="zh_TW" w:bidi="zh_TW"/>
+          </w:rPr>
+          <w:rPr>
+            <w:color w:val="0000EE"/>
+            <w:u w:val="single"/>
+          </w:rPr>
+          <w:t>提前3:15</w:t>
+        </w:r>
+      </w:hyperlink>
+      <w:r>
+        <w:rPr>
+          <w:lang w:val="zh_TW" w:bidi="zh_TW"/>
+        </w:rPr>
+        <w:t>），或「信徒一家」（</w:t>
+      </w:r>
+      <w:hyperlink r:id="rId39">
+        <w:r>
+          <w:rPr>
+            <w:lang w:val="zh_TW" w:bidi="zh_TW"/>
+          </w:rPr>
+          <w:rPr>
+            <w:color w:val="0000EE"/>
+            <w:u w:val="single"/>
+          </w:rPr>
+          <w:t>加6:10</w:t>
+        </w:r>
+      </w:hyperlink>
+      <w:r>
+        <w:rPr>
+          <w:lang w:val="zh_TW" w:bidi="zh_TW"/>
+        </w:rPr>
+        <w:t>）。在神的家裡，愛與款待應成為生活常態（</w:t>
+      </w:r>
+      <w:hyperlink r:id="rId40">
+        <w:r>
+          <w:rPr>
+            <w:lang w:val="zh_TW" w:bidi="zh_TW"/>
+          </w:rPr>
+          <w:rPr>
+            <w:color w:val="0000EE"/>
+            <w:u w:val="single"/>
+          </w:rPr>
+          <w:t>來13:1–2</w:t>
+        </w:r>
+      </w:hyperlink>
+      <w:r>
+        <w:rPr>
+          <w:lang w:val="zh_TW" w:bidi="zh_TW"/>
+        </w:rPr>
+        <w:t>）。聖經也把教會描繪為在地上的神家（</w:t>
+      </w:r>
+      <w:hyperlink r:id="rId41">
+        <w:r>
+          <w:rPr>
+            <w:lang w:val="zh_TW" w:bidi="zh_TW"/>
+          </w:rPr>
+          <w:rPr>
+            <w:color w:val="0000EE"/>
+            <w:u w:val="single"/>
+          </w:rPr>
+          <w:t>弗3:15</w:t>
+        </w:r>
+      </w:hyperlink>
+      <w:r>
+        <w:rPr>
+          <w:lang w:val="zh_TW" w:bidi="zh_TW"/>
+        </w:rPr>
+        <w:t>），其中神就是父，信徒就是祂忠心的兒女。神的家應以愛、恩慈、憐憫和謙卑為生活方式（</w:t>
+      </w:r>
+      <w:hyperlink r:id="rId42">
+        <w:r>
+          <w:rPr>
+            <w:lang w:val="zh_TW" w:bidi="zh_TW"/>
+          </w:rPr>
+          <w:rPr>
+            <w:color w:val="0000EE"/>
+            <w:u w:val="single"/>
+          </w:rPr>
+          <w:t>腓2:1–4</w:t>
+        </w:r>
+      </w:hyperlink>
+      <w:r>
+        <w:rPr>
+          <w:lang w:val="zh_TW" w:bidi="zh_TW"/>
+        </w:rPr>
+        <w:t>）。最後，經文形容基督徒的團契為「一個新人」或「一體」（</w:t>
+      </w:r>
+      <w:hyperlink r:id="rId43">
+        <w:r>
+          <w:rPr>
+            <w:lang w:val="zh_TW" w:bidi="zh_TW"/>
+          </w:rPr>
+          <w:rPr>
+            <w:color w:val="0000EE"/>
+            <w:u w:val="single"/>
+          </w:rPr>
+          <w:t>弗2:15–16</w:t>
+        </w:r>
+      </w:hyperlink>
+      <w:r>
+        <w:rPr>
+          <w:lang w:val="zh_TW" w:bidi="zh_TW"/>
+        </w:rPr>
+        <w:t>）。雖然這身體內有許多天然的差異，但聖靈把信徒聯合，使他們成為一個生命體（</w:t>
+      </w:r>
+      <w:hyperlink r:id="rId44">
+        <w:r>
+          <w:rPr>
+            <w:lang w:val="zh_TW" w:bidi="zh_TW"/>
+          </w:rPr>
+          <w:rPr>
+            <w:color w:val="0000EE"/>
+            <w:u w:val="single"/>
+          </w:rPr>
+          <w:t>4:4–6</w:t>
+        </w:r>
+      </w:hyperlink>
+      <w:r>
+        <w:rPr>
+          <w:lang w:val="zh_TW" w:bidi="zh_TW"/>
+        </w:rPr>
+        <w:t>）。在這個以愛相連的團契中，每個信徒都不可或缺，神把各樣恩賜賜給每個成員，使整個身體得以靈命成長。</w:t>
+      </w:r>
+    </w:p>
+    <w:p>
+      <w:pPr>
+        <w:pStyle w:val="Heading3"/>
+      </w:pPr>
+      <w:r>
+        <w:rPr>
+          <w:lang w:val="zh_TW" w:bidi="zh_TW"/>
+        </w:rPr>
+        <w:t>基督徒團契指南</w:t>
+      </w:r>
+    </w:p>
+    <w:p>
+      <w:pPr/>
+      <w:r>
+        <w:rPr>
+          <w:lang w:val="zh_TW" w:bidi="zh_TW"/>
+        </w:rPr>
+      </w:r>
+      <w:r>
+        <w:rPr>
+          <w:lang w:val="zh_TW" w:bidi="zh_TW"/>
+        </w:rPr>
+        <w:t>聖經在</w:t>
+      </w:r>
+      <w:hyperlink r:id="rId45">
+        <w:r>
+          <w:rPr>
+            <w:lang w:val="zh_TW" w:bidi="zh_TW"/>
+          </w:rPr>
+          <w:rPr>
+            <w:color w:val="0000EE"/>
+            <w:u w:val="single"/>
+          </w:rPr>
+          <w:t>約翰一書一章7節</w:t>
+        </w:r>
+      </w:hyperlink>
+      <w:r>
+        <w:rPr>
+          <w:lang w:val="zh_TW" w:bidi="zh_TW"/>
+        </w:rPr>
+        <w:t>說明真實的團契是如何產生的：「我們若在光明中行，如同神在光明中，就彼此相交。」這句話表示，神本身就是真理，當我們按照神的真理而活，就能與其他信徒建立真實的屬靈相交（即藉著神的靈建立的特別關係）。耶穌基督使團契成為可能；唯有當我們先與耶穌保持親密關係，我們才能與其他信徒建立真正的團契。</w:t>
+      </w:r>
+    </w:p>
+    <w:p>
+      <w:pPr/>
+      <w:r>
+        <w:rPr>
+          <w:lang w:val="zh_TW" w:bidi="zh_TW"/>
+        </w:rPr>
+      </w:r>
+      <w:r>
+        <w:rPr>
+          <w:lang w:val="zh_TW" w:bidi="zh_TW"/>
+        </w:rPr>
+        <w:t>正如光明與黑暗無法共存，信徒也不能與不相信耶穌的人建立真實的團契。聖經也指出，基督徒不應與那些自稱信徒、卻有以下行為的人建立親密的團契：</w:t>
+      </w:r>
+    </w:p>
+    <w:p>
+      <w:pPr>
+        <w:pStyle w:val="ListBullet"/>
+        <w:spacing w:line="240" w:lineRule="auto"/>
+        <w:ind w:left="720"/>
+      </w:pPr>
+      <w:r>
+        <w:rPr>
+          <w:lang w:val="zh_TW" w:bidi="zh_TW"/>
+        </w:rPr>
+      </w:r>
+      <w:r>
+        <w:rPr>
+          <w:lang w:val="zh_TW" w:bidi="zh_TW"/>
+        </w:rPr>
+        <w:t>拒絕耶穌的教導（</w:t>
+      </w:r>
+      <w:hyperlink r:id="rId46">
+        <w:r>
+          <w:rPr>
+            <w:lang w:val="zh_TW" w:bidi="zh_TW"/>
+          </w:rPr>
+          <w:rPr>
+            <w:color w:val="0000EE"/>
+            <w:u w:val="single"/>
+          </w:rPr>
+          <w:t>約二1:9–11</w:t>
+        </w:r>
+      </w:hyperlink>
+      <w:r>
+        <w:rPr>
+          <w:lang w:val="zh_TW" w:bidi="zh_TW"/>
+        </w:rPr>
+        <w:t>）</w:t>
+      </w:r>
+    </w:p>
+    <w:p>
+      <w:pPr>
+        <w:pStyle w:val="ListBullet"/>
+        <w:spacing w:line="240" w:lineRule="auto"/>
+        <w:ind w:left="720"/>
+      </w:pPr>
+      <w:r>
+        <w:rPr>
+          <w:lang w:val="zh_TW" w:bidi="zh_TW"/>
+        </w:rPr>
+      </w:r>
+      <w:r>
+        <w:rPr>
+          <w:lang w:val="zh_TW" w:bidi="zh_TW"/>
+        </w:rPr>
+        <w:t>行惡</w:t>
+      </w:r>
+    </w:p>
+    <w:p>
+      <w:pPr>
+        <w:pStyle w:val="ListBullet"/>
+        <w:spacing w:line="240" w:lineRule="auto"/>
+        <w:ind w:left="720"/>
+      </w:pPr>
+      <w:r>
+        <w:rPr>
+          <w:lang w:val="zh_TW" w:bidi="zh_TW"/>
+        </w:rPr>
+      </w:r>
+      <w:r>
+        <w:rPr>
+          <w:lang w:val="zh_TW" w:bidi="zh_TW"/>
+        </w:rPr>
+        <w:t>敬拜假神</w:t>
+      </w:r>
+    </w:p>
+    <w:p>
+      <w:pPr>
+        <w:pStyle w:val="ListBullet"/>
+        <w:spacing w:line="240" w:lineRule="auto"/>
+        <w:ind w:left="720"/>
+      </w:pPr>
+      <w:r>
+        <w:rPr>
+          <w:lang w:val="zh_TW" w:bidi="zh_TW"/>
+        </w:rPr>
+      </w:r>
+      <w:r>
+        <w:rPr>
+          <w:lang w:val="zh_TW" w:bidi="zh_TW"/>
+        </w:rPr>
+        <w:t>經常醉酒</w:t>
+      </w:r>
+    </w:p>
+    <w:p>
+      <w:pPr>
+        <w:pStyle w:val="ListBullet"/>
+        <w:spacing w:line="240" w:lineRule="auto"/>
+        <w:ind w:left="720"/>
+      </w:pPr>
+      <w:r>
+        <w:rPr>
+          <w:lang w:val="zh_TW" w:bidi="zh_TW"/>
+        </w:rPr>
+      </w:r>
+      <w:r>
+        <w:rPr>
+          <w:lang w:val="zh_TW" w:bidi="zh_TW"/>
+        </w:rPr>
+        <w:t>偷竊他人財物（</w:t>
+      </w:r>
+      <w:hyperlink r:id="rId47">
+        <w:r>
+          <w:rPr>
+            <w:lang w:val="zh_TW" w:bidi="zh_TW"/>
+          </w:rPr>
+          <w:rPr>
+            <w:color w:val="0000EE"/>
+            <w:u w:val="single"/>
+          </w:rPr>
+          <w:t>林前5:11</w:t>
+        </w:r>
+      </w:hyperlink>
+      <w:r>
+        <w:rPr>
+          <w:lang w:val="zh_TW" w:bidi="zh_TW"/>
+        </w:rPr>
+        <w:t>）。</w:t>
+      </w:r>
+    </w:p>
+    <w:p>
+      <w:pPr/>
+      <w:r>
+        <w:rPr>
+          <w:lang w:val="zh_TW" w:bidi="zh_TW"/>
+        </w:rPr>
+      </w:r>
+      <w:r>
+        <w:rPr>
+          <w:lang w:val="zh_TW" w:bidi="zh_TW"/>
+        </w:rPr>
+        <w:t>聖經提供多項指引，幫助信徒在基督的身體裡增進相交：</w:t>
+      </w:r>
+    </w:p>
+    <w:p>
+      <w:pPr>
+        <w:pStyle w:val="ListNumber"/>
+        <w:numPr>
+          <w:ilvl w:val="0"/>
+          <w:numId w:val="14"/>
+        </w:numPr>
+        <w:spacing w:line="240" w:lineRule="auto"/>
+        <w:ind w:left="720"/>
+      </w:pPr>
+      <w:r>
+        <w:rPr>
+          <w:lang w:val="zh_TW" w:bidi="zh_TW"/>
+        </w:rPr>
+      </w:r>
+      <w:r>
+        <w:rPr>
+          <w:lang w:val="zh_TW" w:bidi="zh_TW"/>
+        </w:rPr>
+        <w:t>以耶穌對門徒那樣的憐憫彼此相愛（</w:t>
+      </w:r>
+      <w:hyperlink r:id="rId48">
+        <w:r>
+          <w:rPr>
+            <w:lang w:val="zh_TW" w:bidi="zh_TW"/>
+          </w:rPr>
+          <w:rPr>
+            <w:color w:val="0000EE"/>
+            <w:u w:val="single"/>
+          </w:rPr>
+          <w:t>約13:34–35，</w:t>
+        </w:r>
+      </w:hyperlink>
+      <w:hyperlink r:id="rId49">
+        <w:r>
+          <w:rPr>
+            <w:lang w:val="zh_TW" w:bidi="zh_TW"/>
+          </w:rPr>
+          <w:rPr>
+            <w:color w:val="0000EE"/>
+            <w:u w:val="single"/>
+          </w:rPr>
+          <w:t>15:12</w:t>
+        </w:r>
+      </w:hyperlink>
+      <w:r>
+        <w:rPr>
+          <w:lang w:val="zh_TW" w:bidi="zh_TW"/>
+        </w:rPr>
+        <w:t>）。團契的原則應以愛為準則（</w:t>
+      </w:r>
+      <w:hyperlink r:id="rId50">
+        <w:r>
+          <w:rPr>
+            <w:lang w:val="zh_TW" w:bidi="zh_TW"/>
+          </w:rPr>
+          <w:rPr>
+            <w:color w:val="0000EE"/>
+            <w:u w:val="single"/>
+          </w:rPr>
+          <w:t>來13:1</w:t>
+        </w:r>
+      </w:hyperlink>
+      <w:r>
+        <w:rPr>
+          <w:lang w:val="zh_TW" w:bidi="zh_TW"/>
+        </w:rPr>
+        <w:t>）。</w:t>
+      </w:r>
+    </w:p>
+    <w:p>
+      <w:pPr>
+        <w:pStyle w:val="ListNumber"/>
+        <w:spacing w:line="240" w:lineRule="auto"/>
+        <w:ind w:left="720"/>
+      </w:pPr>
+      <w:r>
+        <w:rPr>
+          <w:lang w:val="zh_TW" w:bidi="zh_TW"/>
+        </w:rPr>
+      </w:r>
+      <w:r>
+        <w:rPr>
+          <w:lang w:val="zh_TW" w:bidi="zh_TW"/>
+        </w:rPr>
+        <w:t>培養謙卑的心志，尊重他人（</w:t>
+      </w:r>
+      <w:hyperlink r:id="rId51">
+        <w:r>
+          <w:rPr>
+            <w:lang w:val="zh_TW" w:bidi="zh_TW"/>
+          </w:rPr>
+          <w:rPr>
+            <w:color w:val="0000EE"/>
+            <w:u w:val="single"/>
+          </w:rPr>
+          <w:t>腓2:3–5</w:t>
+        </w:r>
+      </w:hyperlink>
+      <w:r>
+        <w:rPr>
+          <w:lang w:val="zh_TW" w:bidi="zh_TW"/>
+        </w:rPr>
+        <w:t>）。</w:t>
+      </w:r>
+    </w:p>
+    <w:p>
+      <w:pPr>
+        <w:pStyle w:val="ListNumber"/>
+        <w:spacing w:line="240" w:lineRule="auto"/>
+        <w:ind w:left="720"/>
+      </w:pPr>
+      <w:r>
+        <w:rPr>
+          <w:lang w:val="zh_TW" w:bidi="zh_TW"/>
+        </w:rPr>
+      </w:r>
+      <w:r>
+        <w:rPr>
+          <w:lang w:val="zh_TW" w:bidi="zh_TW"/>
+        </w:rPr>
+        <w:t>與信徒分擔重擔（</w:t>
+      </w:r>
+      <w:hyperlink r:id="rId52">
+        <w:r>
+          <w:rPr>
+            <w:lang w:val="zh_TW" w:bidi="zh_TW"/>
+          </w:rPr>
+          <w:rPr>
+            <w:color w:val="0000EE"/>
+            <w:u w:val="single"/>
+          </w:rPr>
+          <w:t>加6:2</w:t>
+        </w:r>
+      </w:hyperlink>
+      <w:r>
+        <w:rPr>
+          <w:lang w:val="zh_TW" w:bidi="zh_TW"/>
+        </w:rPr>
+        <w:t>）。</w:t>
+      </w:r>
+    </w:p>
+    <w:p>
+      <w:pPr>
+        <w:pStyle w:val="ListNumber"/>
+        <w:spacing w:line="240" w:lineRule="auto"/>
+        <w:ind w:left="720"/>
+      </w:pPr>
+      <w:r>
+        <w:rPr>
+          <w:lang w:val="zh_TW" w:bidi="zh_TW"/>
+        </w:rPr>
+      </w:r>
+      <w:r>
+        <w:rPr>
+          <w:lang w:val="zh_TW" w:bidi="zh_TW"/>
+        </w:rPr>
+        <w:t>與有需要的弟兄姊妹分享金錢、食物等實際的祝福（</w:t>
+      </w:r>
+      <w:hyperlink r:id="rId53">
+        <w:r>
+          <w:rPr>
+            <w:lang w:val="zh_TW" w:bidi="zh_TW"/>
+          </w:rPr>
+          <w:rPr>
+            <w:color w:val="0000EE"/>
+            <w:u w:val="single"/>
+          </w:rPr>
+          <w:t>林後9:13</w:t>
+        </w:r>
+      </w:hyperlink>
+      <w:r>
+        <w:rPr>
+          <w:lang w:val="zh_TW" w:bidi="zh_TW"/>
+        </w:rPr>
+        <w:t>）。</w:t>
+      </w:r>
+    </w:p>
+    <w:p>
+      <w:pPr>
+        <w:pStyle w:val="ListNumber"/>
+        <w:spacing w:line="240" w:lineRule="auto"/>
+        <w:ind w:left="720"/>
+      </w:pPr>
+      <w:r>
+        <w:rPr>
+          <w:lang w:val="zh_TW" w:bidi="zh_TW"/>
+        </w:rPr>
+      </w:r>
+      <w:r>
+        <w:rPr>
+          <w:lang w:val="zh_TW" w:bidi="zh_TW"/>
+        </w:rPr>
+        <w:t>溫和糾正犯罪的人，協助他找到問題的出路（</w:t>
+      </w:r>
+      <w:hyperlink r:id="rId54">
+        <w:r>
+          <w:rPr>
+            <w:lang w:val="zh_TW" w:bidi="zh_TW"/>
+          </w:rPr>
+          <w:rPr>
+            <w:color w:val="0000EE"/>
+            <w:u w:val="single"/>
+          </w:rPr>
+          <w:t>加6:1</w:t>
+        </w:r>
+      </w:hyperlink>
+      <w:r>
+        <w:rPr>
+          <w:lang w:val="zh_TW" w:bidi="zh_TW"/>
+        </w:rPr>
+        <w:t>）。</w:t>
+      </w:r>
+    </w:p>
+    <w:p>
+      <w:pPr>
+        <w:pStyle w:val="ListNumber"/>
+        <w:spacing w:line="240" w:lineRule="auto"/>
+        <w:ind w:left="720"/>
+      </w:pPr>
+      <w:r>
+        <w:rPr>
+          <w:lang w:val="zh_TW" w:bidi="zh_TW"/>
+        </w:rPr>
+      </w:r>
+      <w:r>
+        <w:rPr>
+          <w:lang w:val="zh_TW" w:bidi="zh_TW"/>
+        </w:rPr>
+        <w:t>在信徒受苦時伸出援手（</w:t>
+      </w:r>
+      <w:hyperlink r:id="rId55">
+        <w:r>
+          <w:rPr>
+            <w:lang w:val="zh_TW" w:bidi="zh_TW"/>
+          </w:rPr>
+          <w:rPr>
+            <w:color w:val="0000EE"/>
+            <w:u w:val="single"/>
+          </w:rPr>
+          <w:t>林前12:26</w:t>
+        </w:r>
+      </w:hyperlink>
+      <w:r>
+        <w:rPr>
+          <w:lang w:val="zh_TW" w:bidi="zh_TW"/>
+        </w:rPr>
+        <w:t>）。</w:t>
+      </w:r>
+    </w:p>
+    <w:p>
+      <w:pPr>
+        <w:pStyle w:val="ListNumber"/>
+        <w:spacing w:line="240" w:lineRule="auto"/>
+        <w:ind w:left="720"/>
+      </w:pPr>
+      <w:r>
+        <w:rPr>
+          <w:lang w:val="zh_TW" w:bidi="zh_TW"/>
+        </w:rPr>
+      </w:r>
+      <w:r>
+        <w:rPr>
+          <w:lang w:val="zh_TW" w:bidi="zh_TW"/>
+        </w:rPr>
+        <w:t>在聖靈裡不住彼此禱告（</w:t>
+      </w:r>
+      <w:hyperlink r:id="rId56">
+        <w:r>
+          <w:rPr>
+            <w:lang w:val="zh_TW" w:bidi="zh_TW"/>
+          </w:rPr>
+          <w:rPr>
+            <w:color w:val="0000EE"/>
+            <w:u w:val="single"/>
+          </w:rPr>
+          <w:t>弗6:18</w:t>
+        </w:r>
+      </w:hyperlink>
+      <w:r>
+        <w:rPr>
+          <w:lang w:val="zh_TW" w:bidi="zh_TW"/>
+        </w:rPr>
+        <w:t>）。</w:t>
+      </w:r>
+    </w:p>
+    <w:p>
+      <w:pPr/>
+      <w:r>
+        <w:rPr>
+          <w:lang w:val="zh_TW" w:bidi="zh_TW"/>
+        </w:rPr>
+      </w:r>
+      <w:r>
+        <w:rPr>
+          <w:lang w:val="zh_TW" w:bidi="zh_TW"/>
+        </w:rPr>
+        <w:t>基督徒應認真思想一位無名聖徒的話：「當你遠離弟兄時，你就不能親近神。」</w:t>
       </w:r>
       <w:r>
         <w:rPr>
@@ -2269,6 +3296,12 @@
   </w:num>
   <w:num w:numId="13" w16cid:durableId="592781308">
     <w:abstractNumId w:val="11"/>
+  </w:num>
+  <w:num w:numId="14">
+    <w:abstractNumId w:val="3"/>
+    <w:lvlOverride w:ilvl="0">
+      <w:startOverride w:val="1"/>
+    </w:lvlOverride>
   </w:num>
   <w:numIdMacAtCleanup w:val="10"/>
 </w:numbering>

--- a/zht/docx/162.content.docx
+++ b/zht/docx/162.content.docx
@@ -149,7 +149,7 @@
         <w:rPr>
           <w:lang w:val="zh_TW" w:bidi="zh_TW"/>
         </w:rPr>
-        <w:t>tuan</w:t>
+        <w:t>te</w:t>
       </w:r>
       <w:r>
         <w:rPr>
@@ -212,7 +212,7 @@
         <w:rPr>
           <w:lang w:val="zh_TW" w:bidi="zh_TW"/>
         </w:rPr>
-        <w:t>團契</w:t>
+        <w:t>特拉可尼</w:t>
       </w:r>
       <w:r>
         <w:rPr>
@@ -231,18 +231,25 @@
         <w:rPr>
           <w:lang w:val="zh_TW" w:bidi="zh_TW"/>
         </w:rPr>
-        <w:t>團契指與神保持親密關係，並把這種關係與其他信徒一同分享。</w:t>
+        <w:t>這是約旦河以東五個羅馬的省之一。其它四個省位於約旦河東的省分別為：巴坦尼亞（Batanea）、高拉尼提斯（Gaulanitis）、奧拉尼提斯（Auranitis）和以土利亞（Iturea）。該地區可能包括高拉尼提斯、巴坦尼亞和奧拉尼提斯的部分區域，是希律的兄弟腓力所管轄的分封王領地的一部分（</w:t>
       </w:r>
-    </w:p>
-    <w:p>
-      <w:pPr>
-        <w:pStyle w:val="Heading3"/>
-      </w:pPr>
+      <w:hyperlink r:id="rId13">
+        <w:r>
+          <w:rPr>
+            <w:lang w:val="zh_TW" w:bidi="zh_TW"/>
+          </w:rPr>
+          <w:rPr>
+            <w:color w:val="0000EE"/>
+            <w:u w:val="single"/>
+          </w:rPr>
+          <w:t>路3:1</w:t>
+        </w:r>
+      </w:hyperlink>
       <w:r>
         <w:rPr>
           <w:lang w:val="zh_TW" w:bidi="zh_TW"/>
         </w:rPr>
-        <w:t>舊約聖經中的團契</w:t>
+        <w:t>）。特拉可尼是一片位於加利利海東北部的荒涼地帶。在亞蘭文中，它被稱為「亞珥歌伯（Argob）」，意思為「石堆」，這精確描述了當地崎嶇多石的地形。</w:t>
       </w:r>
     </w:p>
     <w:p>
@@ -256,25 +263,7 @@
         <w:rPr>
           <w:lang w:val="zh_TW" w:bidi="zh_TW"/>
         </w:rPr>
-        <w:t>起初，神把亞當安置在園中，讓他享受與神的友誼。當亞當和夏娃選擇獨立，不願活在神慈愛的看顧之下，他們與神的關係就破裂了。結果，亞當和夏娃躲避神（</w:t>
-      </w:r>
-      <w:hyperlink r:id="rId13">
-        <w:r>
-          <w:rPr>
-            <w:lang w:val="zh_TW" w:bidi="zh_TW"/>
-          </w:rPr>
-          <w:rPr>
-            <w:color w:val="0000EE"/>
-            <w:u w:val="single"/>
-          </w:rPr>
-          <w:t>創3:8</w:t>
-        </w:r>
-      </w:hyperlink>
-      <w:r>
-        <w:rPr>
-          <w:lang w:val="zh_TW" w:bidi="zh_TW"/>
-        </w:rPr>
-        <w:t>）。但神立刻尋找他們，並向他們宣告祂要透過救主的工作來拯救罪人的計劃（</w:t>
+        <w:t>除了路加福音的記載之外，特拉可尼在歷史文獻中鮮少被提及。猶太歷史學家約瑟夫（Josephus）指出，亞蘭的兒子烏斯（參</w:t>
       </w:r>
       <w:hyperlink r:id="rId14">
         <w:r>
@@ -285,14 +274,14 @@
             <w:color w:val="0000EE"/>
             <w:u w:val="single"/>
           </w:rPr>
-          <w:t>3:15</w:t>
+          <w:t>創10:23</w:t>
         </w:r>
       </w:hyperlink>
       <w:r>
         <w:rPr>
           <w:lang w:val="zh_TW" w:bidi="zh_TW"/>
         </w:rPr>
-        <w:t>）。</w:t>
+        <w:t>）曾殖民此地。羅馬人在奧古斯都擊敗當地的強盜首領西納德勒斯（Zenodorus）後取得了特拉可尼的控制權。隨後，奧古斯都將這片土地交給大希律，條件是他必須鎮壓當地的土匪。在大希律去世後，他的兒子腓力繼承了這片土地，但很可能僅在名義上擁有控制權。</w:t>
       </w:r>
     </w:p>
     <w:p>
@@ -306,1095 +295,20 @@
         <w:rPr>
           <w:lang w:val="zh_TW" w:bidi="zh_TW"/>
         </w:rPr>
-        <w:t>舊約聖經記載，神如何開始讓特別的人與祂建立關係。經文把以諾描寫為與神同行的人（</w:t>
+        <w:t>今天，該地區被稱為</w:t>
       </w:r>
-      <w:hyperlink r:id="rId15">
-        <w:r>
-          <w:rPr>
-            <w:lang w:val="zh_TW" w:bidi="zh_TW"/>
-          </w:rPr>
-          <w:rPr>
-            <w:color w:val="0000EE"/>
-            <w:u w:val="single"/>
-          </w:rPr>
-          <w:t>創5:22、24</w:t>
-        </w:r>
-      </w:hyperlink>
       <w:r>
         <w:rPr>
+          <w:i/>
           <w:lang w:val="zh_TW" w:bidi="zh_TW"/>
         </w:rPr>
-        <w:t>），挪亞也與神同行（</w:t>
-      </w:r>
-      <w:hyperlink r:id="rId16">
-        <w:r>
-          <w:rPr>
-            <w:lang w:val="zh_TW" w:bidi="zh_TW"/>
-          </w:rPr>
-          <w:rPr>
-            <w:color w:val="0000EE"/>
-            <w:u w:val="single"/>
-          </w:rPr>
-          <w:t>6:9</w:t>
-        </w:r>
-      </w:hyperlink>
-      <w:r>
-        <w:rPr>
-          <w:lang w:val="zh_TW" w:bidi="zh_TW"/>
-        </w:rPr>
-        <w:t>），而經文稱以色列的先祖亞伯拉罕為「神的朋友」（</w:t>
-      </w:r>
-      <w:hyperlink r:id="rId17">
-        <w:r>
-          <w:rPr>
-            <w:lang w:val="zh_TW" w:bidi="zh_TW"/>
-          </w:rPr>
-          <w:rPr>
-            <w:color w:val="0000EE"/>
-            <w:u w:val="single"/>
-          </w:rPr>
-          <w:t>雅2:23</w:t>
-        </w:r>
-      </w:hyperlink>
-      <w:r>
-        <w:rPr>
-          <w:lang w:val="zh_TW" w:bidi="zh_TW"/>
-        </w:rPr>
-        <w:t>）。在舊約聖經中，沒有人像摩西那樣，與神有如此親密的關係，他在西奈山上與神相會四十天（</w:t>
-      </w:r>
-      <w:hyperlink r:id="rId18">
-        <w:r>
-          <w:rPr>
-            <w:lang w:val="zh_TW" w:bidi="zh_TW"/>
-          </w:rPr>
-          <w:rPr>
-            <w:color w:val="0000EE"/>
-            <w:u w:val="single"/>
-          </w:rPr>
-          <w:t>出24章</w:t>
-        </w:r>
-      </w:hyperlink>
-      <w:r>
-        <w:rPr>
-          <w:lang w:val="zh_TW" w:bidi="zh_TW"/>
-        </w:rPr>
-        <w:t>）。後來，大衛寫下許多詩篇，展現出與神深深連結的心（</w:t>
-      </w:r>
-      <w:hyperlink r:id="rId19">
-        <w:r>
-          <w:rPr>
-            <w:lang w:val="zh_TW" w:bidi="zh_TW"/>
-          </w:rPr>
-          <w:rPr>
-            <w:color w:val="0000EE"/>
-            <w:u w:val="single"/>
-          </w:rPr>
-          <w:t>詩16、</w:t>
-        </w:r>
-      </w:hyperlink>
-      <w:hyperlink r:id="rId20">
-        <w:r>
-          <w:rPr>
-            <w:lang w:val="zh_TW" w:bidi="zh_TW"/>
-          </w:rPr>
-          <w:rPr>
-            <w:color w:val="0000EE"/>
-            <w:u w:val="single"/>
-          </w:rPr>
-          <w:t>34、</w:t>
-        </w:r>
-      </w:hyperlink>
-      <w:hyperlink r:id="rId21">
-        <w:r>
-          <w:rPr>
-            <w:lang w:val="zh_TW" w:bidi="zh_TW"/>
-          </w:rPr>
-          <w:rPr>
-            <w:color w:val="0000EE"/>
-            <w:u w:val="single"/>
-          </w:rPr>
-          <w:t>40、</w:t>
-        </w:r>
-      </w:hyperlink>
-      <w:hyperlink r:id="rId22">
-        <w:r>
-          <w:rPr>
-            <w:lang w:val="zh_TW" w:bidi="zh_TW"/>
-          </w:rPr>
-          <w:rPr>
-            <w:color w:val="0000EE"/>
-            <w:u w:val="single"/>
-          </w:rPr>
-          <w:t>63篇</w:t>
-        </w:r>
-      </w:hyperlink>
-      <w:r>
-        <w:rPr>
-          <w:lang w:val="zh_TW" w:bidi="zh_TW"/>
-        </w:rPr>
-        <w:t>）。</w:t>
-      </w:r>
-    </w:p>
-    <w:p>
-      <w:pPr>
-        <w:pStyle w:val="Heading3"/>
-      </w:pPr>
-      <w:r>
-        <w:rPr>
-          <w:lang w:val="zh_TW" w:bidi="zh_TW"/>
-        </w:rPr>
-        <w:t>新約聖經中的團契</w:t>
-      </w:r>
-    </w:p>
-    <w:p>
-      <w:pPr/>
-      <w:r>
-        <w:rPr>
-          <w:lang w:val="zh_TW" w:bidi="zh_TW"/>
-        </w:rPr>
+        <w:t>列賈（el-Lejah）</w:t>
       </w:r>
       <w:r>
         <w:rPr>
           <w:lang w:val="zh_TW" w:bidi="zh_TW"/>
         </w:rPr>
-        <w:t>因為耶穌在十架上所成就的工作，神如今住在每一位信徒心裡 （</w:t>
-      </w:r>
-      <w:hyperlink r:id="rId23">
-        <w:r>
-          <w:rPr>
-            <w:lang w:val="zh_TW" w:bidi="zh_TW"/>
-          </w:rPr>
-          <w:rPr>
-            <w:color w:val="0000EE"/>
-            <w:u w:val="single"/>
-          </w:rPr>
-          <w:t>約14:23</w:t>
-        </w:r>
-      </w:hyperlink>
-      <w:r>
-        <w:rPr>
-          <w:lang w:val="zh_TW" w:bidi="zh_TW"/>
-        </w:rPr>
-        <w:t>）。因此在新約之下，我們所擁有的關係，是信徒與耶穌之間那重要且屬靈的連結（</w:t>
-      </w:r>
-      <w:hyperlink r:id="rId24">
-        <w:r>
-          <w:rPr>
-            <w:lang w:val="zh_TW" w:bidi="zh_TW"/>
-          </w:rPr>
-          <w:rPr>
-            <w:color w:val="0000EE"/>
-            <w:u w:val="single"/>
-          </w:rPr>
-          <w:t>14:20–21</w:t>
-        </w:r>
-      </w:hyperlink>
-      <w:r>
-        <w:rPr>
-          <w:lang w:val="zh_TW" w:bidi="zh_TW"/>
-        </w:rPr>
-        <w:t>）。與神建立關係是基督徒生命的目標（</w:t>
-      </w:r>
-      <w:hyperlink r:id="rId25">
-        <w:r>
-          <w:rPr>
-            <w:lang w:val="zh_TW" w:bidi="zh_TW"/>
-          </w:rPr>
-          <w:rPr>
-            <w:color w:val="0000EE"/>
-            <w:u w:val="single"/>
-          </w:rPr>
-          <w:t>約一1:3</w:t>
-        </w:r>
-      </w:hyperlink>
-      <w:r>
-        <w:rPr>
-          <w:lang w:val="zh_TW" w:bidi="zh_TW"/>
-        </w:rPr>
-        <w:t>），而當我們與救主「面對面」（</w:t>
-      </w:r>
-      <w:hyperlink r:id="rId26">
-        <w:r>
-          <w:rPr>
-            <w:lang w:val="zh_TW" w:bidi="zh_TW"/>
-          </w:rPr>
-          <w:rPr>
-            <w:color w:val="0000EE"/>
-            <w:u w:val="single"/>
-          </w:rPr>
-          <w:t>林前13:12</w:t>
-        </w:r>
-      </w:hyperlink>
-      <w:r>
-        <w:rPr>
-          <w:lang w:val="zh_TW" w:bidi="zh_TW"/>
-        </w:rPr>
-        <w:t>）時，這關係就會變得成全，直到永遠。那時，神要永遠與祂的百姓同住（</w:t>
-      </w:r>
-      <w:hyperlink r:id="rId27">
-        <w:r>
-          <w:rPr>
-            <w:lang w:val="zh_TW" w:bidi="zh_TW"/>
-          </w:rPr>
-          <w:rPr>
-            <w:color w:val="0000EE"/>
-            <w:u w:val="single"/>
-          </w:rPr>
-          <w:t>啟21:3</w:t>
-        </w:r>
-      </w:hyperlink>
-      <w:r>
-        <w:rPr>
-          <w:lang w:val="zh_TW" w:bidi="zh_TW"/>
-        </w:rPr>
-        <w:t>）。</w:t>
-      </w:r>
-    </w:p>
-    <w:p>
-      <w:pPr/>
-      <w:r>
-        <w:rPr>
-          <w:lang w:val="zh_TW" w:bidi="zh_TW"/>
-        </w:rPr>
-      </w:r>
-      <w:r>
-        <w:rPr>
-          <w:lang w:val="zh_TW" w:bidi="zh_TW"/>
-        </w:rPr>
-        <w:t>福音的好消息恢復我們與神的關係，也恢復信徒彼此之間的關係。耶穌與門徒共進最後的晚餐，顯出我們與神的關係如何連結我們與其他人的關係（</w:t>
-      </w:r>
-      <w:hyperlink r:id="rId28">
-        <w:r>
-          <w:rPr>
-            <w:lang w:val="zh_TW" w:bidi="zh_TW"/>
-          </w:rPr>
-          <w:rPr>
-            <w:color w:val="0000EE"/>
-            <w:u w:val="single"/>
-          </w:rPr>
-          <w:t>可14:22–25</w:t>
-        </w:r>
-      </w:hyperlink>
-      <w:r>
-        <w:rPr>
-          <w:lang w:val="zh_TW" w:bidi="zh_TW"/>
-        </w:rPr>
-        <w:t>）。耶穌與門徒在樓房分享那特別的筵席；耶穌與跟隨祂的人以深切的愛和委身彼此相連。後來，門徒因共同忠於耶穌，他們的心就更緊密聯合起來。在耶穌釘十字架和聖靈降臨之後，教會就此誕生。教會是新的群體，這群人與神建立關係，也彼此建立關係。</w:t>
-      </w:r>
-    </w:p>
-    <w:p>
-      <w:pPr/>
-      <w:r>
-        <w:rPr>
-          <w:lang w:val="zh_TW" w:bidi="zh_TW"/>
-        </w:rPr>
-      </w:r>
-      <w:r>
-        <w:rPr>
-          <w:lang w:val="zh_TW" w:bidi="zh_TW"/>
-        </w:rPr>
-        <w:t>使徒行傳的開首幾章，顯出初代基督徒之間深厚的友誼。信徒在家中聚集，一同領受教導、團契、主的晚餐和禱告（</w:t>
-      </w:r>
-      <w:hyperlink r:id="rId29">
-        <w:r>
-          <w:rPr>
-            <w:lang w:val="zh_TW" w:bidi="zh_TW"/>
-          </w:rPr>
-          <w:rPr>
-            <w:color w:val="0000EE"/>
-            <w:u w:val="single"/>
-          </w:rPr>
-          <w:t>徒2:42、46</w:t>
-        </w:r>
-      </w:hyperlink>
-      <w:r>
-        <w:rPr>
-          <w:lang w:val="zh_TW" w:bidi="zh_TW"/>
-        </w:rPr>
-        <w:t>）。基督徒的合一意識強烈，甚至願意彼此分享所有財物，把這些物品分給有需要的弟兄姊妹（</w:t>
-      </w:r>
-      <w:hyperlink r:id="rId30">
-        <w:r>
-          <w:rPr>
-            <w:lang w:val="zh_TW" w:bidi="zh_TW"/>
-          </w:rPr>
-          <w:rPr>
-            <w:color w:val="0000EE"/>
-            <w:u w:val="single"/>
-          </w:rPr>
-          <w:t>2:44–45，</w:t>
-        </w:r>
-      </w:hyperlink>
-      <w:hyperlink r:id="rId31">
-        <w:r>
-          <w:rPr>
-            <w:lang w:val="zh_TW" w:bidi="zh_TW"/>
-          </w:rPr>
-          <w:rPr>
-            <w:color w:val="0000EE"/>
-            <w:u w:val="single"/>
-          </w:rPr>
-          <w:t>4:32–35</w:t>
-        </w:r>
-      </w:hyperlink>
-      <w:r>
-        <w:rPr>
-          <w:lang w:val="zh_TW" w:bidi="zh_TW"/>
-        </w:rPr>
-        <w:t>）。或許，這個初代基督徒團契的最大特色，就是信徒彼此相愛（</w:t>
-      </w:r>
-      <w:hyperlink r:id="rId32">
-        <w:r>
-          <w:rPr>
-            <w:lang w:val="zh_TW" w:bidi="zh_TW"/>
-          </w:rPr>
-          <w:rPr>
-            <w:color w:val="0000EE"/>
-            <w:u w:val="single"/>
-          </w:rPr>
-          <w:t>帖前4:9</w:t>
-        </w:r>
-      </w:hyperlink>
-      <w:r>
-        <w:rPr>
-          <w:lang w:val="zh_TW" w:bidi="zh_TW"/>
-        </w:rPr>
-        <w:t>；</w:t>
-      </w:r>
-      <w:hyperlink r:id="rId33">
-        <w:r>
-          <w:rPr>
-            <w:lang w:val="zh_TW" w:bidi="zh_TW"/>
-          </w:rPr>
-          <w:rPr>
-            <w:color w:val="0000EE"/>
-            <w:u w:val="single"/>
-          </w:rPr>
-          <w:t>彼前1:22</w:t>
-        </w:r>
-      </w:hyperlink>
-      <w:r>
-        <w:rPr>
-          <w:lang w:val="zh_TW" w:bidi="zh_TW"/>
-        </w:rPr>
-        <w:t>）。</w:t>
-      </w:r>
-    </w:p>
-    <w:p>
-      <w:pPr/>
-      <w:r>
-        <w:rPr>
-          <w:lang w:val="zh_TW" w:bidi="zh_TW"/>
-        </w:rPr>
-      </w:r>
-      <w:r>
-        <w:rPr>
-          <w:lang w:val="zh_TW" w:bidi="zh_TW"/>
-        </w:rPr>
-        <w:t>保羅出於愛心，在外邦各教會推動捐獻，要幫助在耶路撒冷生活困難的信徒。</w:t>
-      </w:r>
-      <w:hyperlink r:id="rId34">
-        <w:r>
-          <w:rPr>
-            <w:lang w:val="zh_TW" w:bidi="zh_TW"/>
-          </w:rPr>
-          <w:rPr>
-            <w:color w:val="0000EE"/>
-            <w:u w:val="single"/>
-          </w:rPr>
-          <w:t>羅馬書十五章26節</w:t>
-        </w:r>
-      </w:hyperlink>
-      <w:r>
-        <w:rPr>
-          <w:lang w:val="zh_TW" w:bidi="zh_TW"/>
-        </w:rPr>
-        <w:t>提到馬其頓和亞該亞的眾教會的捐獻。保羅用希臘文裡通常譯為「團契」的常見詞語，來形容這種「捐項」。同樣，腓立比教會與保羅所分享的團契，也以支持使徒工作的捐獻具體表達出來（</w:t>
-      </w:r>
-      <w:hyperlink r:id="rId35">
-        <w:r>
-          <w:rPr>
-            <w:lang w:val="zh_TW" w:bidi="zh_TW"/>
-          </w:rPr>
-          <w:rPr>
-            <w:color w:val="0000EE"/>
-            <w:u w:val="single"/>
-          </w:rPr>
-          <w:t>腓1:5，</w:t>
-        </w:r>
-      </w:hyperlink>
-      <w:hyperlink r:id="rId36">
-        <w:r>
-          <w:rPr>
-            <w:lang w:val="zh_TW" w:bidi="zh_TW"/>
-          </w:rPr>
-          <w:rPr>
-            <w:color w:val="0000EE"/>
-            <w:u w:val="single"/>
-          </w:rPr>
-          <w:t>4:14–15</w:t>
-        </w:r>
-      </w:hyperlink>
-      <w:r>
-        <w:rPr>
-          <w:lang w:val="zh_TW" w:bidi="zh_TW"/>
-        </w:rPr>
-        <w:t>）。</w:t>
-      </w:r>
-    </w:p>
-    <w:p>
-      <w:pPr/>
-      <w:r>
-        <w:rPr>
-          <w:lang w:val="zh_TW" w:bidi="zh_TW"/>
-        </w:rPr>
-      </w:r>
-      <w:r>
-        <w:rPr>
-          <w:lang w:val="zh_TW" w:bidi="zh_TW"/>
-        </w:rPr>
-        <w:t>聖經用多種意象，描述早期教會彼此相連的生命。首先，經文稱教會為「神的家」（</w:t>
-      </w:r>
-      <w:hyperlink r:id="rId37">
-        <w:r>
-          <w:rPr>
-            <w:lang w:val="zh_TW" w:bidi="zh_TW"/>
-          </w:rPr>
-          <w:rPr>
-            <w:color w:val="0000EE"/>
-            <w:u w:val="single"/>
-          </w:rPr>
-          <w:t>弗2:19</w:t>
-        </w:r>
-      </w:hyperlink>
-      <w:r>
-        <w:rPr>
-          <w:lang w:val="zh_TW" w:bidi="zh_TW"/>
-        </w:rPr>
-        <w:t>；</w:t>
-      </w:r>
-      <w:hyperlink r:id="rId38">
-        <w:r>
-          <w:rPr>
-            <w:lang w:val="zh_TW" w:bidi="zh_TW"/>
-          </w:rPr>
-          <w:rPr>
-            <w:color w:val="0000EE"/>
-            <w:u w:val="single"/>
-          </w:rPr>
-          <w:t>提前3:15</w:t>
-        </w:r>
-      </w:hyperlink>
-      <w:r>
-        <w:rPr>
-          <w:lang w:val="zh_TW" w:bidi="zh_TW"/>
-        </w:rPr>
-        <w:t>），或「信徒一家」（</w:t>
-      </w:r>
-      <w:hyperlink r:id="rId39">
-        <w:r>
-          <w:rPr>
-            <w:lang w:val="zh_TW" w:bidi="zh_TW"/>
-          </w:rPr>
-          <w:rPr>
-            <w:color w:val="0000EE"/>
-            <w:u w:val="single"/>
-          </w:rPr>
-          <w:t>加6:10</w:t>
-        </w:r>
-      </w:hyperlink>
-      <w:r>
-        <w:rPr>
-          <w:lang w:val="zh_TW" w:bidi="zh_TW"/>
-        </w:rPr>
-        <w:t>）。在神的家裡，愛與款待應成為生活常態（</w:t>
-      </w:r>
-      <w:hyperlink r:id="rId40">
-        <w:r>
-          <w:rPr>
-            <w:lang w:val="zh_TW" w:bidi="zh_TW"/>
-          </w:rPr>
-          <w:rPr>
-            <w:color w:val="0000EE"/>
-            <w:u w:val="single"/>
-          </w:rPr>
-          <w:t>來13:1–2</w:t>
-        </w:r>
-      </w:hyperlink>
-      <w:r>
-        <w:rPr>
-          <w:lang w:val="zh_TW" w:bidi="zh_TW"/>
-        </w:rPr>
-        <w:t>）。聖經也把教會描繪為在地上的神家（</w:t>
-      </w:r>
-      <w:hyperlink r:id="rId41">
-        <w:r>
-          <w:rPr>
-            <w:lang w:val="zh_TW" w:bidi="zh_TW"/>
-          </w:rPr>
-          <w:rPr>
-            <w:color w:val="0000EE"/>
-            <w:u w:val="single"/>
-          </w:rPr>
-          <w:t>弗3:15</w:t>
-        </w:r>
-      </w:hyperlink>
-      <w:r>
-        <w:rPr>
-          <w:lang w:val="zh_TW" w:bidi="zh_TW"/>
-        </w:rPr>
-        <w:t>），其中神就是父，信徒就是祂忠心的兒女。神的家應以愛、恩慈、憐憫和謙卑為生活方式（</w:t>
-      </w:r>
-      <w:hyperlink r:id="rId42">
-        <w:r>
-          <w:rPr>
-            <w:lang w:val="zh_TW" w:bidi="zh_TW"/>
-          </w:rPr>
-          <w:rPr>
-            <w:color w:val="0000EE"/>
-            <w:u w:val="single"/>
-          </w:rPr>
-          <w:t>腓2:1–4</w:t>
-        </w:r>
-      </w:hyperlink>
-      <w:r>
-        <w:rPr>
-          <w:lang w:val="zh_TW" w:bidi="zh_TW"/>
-        </w:rPr>
-        <w:t>）。最後，經文形容基督徒的團契為「一個新人」或「一體」（</w:t>
-      </w:r>
-      <w:hyperlink r:id="rId43">
-        <w:r>
-          <w:rPr>
-            <w:lang w:val="zh_TW" w:bidi="zh_TW"/>
-          </w:rPr>
-          <w:rPr>
-            <w:color w:val="0000EE"/>
-            <w:u w:val="single"/>
-          </w:rPr>
-          <w:t>弗2:15–16</w:t>
-        </w:r>
-      </w:hyperlink>
-      <w:r>
-        <w:rPr>
-          <w:lang w:val="zh_TW" w:bidi="zh_TW"/>
-        </w:rPr>
-        <w:t>）。雖然這身體內有許多天然的差異，但聖靈把信徒聯合，使他們成為一個生命體（</w:t>
-      </w:r>
-      <w:hyperlink r:id="rId44">
-        <w:r>
-          <w:rPr>
-            <w:lang w:val="zh_TW" w:bidi="zh_TW"/>
-          </w:rPr>
-          <w:rPr>
-            <w:color w:val="0000EE"/>
-            <w:u w:val="single"/>
-          </w:rPr>
-          <w:t>4:4–6</w:t>
-        </w:r>
-      </w:hyperlink>
-      <w:r>
-        <w:rPr>
-          <w:lang w:val="zh_TW" w:bidi="zh_TW"/>
-        </w:rPr>
-        <w:t>）。在這個以愛相連的團契中，每個信徒都不可或缺，神把各樣恩賜賜給每個成員，使整個身體得以靈命成長。</w:t>
-      </w:r>
-    </w:p>
-    <w:p>
-      <w:pPr>
-        <w:pStyle w:val="Heading3"/>
-      </w:pPr>
-      <w:r>
-        <w:rPr>
-          <w:lang w:val="zh_TW" w:bidi="zh_TW"/>
-        </w:rPr>
-        <w:t>基督徒團契指南</w:t>
-      </w:r>
-    </w:p>
-    <w:p>
-      <w:pPr/>
-      <w:r>
-        <w:rPr>
-          <w:lang w:val="zh_TW" w:bidi="zh_TW"/>
-        </w:rPr>
-      </w:r>
-      <w:r>
-        <w:rPr>
-          <w:lang w:val="zh_TW" w:bidi="zh_TW"/>
-        </w:rPr>
-        <w:t>聖經在</w:t>
-      </w:r>
-      <w:hyperlink r:id="rId45">
-        <w:r>
-          <w:rPr>
-            <w:lang w:val="zh_TW" w:bidi="zh_TW"/>
-          </w:rPr>
-          <w:rPr>
-            <w:color w:val="0000EE"/>
-            <w:u w:val="single"/>
-          </w:rPr>
-          <w:t>約翰一書一章7節</w:t>
-        </w:r>
-      </w:hyperlink>
-      <w:r>
-        <w:rPr>
-          <w:lang w:val="zh_TW" w:bidi="zh_TW"/>
-        </w:rPr>
-        <w:t>說明真實的團契是如何產生的：「我們若在光明中行，如同神在光明中，就彼此相交。」這句話表示，神本身就是真理，當我們按照神的真理而活，就能與其他信徒建立真實的屬靈相交（即藉著神的靈建立的特別關係）。耶穌基督使團契成為可能；唯有當我們先與耶穌保持親密關係，我們才能與其他信徒建立真正的團契。</w:t>
-      </w:r>
-    </w:p>
-    <w:p>
-      <w:pPr/>
-      <w:r>
-        <w:rPr>
-          <w:lang w:val="zh_TW" w:bidi="zh_TW"/>
-        </w:rPr>
-      </w:r>
-      <w:r>
-        <w:rPr>
-          <w:lang w:val="zh_TW" w:bidi="zh_TW"/>
-        </w:rPr>
-        <w:t>正如光明與黑暗無法共存，信徒也不能與不相信耶穌的人建立真實的團契。聖經也指出，基督徒不應與那些自稱信徒、卻有以下行為的人建立親密的團契：</w:t>
-      </w:r>
-    </w:p>
-    <w:p>
-      <w:pPr>
-        <w:pStyle w:val="ListBullet"/>
-        <w:spacing w:line="240" w:lineRule="auto"/>
-        <w:ind w:left="720"/>
-      </w:pPr>
-      <w:r>
-        <w:rPr>
-          <w:lang w:val="zh_TW" w:bidi="zh_TW"/>
-        </w:rPr>
-      </w:r>
-      <w:r>
-        <w:rPr>
-          <w:lang w:val="zh_TW" w:bidi="zh_TW"/>
-        </w:rPr>
-        <w:t>拒絕耶穌的教導（</w:t>
-      </w:r>
-      <w:hyperlink r:id="rId46">
-        <w:r>
-          <w:rPr>
-            <w:lang w:val="zh_TW" w:bidi="zh_TW"/>
-          </w:rPr>
-          <w:rPr>
-            <w:color w:val="0000EE"/>
-            <w:u w:val="single"/>
-          </w:rPr>
-          <w:t>約二1:9–11</w:t>
-        </w:r>
-      </w:hyperlink>
-      <w:r>
-        <w:rPr>
-          <w:lang w:val="zh_TW" w:bidi="zh_TW"/>
-        </w:rPr>
-        <w:t>）</w:t>
-      </w:r>
-    </w:p>
-    <w:p>
-      <w:pPr>
-        <w:pStyle w:val="ListBullet"/>
-        <w:spacing w:line="240" w:lineRule="auto"/>
-        <w:ind w:left="720"/>
-      </w:pPr>
-      <w:r>
-        <w:rPr>
-          <w:lang w:val="zh_TW" w:bidi="zh_TW"/>
-        </w:rPr>
-      </w:r>
-      <w:r>
-        <w:rPr>
-          <w:lang w:val="zh_TW" w:bidi="zh_TW"/>
-        </w:rPr>
-        <w:t>行惡</w:t>
-      </w:r>
-    </w:p>
-    <w:p>
-      <w:pPr>
-        <w:pStyle w:val="ListBullet"/>
-        <w:spacing w:line="240" w:lineRule="auto"/>
-        <w:ind w:left="720"/>
-      </w:pPr>
-      <w:r>
-        <w:rPr>
-          <w:lang w:val="zh_TW" w:bidi="zh_TW"/>
-        </w:rPr>
-      </w:r>
-      <w:r>
-        <w:rPr>
-          <w:lang w:val="zh_TW" w:bidi="zh_TW"/>
-        </w:rPr>
-        <w:t>敬拜假神</w:t>
-      </w:r>
-    </w:p>
-    <w:p>
-      <w:pPr>
-        <w:pStyle w:val="ListBullet"/>
-        <w:spacing w:line="240" w:lineRule="auto"/>
-        <w:ind w:left="720"/>
-      </w:pPr>
-      <w:r>
-        <w:rPr>
-          <w:lang w:val="zh_TW" w:bidi="zh_TW"/>
-        </w:rPr>
-      </w:r>
-      <w:r>
-        <w:rPr>
-          <w:lang w:val="zh_TW" w:bidi="zh_TW"/>
-        </w:rPr>
-        <w:t>經常醉酒</w:t>
-      </w:r>
-    </w:p>
-    <w:p>
-      <w:pPr>
-        <w:pStyle w:val="ListBullet"/>
-        <w:spacing w:line="240" w:lineRule="auto"/>
-        <w:ind w:left="720"/>
-      </w:pPr>
-      <w:r>
-        <w:rPr>
-          <w:lang w:val="zh_TW" w:bidi="zh_TW"/>
-        </w:rPr>
-      </w:r>
-      <w:r>
-        <w:rPr>
-          <w:lang w:val="zh_TW" w:bidi="zh_TW"/>
-        </w:rPr>
-        <w:t>偷竊他人財物（</w:t>
-      </w:r>
-      <w:hyperlink r:id="rId47">
-        <w:r>
-          <w:rPr>
-            <w:lang w:val="zh_TW" w:bidi="zh_TW"/>
-          </w:rPr>
-          <w:rPr>
-            <w:color w:val="0000EE"/>
-            <w:u w:val="single"/>
-          </w:rPr>
-          <w:t>林前5:11</w:t>
-        </w:r>
-      </w:hyperlink>
-      <w:r>
-        <w:rPr>
-          <w:lang w:val="zh_TW" w:bidi="zh_TW"/>
-        </w:rPr>
-        <w:t>）。</w:t>
-      </w:r>
-    </w:p>
-    <w:p>
-      <w:pPr/>
-      <w:r>
-        <w:rPr>
-          <w:lang w:val="zh_TW" w:bidi="zh_TW"/>
-        </w:rPr>
-      </w:r>
-      <w:r>
-        <w:rPr>
-          <w:lang w:val="zh_TW" w:bidi="zh_TW"/>
-        </w:rPr>
-        <w:t>聖經提供多項指引，幫助信徒在基督的身體裡增進相交：</w:t>
-      </w:r>
-    </w:p>
-    <w:p>
-      <w:pPr>
-        <w:pStyle w:val="ListNumber"/>
-        <w:numPr>
-          <w:ilvl w:val="0"/>
-          <w:numId w:val="14"/>
-        </w:numPr>
-        <w:spacing w:line="240" w:lineRule="auto"/>
-        <w:ind w:left="720"/>
-      </w:pPr>
-      <w:r>
-        <w:rPr>
-          <w:lang w:val="zh_TW" w:bidi="zh_TW"/>
-        </w:rPr>
-      </w:r>
-      <w:r>
-        <w:rPr>
-          <w:lang w:val="zh_TW" w:bidi="zh_TW"/>
-        </w:rPr>
-        <w:t>以耶穌對門徒那樣的憐憫彼此相愛（</w:t>
-      </w:r>
-      <w:hyperlink r:id="rId48">
-        <w:r>
-          <w:rPr>
-            <w:lang w:val="zh_TW" w:bidi="zh_TW"/>
-          </w:rPr>
-          <w:rPr>
-            <w:color w:val="0000EE"/>
-            <w:u w:val="single"/>
-          </w:rPr>
-          <w:t>約13:34–35，</w:t>
-        </w:r>
-      </w:hyperlink>
-      <w:hyperlink r:id="rId49">
-        <w:r>
-          <w:rPr>
-            <w:lang w:val="zh_TW" w:bidi="zh_TW"/>
-          </w:rPr>
-          <w:rPr>
-            <w:color w:val="0000EE"/>
-            <w:u w:val="single"/>
-          </w:rPr>
-          <w:t>15:12</w:t>
-        </w:r>
-      </w:hyperlink>
-      <w:r>
-        <w:rPr>
-          <w:lang w:val="zh_TW" w:bidi="zh_TW"/>
-        </w:rPr>
-        <w:t>）。團契的原則應以愛為準則（</w:t>
-      </w:r>
-      <w:hyperlink r:id="rId50">
-        <w:r>
-          <w:rPr>
-            <w:lang w:val="zh_TW" w:bidi="zh_TW"/>
-          </w:rPr>
-          <w:rPr>
-            <w:color w:val="0000EE"/>
-            <w:u w:val="single"/>
-          </w:rPr>
-          <w:t>來13:1</w:t>
-        </w:r>
-      </w:hyperlink>
-      <w:r>
-        <w:rPr>
-          <w:lang w:val="zh_TW" w:bidi="zh_TW"/>
-        </w:rPr>
-        <w:t>）。</w:t>
-      </w:r>
-    </w:p>
-    <w:p>
-      <w:pPr>
-        <w:pStyle w:val="ListNumber"/>
-        <w:spacing w:line="240" w:lineRule="auto"/>
-        <w:ind w:left="720"/>
-      </w:pPr>
-      <w:r>
-        <w:rPr>
-          <w:lang w:val="zh_TW" w:bidi="zh_TW"/>
-        </w:rPr>
-      </w:r>
-      <w:r>
-        <w:rPr>
-          <w:lang w:val="zh_TW" w:bidi="zh_TW"/>
-        </w:rPr>
-        <w:t>培養謙卑的心志，尊重他人（</w:t>
-      </w:r>
-      <w:hyperlink r:id="rId51">
-        <w:r>
-          <w:rPr>
-            <w:lang w:val="zh_TW" w:bidi="zh_TW"/>
-          </w:rPr>
-          <w:rPr>
-            <w:color w:val="0000EE"/>
-            <w:u w:val="single"/>
-          </w:rPr>
-          <w:t>腓2:3–5</w:t>
-        </w:r>
-      </w:hyperlink>
-      <w:r>
-        <w:rPr>
-          <w:lang w:val="zh_TW" w:bidi="zh_TW"/>
-        </w:rPr>
-        <w:t>）。</w:t>
-      </w:r>
-    </w:p>
-    <w:p>
-      <w:pPr>
-        <w:pStyle w:val="ListNumber"/>
-        <w:spacing w:line="240" w:lineRule="auto"/>
-        <w:ind w:left="720"/>
-      </w:pPr>
-      <w:r>
-        <w:rPr>
-          <w:lang w:val="zh_TW" w:bidi="zh_TW"/>
-        </w:rPr>
-      </w:r>
-      <w:r>
-        <w:rPr>
-          <w:lang w:val="zh_TW" w:bidi="zh_TW"/>
-        </w:rPr>
-        <w:t>與信徒分擔重擔（</w:t>
-      </w:r>
-      <w:hyperlink r:id="rId52">
-        <w:r>
-          <w:rPr>
-            <w:lang w:val="zh_TW" w:bidi="zh_TW"/>
-          </w:rPr>
-          <w:rPr>
-            <w:color w:val="0000EE"/>
-            <w:u w:val="single"/>
-          </w:rPr>
-          <w:t>加6:2</w:t>
-        </w:r>
-      </w:hyperlink>
-      <w:r>
-        <w:rPr>
-          <w:lang w:val="zh_TW" w:bidi="zh_TW"/>
-        </w:rPr>
-        <w:t>）。</w:t>
-      </w:r>
-    </w:p>
-    <w:p>
-      <w:pPr>
-        <w:pStyle w:val="ListNumber"/>
-        <w:spacing w:line="240" w:lineRule="auto"/>
-        <w:ind w:left="720"/>
-      </w:pPr>
-      <w:r>
-        <w:rPr>
-          <w:lang w:val="zh_TW" w:bidi="zh_TW"/>
-        </w:rPr>
-      </w:r>
-      <w:r>
-        <w:rPr>
-          <w:lang w:val="zh_TW" w:bidi="zh_TW"/>
-        </w:rPr>
-        <w:t>與有需要的弟兄姊妹分享金錢、食物等實際的祝福（</w:t>
-      </w:r>
-      <w:hyperlink r:id="rId53">
-        <w:r>
-          <w:rPr>
-            <w:lang w:val="zh_TW" w:bidi="zh_TW"/>
-          </w:rPr>
-          <w:rPr>
-            <w:color w:val="0000EE"/>
-            <w:u w:val="single"/>
-          </w:rPr>
-          <w:t>林後9:13</w:t>
-        </w:r>
-      </w:hyperlink>
-      <w:r>
-        <w:rPr>
-          <w:lang w:val="zh_TW" w:bidi="zh_TW"/>
-        </w:rPr>
-        <w:t>）。</w:t>
-      </w:r>
-    </w:p>
-    <w:p>
-      <w:pPr>
-        <w:pStyle w:val="ListNumber"/>
-        <w:spacing w:line="240" w:lineRule="auto"/>
-        <w:ind w:left="720"/>
-      </w:pPr>
-      <w:r>
-        <w:rPr>
-          <w:lang w:val="zh_TW" w:bidi="zh_TW"/>
-        </w:rPr>
-      </w:r>
-      <w:r>
-        <w:rPr>
-          <w:lang w:val="zh_TW" w:bidi="zh_TW"/>
-        </w:rPr>
-        <w:t>溫和糾正犯罪的人，協助他找到問題的出路（</w:t>
-      </w:r>
-      <w:hyperlink r:id="rId54">
-        <w:r>
-          <w:rPr>
-            <w:lang w:val="zh_TW" w:bidi="zh_TW"/>
-          </w:rPr>
-          <w:rPr>
-            <w:color w:val="0000EE"/>
-            <w:u w:val="single"/>
-          </w:rPr>
-          <w:t>加6:1</w:t>
-        </w:r>
-      </w:hyperlink>
-      <w:r>
-        <w:rPr>
-          <w:lang w:val="zh_TW" w:bidi="zh_TW"/>
-        </w:rPr>
-        <w:t>）。</w:t>
-      </w:r>
-    </w:p>
-    <w:p>
-      <w:pPr>
-        <w:pStyle w:val="ListNumber"/>
-        <w:spacing w:line="240" w:lineRule="auto"/>
-        <w:ind w:left="720"/>
-      </w:pPr>
-      <w:r>
-        <w:rPr>
-          <w:lang w:val="zh_TW" w:bidi="zh_TW"/>
-        </w:rPr>
-      </w:r>
-      <w:r>
-        <w:rPr>
-          <w:lang w:val="zh_TW" w:bidi="zh_TW"/>
-        </w:rPr>
-        <w:t>在信徒受苦時伸出援手（</w:t>
-      </w:r>
-      <w:hyperlink r:id="rId55">
-        <w:r>
-          <w:rPr>
-            <w:lang w:val="zh_TW" w:bidi="zh_TW"/>
-          </w:rPr>
-          <w:rPr>
-            <w:color w:val="0000EE"/>
-            <w:u w:val="single"/>
-          </w:rPr>
-          <w:t>林前12:26</w:t>
-        </w:r>
-      </w:hyperlink>
-      <w:r>
-        <w:rPr>
-          <w:lang w:val="zh_TW" w:bidi="zh_TW"/>
-        </w:rPr>
-        <w:t>）。</w:t>
-      </w:r>
-    </w:p>
-    <w:p>
-      <w:pPr>
-        <w:pStyle w:val="ListNumber"/>
-        <w:spacing w:line="240" w:lineRule="auto"/>
-        <w:ind w:left="720"/>
-      </w:pPr>
-      <w:r>
-        <w:rPr>
-          <w:lang w:val="zh_TW" w:bidi="zh_TW"/>
-        </w:rPr>
-      </w:r>
-      <w:r>
-        <w:rPr>
-          <w:lang w:val="zh_TW" w:bidi="zh_TW"/>
-        </w:rPr>
-        <w:t>在聖靈裡不住彼此禱告（</w:t>
-      </w:r>
-      <w:hyperlink r:id="rId56">
-        <w:r>
-          <w:rPr>
-            <w:lang w:val="zh_TW" w:bidi="zh_TW"/>
-          </w:rPr>
-          <w:rPr>
-            <w:color w:val="0000EE"/>
-            <w:u w:val="single"/>
-          </w:rPr>
-          <w:t>弗6:18</w:t>
-        </w:r>
-      </w:hyperlink>
-      <w:r>
-        <w:rPr>
-          <w:lang w:val="zh_TW" w:bidi="zh_TW"/>
-        </w:rPr>
-        <w:t>）。</w:t>
-      </w:r>
-    </w:p>
-    <w:p>
-      <w:pPr/>
-      <w:r>
-        <w:rPr>
-          <w:lang w:val="zh_TW" w:bidi="zh_TW"/>
-        </w:rPr>
-      </w:r>
-      <w:r>
-        <w:rPr>
-          <w:lang w:val="zh_TW" w:bidi="zh_TW"/>
-        </w:rPr>
-        <w:t>基督徒應認真思想一位無名聖徒的話：「當你遠離弟兄時，你就不能親近神。」</w:t>
+        <w:t>，位於敘利亞南部和約旦北部。</w:t>
       </w:r>
       <w:r>
         <w:rPr>
@@ -3296,12 +2210,6 @@
   </w:num>
   <w:num w:numId="13" w16cid:durableId="592781308">
     <w:abstractNumId w:val="11"/>
-  </w:num>
-  <w:num w:numId="14">
-    <w:abstractNumId w:val="3"/>
-    <w:lvlOverride w:ilvl="0">
-      <w:startOverride w:val="1"/>
-    </w:lvlOverride>
   </w:num>
   <w:numIdMacAtCleanup w:val="10"/>
 </w:numbering>

--- a/zht/docx/162.content.docx
+++ b/zht/docx/162.content.docx
@@ -149,7 +149,7 @@
         <w:rPr>
           <w:lang w:val="zh_TW" w:bidi="zh_TW"/>
         </w:rPr>
-        <w:t>te</w:t>
+        <w:t>tai</w:t>
       </w:r>
       <w:r>
         <w:rPr>
@@ -212,7 +212,7 @@
         <w:rPr>
           <w:lang w:val="zh_TW" w:bidi="zh_TW"/>
         </w:rPr>
-        <w:t>特拉可尼</w:t>
+        <w:t>太監</w:t>
       </w:r>
       <w:r>
         <w:rPr>
@@ -231,7 +231,7 @@
         <w:rPr>
           <w:lang w:val="zh_TW" w:bidi="zh_TW"/>
         </w:rPr>
-        <w:t>這是約旦河以東五個羅馬的省之一。其它四個省位於約旦河東的省分別為：巴坦尼亞（Batanea）、高拉尼提斯（Gaulanitis）、奧拉尼提斯（Auranitis）和以土利亞（Iturea）。該地區可能包括高拉尼提斯、巴坦尼亞和奧拉尼提斯的部分區域，是希律的兄弟腓力所管轄的分封王領地的一部分（</w:t>
+        <w:t>君王宮廷或家中的官員，常負責管理婦女居住的區域。許多這類男子都曾被閹割（即切除男性生殖器官），但並非所有人都是如此（參</w:t>
       </w:r>
       <w:hyperlink r:id="rId13">
         <w:r>
@@ -242,14 +242,194 @@
             <w:color w:val="0000EE"/>
             <w:u w:val="single"/>
           </w:rPr>
-          <w:t>路3:1</w:t>
+          <w:t>創39:1</w:t>
         </w:r>
       </w:hyperlink>
       <w:r>
         <w:rPr>
           <w:lang w:val="zh_TW" w:bidi="zh_TW"/>
         </w:rPr>
-        <w:t>）。特拉可尼是一片位於加利利海東北部的荒涼地帶。在亞蘭文中，它被稱為「亞珥歌伯（Argob）」，意思為「石堆」，這精確描述了當地崎嶇多石的地形。</w:t>
+        <w:t>）。太監在下列的國擔任公職：</w:t>
+      </w:r>
+    </w:p>
+    <w:p>
+      <w:pPr>
+        <w:pStyle w:val="ListBullet"/>
+        <w:spacing w:line="240" w:lineRule="auto"/>
+        <w:ind w:left="720"/>
+      </w:pPr>
+      <w:r>
+        <w:rPr>
+          <w:lang w:val="zh_TW" w:bidi="zh_TW"/>
+        </w:rPr>
+      </w:r>
+      <w:r>
+        <w:rPr>
+          <w:lang w:val="zh_TW" w:bidi="zh_TW"/>
+        </w:rPr>
+        <w:t>以色列（</w:t>
+      </w:r>
+      <w:hyperlink r:id="rId14">
+        <w:r>
+          <w:rPr>
+            <w:lang w:val="zh_TW" w:bidi="zh_TW"/>
+          </w:rPr>
+          <w:rPr>
+            <w:color w:val="0000EE"/>
+            <w:u w:val="single"/>
+          </w:rPr>
+          <w:t>撒上8:15</w:t>
+        </w:r>
+      </w:hyperlink>
+      <w:r>
+        <w:rPr>
+          <w:lang w:val="zh_TW" w:bidi="zh_TW"/>
+        </w:rPr>
+        <w:t>；</w:t>
+      </w:r>
+      <w:hyperlink r:id="rId15">
+        <w:r>
+          <w:rPr>
+            <w:lang w:val="zh_TW" w:bidi="zh_TW"/>
+          </w:rPr>
+          <w:rPr>
+            <w:color w:val="0000EE"/>
+            <w:u w:val="single"/>
+          </w:rPr>
+          <w:t>代上28:1</w:t>
+        </w:r>
+      </w:hyperlink>
+      <w:r>
+        <w:rPr>
+          <w:lang w:val="zh_TW" w:bidi="zh_TW"/>
+        </w:rPr>
+        <w:t>）</w:t>
+      </w:r>
+    </w:p>
+    <w:p>
+      <w:pPr>
+        <w:pStyle w:val="ListBullet"/>
+        <w:spacing w:line="240" w:lineRule="auto"/>
+        <w:ind w:left="720"/>
+      </w:pPr>
+      <w:r>
+        <w:rPr>
+          <w:lang w:val="zh_TW" w:bidi="zh_TW"/>
+        </w:rPr>
+      </w:r>
+      <w:r>
+        <w:rPr>
+          <w:lang w:val="zh_TW" w:bidi="zh_TW"/>
+        </w:rPr>
+        <w:t>波斯（</w:t>
+      </w:r>
+      <w:hyperlink r:id="rId16">
+        <w:r>
+          <w:rPr>
+            <w:lang w:val="zh_TW" w:bidi="zh_TW"/>
+          </w:rPr>
+          <w:rPr>
+            <w:color w:val="0000EE"/>
+            <w:u w:val="single"/>
+          </w:rPr>
+          <w:t>斯2:3</w:t>
+        </w:r>
+      </w:hyperlink>
+      <w:r>
+        <w:rPr>
+          <w:lang w:val="zh_TW" w:bidi="zh_TW"/>
+        </w:rPr>
+        <w:t>）</w:t>
+      </w:r>
+    </w:p>
+    <w:p>
+      <w:pPr>
+        <w:pStyle w:val="ListBullet"/>
+        <w:spacing w:line="240" w:lineRule="auto"/>
+        <w:ind w:left="720"/>
+      </w:pPr>
+      <w:r>
+        <w:rPr>
+          <w:lang w:val="zh_TW" w:bidi="zh_TW"/>
+        </w:rPr>
+      </w:r>
+      <w:r>
+        <w:rPr>
+          <w:lang w:val="zh_TW" w:bidi="zh_TW"/>
+        </w:rPr>
+        <w:t>衣索比亞（</w:t>
+      </w:r>
+      <w:hyperlink r:id="rId17">
+        <w:r>
+          <w:rPr>
+            <w:lang w:val="zh_TW" w:bidi="zh_TW"/>
+          </w:rPr>
+          <w:rPr>
+            <w:color w:val="0000EE"/>
+            <w:u w:val="single"/>
+          </w:rPr>
+          <w:t>耶38:7</w:t>
+        </w:r>
+      </w:hyperlink>
+      <w:r>
+        <w:rPr>
+          <w:lang w:val="zh_TW" w:bidi="zh_TW"/>
+        </w:rPr>
+        <w:t>；</w:t>
+      </w:r>
+      <w:hyperlink r:id="rId18">
+        <w:r>
+          <w:rPr>
+            <w:lang w:val="zh_TW" w:bidi="zh_TW"/>
+          </w:rPr>
+          <w:rPr>
+            <w:color w:val="0000EE"/>
+            <w:u w:val="single"/>
+          </w:rPr>
+          <w:t>徒8:27</w:t>
+        </w:r>
+      </w:hyperlink>
+      <w:r>
+        <w:rPr>
+          <w:lang w:val="zh_TW" w:bidi="zh_TW"/>
+        </w:rPr>
+        <w:t>）</w:t>
+      </w:r>
+    </w:p>
+    <w:p>
+      <w:pPr>
+        <w:pStyle w:val="ListBullet"/>
+        <w:spacing w:line="240" w:lineRule="auto"/>
+        <w:ind w:left="720"/>
+      </w:pPr>
+      <w:r>
+        <w:rPr>
+          <w:lang w:val="zh_TW" w:bidi="zh_TW"/>
+        </w:rPr>
+      </w:r>
+      <w:r>
+        <w:rPr>
+          <w:lang w:val="zh_TW" w:bidi="zh_TW"/>
+        </w:rPr>
+        <w:t>巴比倫（</w:t>
+      </w:r>
+      <w:hyperlink r:id="rId19">
+        <w:r>
+          <w:rPr>
+            <w:lang w:val="zh_TW" w:bidi="zh_TW"/>
+          </w:rPr>
+          <w:rPr>
+            <w:color w:val="0000EE"/>
+            <w:u w:val="single"/>
+          </w:rPr>
+          <w:t>但1:3</w:t>
+        </w:r>
+      </w:hyperlink>
+      <w:r>
+        <w:rPr>
+          <w:lang w:val="zh_TW" w:bidi="zh_TW"/>
+        </w:rPr>
+        <w:t>）</w:t>
       </w:r>
     </w:p>
     <w:p>
@@ -263,9 +443,9 @@
         <w:rPr>
           <w:lang w:val="zh_TW" w:bidi="zh_TW"/>
         </w:rPr>
-        <w:t>除了路加福音的記載之外，特拉可尼在歷史文獻中鮮少被提及。猶太歷史學家約瑟夫（Josephus）指出，亞蘭的兒子烏斯（參</w:t>
-      </w:r>
-      <w:hyperlink r:id="rId14">
+        <w:t>太監不得參與以色列的公共敬拜（</w:t>
+      </w:r>
+      <w:hyperlink r:id="rId20">
         <w:r>
           <w:rPr>
             <w:lang w:val="zh_TW" w:bidi="zh_TW"/>
@@ -274,14 +454,50 @@
             <w:color w:val="0000EE"/>
             <w:u w:val="single"/>
           </w:rPr>
-          <w:t>創10:23</w:t>
+          <w:t>申23:1</w:t>
         </w:r>
       </w:hyperlink>
       <w:r>
         <w:rPr>
           <w:lang w:val="zh_TW" w:bidi="zh_TW"/>
         </w:rPr>
-        <w:t>）曾殖民此地。羅馬人在奧古斯都擊敗當地的強盜首領西納德勒斯（Zenodorus）後取得了特拉可尼的控制權。隨後，奧古斯都將這片土地交給大希律，條件是他必須鎮壓當地的土匪。在大希律去世後，他的兒子腓力繼承了這片土地，但很可能僅在名義上擁有控制權。</w:t>
+        <w:t>），但先知以賽亞曾在關於彌賽亞復興國度的預言中提到他們（</w:t>
+      </w:r>
+      <w:hyperlink r:id="rId21">
+        <w:r>
+          <w:rPr>
+            <w:lang w:val="zh_TW" w:bidi="zh_TW"/>
+          </w:rPr>
+          <w:rPr>
+            <w:color w:val="0000EE"/>
+            <w:u w:val="single"/>
+          </w:rPr>
+          <w:t>賽56:3–5</w:t>
+        </w:r>
+      </w:hyperlink>
+      <w:r>
+        <w:rPr>
+          <w:lang w:val="zh_TW" w:bidi="zh_TW"/>
+        </w:rPr>
+        <w:t>；見</w:t>
+      </w:r>
+      <w:hyperlink r:id="rId22">
+        <w:r>
+          <w:rPr>
+            <w:lang w:val="zh_TW" w:bidi="zh_TW"/>
+          </w:rPr>
+          <w:rPr>
+            <w:color w:val="0000EE"/>
+            <w:u w:val="single"/>
+          </w:rPr>
+          <w:t>徒8章</w:t>
+        </w:r>
+      </w:hyperlink>
+      <w:r>
+        <w:rPr>
+          <w:lang w:val="zh_TW" w:bidi="zh_TW"/>
+        </w:rPr>
+        <w:t>）。</w:t>
       </w:r>
     </w:p>
     <w:p>
@@ -291,24 +507,1724 @@
           <w:lang w:val="zh_TW" w:bidi="zh_TW"/>
         </w:rPr>
       </w:r>
-      <w:r>
-        <w:rPr>
-          <w:lang w:val="zh_TW" w:bidi="zh_TW"/>
-        </w:rPr>
-        <w:t>今天，該地區被稱為</w:t>
+      <w:hyperlink r:id="rId23">
+        <w:r>
+          <w:rPr>
+            <w:lang w:val="zh_TW" w:bidi="zh_TW"/>
+          </w:rPr>
+          <w:rPr>
+            <w:color w:val="0000EE"/>
+            <w:u w:val="single"/>
+          </w:rPr>
+          <w:t>使徒行傳八章27至39節</w:t>
+        </w:r>
+      </w:hyperlink>
+      <w:r>
+        <w:rPr>
+          <w:lang w:val="zh_TW" w:bidi="zh_TW"/>
+        </w:rPr>
+        <w:t>中所提到的衣索匹亞太監，很可能是負責管理國庫。許多人認為，這位太監後來把基督教信仰帶到衣索匹亞。</w:t>
+      </w:r>
+    </w:p>
+    <w:p>
+      <w:pPr/>
+      <w:r>
+        <w:rPr>
+          <w:lang w:val="zh_TW" w:bidi="zh_TW"/>
+        </w:rPr>
+      </w:r>
+      <w:r>
+        <w:rPr>
+          <w:lang w:val="zh_TW" w:bidi="zh_TW"/>
+        </w:rPr>
+        <w:t>耶穌提到三種太監（</w:t>
+      </w:r>
+      <w:hyperlink r:id="rId24">
+        <w:r>
+          <w:rPr>
+            <w:lang w:val="zh_TW" w:bidi="zh_TW"/>
+          </w:rPr>
+          <w:rPr>
+            <w:color w:val="0000EE"/>
+            <w:u w:val="single"/>
+          </w:rPr>
+          <w:t>太19:12</w:t>
+        </w:r>
+      </w:hyperlink>
+      <w:r>
+        <w:rPr>
+          <w:lang w:val="zh_TW" w:bidi="zh_TW"/>
+        </w:rPr>
+        <w:t>；和合本譯為：閹人），其中包括那些為天國的緣故使自己成為太監的人。這大概是指那些決定終身不結婚，好專心服事神國的人（例如施洗約翰、耶穌和使徒保羅）。</w:t>
+      </w:r>
+      <w:r>
+        <w:rPr>
+          <w:lang w:val="zh_TW" w:bidi="zh_TW"/>
+        </w:rPr>
+      </w:r>
+      <w:r>
+        <w:rPr>
+          <w:lang w:val="zh_TW" w:bidi="zh_TW"/>
+        </w:rPr>
+      </w:r>
+    </w:p>
+    <w:p>
+      <w:pPr/>
+      <w:r>
+        <w:rPr>
+          <w:lang w:val="zh_TW" w:bidi="zh_TW"/>
+        </w:rPr>
+      </w:r>
+    </w:p>
+    <w:p>
+      <w:pPr>
+        <w:pStyle w:val="Heading2"/>
+      </w:pPr>
+      <w:r>
+        <w:rPr>
+          <w:lang w:val="zh_TW" w:bidi="zh_TW"/>
+        </w:rPr>
+        <w:t>太陽</w:t>
+      </w:r>
+      <w:r>
+        <w:rPr>
+          <w:lang w:val="zh_TW" w:bidi="zh_TW"/>
+        </w:rPr>
+      </w:r>
+    </w:p>
+    <w:p>
+      <w:pPr/>
+      <w:r>
+        <w:rPr>
+          <w:lang w:val="zh_TW" w:bidi="zh_TW"/>
+        </w:rPr>
+      </w:r>
+      <w:r>
+        <w:rPr>
+          <w:lang w:val="zh_TW" w:bidi="zh_TW"/>
+        </w:rPr>
+        <w:t>太陽（譯註：或譯「日頭」）是神所創造的兩大光體之一，用來管理白晝（</w:t>
+      </w:r>
+      <w:hyperlink r:id="rId25">
+        <w:r>
+          <w:rPr>
+            <w:lang w:val="zh_TW" w:bidi="zh_TW"/>
+          </w:rPr>
+          <w:rPr>
+            <w:color w:val="0000EE"/>
+            <w:u w:val="single"/>
+          </w:rPr>
+          <w:t>創1:14–15</w:t>
+        </w:r>
+      </w:hyperlink>
+      <w:r>
+        <w:rPr>
+          <w:lang w:val="zh_TW" w:bidi="zh_TW"/>
+        </w:rPr>
+        <w:t>）。在聖經時代，一天是從日落開始的，日常獻祭也與太陽的位置有關。第一個燔祭是在日出時獻上的（</w:t>
+      </w:r>
+      <w:hyperlink r:id="rId26">
+        <w:r>
+          <w:rPr>
+            <w:lang w:val="zh_TW" w:bidi="zh_TW"/>
+          </w:rPr>
+          <w:rPr>
+            <w:color w:val="0000EE"/>
+            <w:u w:val="single"/>
+          </w:rPr>
+          <w:t>出29:39</w:t>
+        </w:r>
+      </w:hyperlink>
+      <w:r>
+        <w:rPr>
+          <w:lang w:val="zh_TW" w:bidi="zh_TW"/>
+        </w:rPr>
+        <w:t>；</w:t>
+      </w:r>
+      <w:hyperlink r:id="rId27">
+        <w:r>
+          <w:rPr>
+            <w:lang w:val="zh_TW" w:bidi="zh_TW"/>
+          </w:rPr>
+          <w:rPr>
+            <w:color w:val="0000EE"/>
+            <w:u w:val="single"/>
+          </w:rPr>
+          <w:t>民28:4</w:t>
+        </w:r>
+      </w:hyperlink>
+      <w:r>
+        <w:rPr>
+          <w:lang w:val="zh_TW" w:bidi="zh_TW"/>
+        </w:rPr>
+        <w:t>）。在猶太教的拉比傳統中，白晝的時數隨著季節變化，取決於太陽週期。</w:t>
+      </w:r>
+    </w:p>
+    <w:p>
+      <w:pPr/>
+      <w:r>
+        <w:rPr>
+          <w:lang w:val="zh_TW" w:bidi="zh_TW"/>
+        </w:rPr>
+      </w:r>
+      <w:r>
+        <w:rPr>
+          <w:lang w:val="zh_TW" w:bidi="zh_TW"/>
+        </w:rPr>
+        <w:t>以色列人用的曆法是陰曆，但春季（逾越節）和秋季（吹角節、贖罪日、住棚節）的大節期卻顯示，他們也考量了太陽年（solar year）。與農事對應的基色曆（Gezer calendar）以太陽年為依據。猶太曆採用19年循環，其中有7年會加上閏月，使陰曆與太陽年對齊，聖經並沒有提到這套系統，學者認為第十三個月是後來才加上的。來自埃及象島（Elephantine）猶太殖民地的亞蘭文文件顯示，早在主前五世紀，這個19年循環的系統已經被使用。雖然沒有相關記錄留存，猶大和以色列王國很可能採用類似的制度。</w:t>
+      </w:r>
+    </w:p>
+    <w:p>
+      <w:pPr/>
+      <w:r>
+        <w:rPr>
+          <w:lang w:val="zh_TW" w:bidi="zh_TW"/>
+        </w:rPr>
+      </w:r>
+      <w:r>
+        <w:rPr>
+          <w:lang w:val="zh_TW" w:bidi="zh_TW"/>
+        </w:rPr>
+        <w:t>在猶太教的拉比傳統中，認為每年都有四季，但舊約僅提到兩季：「</w:t>
+      </w:r>
+      <w:r>
+        <w:rPr>
+          <w:lang w:val="zh_TW" w:bidi="zh_TW"/>
+        </w:rPr>
+        <w:t>稼穡、寒暑、冬夏</w:t>
+      </w:r>
+      <w:r>
+        <w:rPr>
+          <w:lang w:val="zh_TW" w:bidi="zh_TW"/>
+        </w:rPr>
+        <w:t>」（</w:t>
+      </w:r>
+      <w:hyperlink r:id="rId28">
+        <w:r>
+          <w:rPr>
+            <w:lang w:val="zh_TW" w:bidi="zh_TW"/>
+          </w:rPr>
+          <w:rPr>
+            <w:color w:val="0000EE"/>
+            <w:u w:val="single"/>
+          </w:rPr>
+          <w:t>創8:22</w:t>
+        </w:r>
+      </w:hyperlink>
+      <w:r>
+        <w:rPr>
+          <w:lang w:val="zh_TW" w:bidi="zh_TW"/>
+        </w:rPr>
+        <w:t>）。</w:t>
+      </w:r>
+    </w:p>
+    <w:p>
+      <w:pPr/>
+      <w:r>
+        <w:rPr>
+          <w:lang w:val="zh_TW" w:bidi="zh_TW"/>
+        </w:rPr>
+      </w:r>
+      <w:r>
+        <w:rPr>
+          <w:lang w:val="zh_TW" w:bidi="zh_TW"/>
+        </w:rPr>
+        <w:t>四個季節與太陽的運行有關：</w:t>
+      </w:r>
+    </w:p>
+    <w:p>
+      <w:pPr>
+        <w:pStyle w:val="ListBullet"/>
+        <w:spacing w:line="240" w:lineRule="auto"/>
+        <w:ind w:left="720"/>
+      </w:pPr>
+      <w:r>
+        <w:rPr>
+          <w:lang w:val="zh_TW" w:bidi="zh_TW"/>
+        </w:rPr>
+      </w:r>
+      <w:r>
+        <w:rPr>
+          <w:lang w:val="zh_TW" w:bidi="zh_TW"/>
+        </w:rPr>
+        <w:t>秋季（</w:t>
       </w:r>
       <w:r>
         <w:rPr>
           <w:i/>
           <w:lang w:val="zh_TW" w:bidi="zh_TW"/>
         </w:rPr>
-        <w:t>列賈（el-Lejah）</w:t>
-      </w:r>
-      <w:r>
-        <w:rPr>
-          <w:lang w:val="zh_TW" w:bidi="zh_TW"/>
-        </w:rPr>
-        <w:t>，位於敘利亞南部和約旦北部。</w:t>
+        <w:t>setav；</w:t>
+      </w:r>
+      <w:r>
+        <w:rPr>
+          <w:lang w:val="zh_TW" w:bidi="zh_TW"/>
+        </w:rPr>
+        <w:t>原指「雨季」或「雨」；</w:t>
+      </w:r>
+      <w:hyperlink r:id="rId29">
+        <w:r>
+          <w:rPr>
+            <w:lang w:val="zh_TW" w:bidi="zh_TW"/>
+          </w:rPr>
+          <w:rPr>
+            <w:color w:val="0000EE"/>
+            <w:u w:val="single"/>
+          </w:rPr>
+          <w:t>歌2:11</w:t>
+        </w:r>
+      </w:hyperlink>
+      <w:r>
+        <w:rPr>
+          <w:lang w:val="zh_TW" w:bidi="zh_TW"/>
+        </w:rPr>
+        <w:t>）始於秋分（9月21日）</w:t>
+      </w:r>
+    </w:p>
+    <w:p>
+      <w:pPr>
+        <w:pStyle w:val="ListBullet"/>
+        <w:spacing w:line="240" w:lineRule="auto"/>
+        <w:ind w:left="720"/>
+      </w:pPr>
+      <w:r>
+        <w:rPr>
+          <w:lang w:val="zh_TW" w:bidi="zh_TW"/>
+        </w:rPr>
+      </w:r>
+      <w:r>
+        <w:rPr>
+          <w:lang w:val="zh_TW" w:bidi="zh_TW"/>
+        </w:rPr>
+        <w:t>冬季（</w:t>
+      </w:r>
+      <w:r>
+        <w:rPr>
+          <w:i/>
+          <w:lang w:val="zh_TW" w:bidi="zh_TW"/>
+        </w:rPr>
+        <w:t>horeph</w:t>
+      </w:r>
+      <w:r>
+        <w:rPr>
+          <w:lang w:val="zh_TW" w:bidi="zh_TW"/>
+        </w:rPr>
+        <w:t>）始於冬至（約12月22日）</w:t>
+      </w:r>
+    </w:p>
+    <w:p>
+      <w:pPr>
+        <w:pStyle w:val="ListBullet"/>
+        <w:spacing w:line="240" w:lineRule="auto"/>
+        <w:ind w:left="720"/>
+      </w:pPr>
+      <w:r>
+        <w:rPr>
+          <w:lang w:val="zh_TW" w:bidi="zh_TW"/>
+        </w:rPr>
+      </w:r>
+      <w:r>
+        <w:rPr>
+          <w:lang w:val="zh_TW" w:bidi="zh_TW"/>
+        </w:rPr>
+        <w:t>春天 （</w:t>
+      </w:r>
+      <w:r>
+        <w:rPr>
+          <w:i/>
+          <w:lang w:val="zh_TW" w:bidi="zh_TW"/>
+        </w:rPr>
+        <w:t>aviv</w:t>
+      </w:r>
+      <w:r>
+        <w:rPr>
+          <w:lang w:val="zh_TW" w:bidi="zh_TW"/>
+        </w:rPr>
+        <w:t>） 開始於春分（3月21日）</w:t>
+      </w:r>
+    </w:p>
+    <w:p>
+      <w:pPr>
+        <w:pStyle w:val="ListBullet"/>
+        <w:spacing w:line="240" w:lineRule="auto"/>
+        <w:ind w:left="720"/>
+      </w:pPr>
+      <w:r>
+        <w:rPr>
+          <w:lang w:val="zh_TW" w:bidi="zh_TW"/>
+        </w:rPr>
+      </w:r>
+      <w:r>
+        <w:rPr>
+          <w:lang w:val="zh_TW" w:bidi="zh_TW"/>
+        </w:rPr>
+        <w:t>夏季（</w:t>
+      </w:r>
+      <w:r>
+        <w:rPr>
+          <w:i/>
+          <w:lang w:val="zh_TW" w:bidi="zh_TW"/>
+        </w:rPr>
+        <w:t>qayits</w:t>
+      </w:r>
+      <w:r>
+        <w:rPr>
+          <w:lang w:val="zh_TW" w:bidi="zh_TW"/>
+        </w:rPr>
+        <w:t>）始於夏至（6月22日）</w:t>
+      </w:r>
+    </w:p>
+    <w:p>
+      <w:pPr/>
+      <w:r>
+        <w:rPr>
+          <w:lang w:val="zh_TW" w:bidi="zh_TW"/>
+        </w:rPr>
+      </w:r>
+      <w:r>
+        <w:rPr>
+          <w:lang w:val="zh_TW" w:bidi="zh_TW"/>
+        </w:rPr>
+        <w:t>在別是巴發現的一座聖殿（追溯到公元前125年），與夏至的日出對齊。同樣，拉吉（Lachish）的一座聖殿則朝向冬至。來自君主時代的亞拉得（Arad）聖殿幾乎正對東方。它很可能與春分或秋分的日出對齊，耶路撒冷聖殿也是如此。</w:t>
+      </w:r>
+    </w:p>
+    <w:p>
+      <w:pPr/>
+      <w:r>
+        <w:rPr>
+          <w:lang w:val="zh_TW" w:bidi="zh_TW"/>
+        </w:rPr>
+      </w:r>
+      <w:r>
+        <w:rPr>
+          <w:lang w:val="zh_TW" w:bidi="zh_TW"/>
+        </w:rPr>
+        <w:t>在希伯來詩詞中，太陽常被用作一個強烈的意象。它被描述為：</w:t>
+      </w:r>
+    </w:p>
+    <w:p>
+      <w:pPr>
+        <w:pStyle w:val="ListBullet"/>
+        <w:spacing w:line="240" w:lineRule="auto"/>
+        <w:ind w:left="720"/>
+      </w:pPr>
+      <w:r>
+        <w:rPr>
+          <w:lang w:val="zh_TW" w:bidi="zh_TW"/>
+        </w:rPr>
+      </w:r>
+      <w:r>
+        <w:rPr>
+          <w:lang w:val="zh_TW" w:bidi="zh_TW"/>
+        </w:rPr>
+        <w:t>擁有居所（</w:t>
+      </w:r>
+      <w:hyperlink r:id="rId30">
+        <w:r>
+          <w:rPr>
+            <w:lang w:val="zh_TW" w:bidi="zh_TW"/>
+          </w:rPr>
+          <w:rPr>
+            <w:color w:val="0000EE"/>
+            <w:u w:val="single"/>
+          </w:rPr>
+          <w:t>哈3:11</w:t>
+        </w:r>
+      </w:hyperlink>
+      <w:r>
+        <w:rPr>
+          <w:lang w:val="zh_TW" w:bidi="zh_TW"/>
+        </w:rPr>
+        <w:t>）</w:t>
+      </w:r>
+    </w:p>
+    <w:p>
+      <w:pPr>
+        <w:pStyle w:val="ListBullet"/>
+        <w:spacing w:line="240" w:lineRule="auto"/>
+        <w:ind w:left="720"/>
+      </w:pPr>
+      <w:r>
+        <w:rPr>
+          <w:lang w:val="zh_TW" w:bidi="zh_TW"/>
+        </w:rPr>
+      </w:r>
+      <w:r>
+        <w:rPr>
+          <w:lang w:val="zh_TW" w:bidi="zh_TW"/>
+        </w:rPr>
+        <w:t>如同新郎出洞房般 （</w:t>
+      </w:r>
+      <w:hyperlink r:id="rId31">
+        <w:r>
+          <w:rPr>
+            <w:lang w:val="zh_TW" w:bidi="zh_TW"/>
+          </w:rPr>
+          <w:rPr>
+            <w:color w:val="0000EE"/>
+            <w:u w:val="single"/>
+          </w:rPr>
+          <w:t>詩19:4–5</w:t>
+        </w:r>
+      </w:hyperlink>
+      <w:r>
+        <w:rPr>
+          <w:lang w:val="zh_TW" w:bidi="zh_TW"/>
+        </w:rPr>
+        <w:t>）</w:t>
+      </w:r>
+    </w:p>
+    <w:p>
+      <w:pPr/>
+      <w:r>
+        <w:rPr>
+          <w:lang w:val="zh_TW" w:bidi="zh_TW"/>
+        </w:rPr>
+      </w:r>
+      <w:r>
+        <w:rPr>
+          <w:lang w:val="zh_TW" w:bidi="zh_TW"/>
+        </w:rPr>
+        <w:t>太陽象徵：</w:t>
+      </w:r>
+    </w:p>
+    <w:p>
+      <w:pPr>
+        <w:pStyle w:val="ListBullet"/>
+        <w:spacing w:line="240" w:lineRule="auto"/>
+        <w:ind w:left="720"/>
+      </w:pPr>
+      <w:r>
+        <w:rPr>
+          <w:lang w:val="zh_TW" w:bidi="zh_TW"/>
+        </w:rPr>
+      </w:r>
+      <w:r>
+        <w:rPr>
+          <w:lang w:val="zh_TW" w:bidi="zh_TW"/>
+        </w:rPr>
+        <w:t>恆久不變（</w:t>
+      </w:r>
+      <w:hyperlink r:id="rId32">
+        <w:r>
+          <w:rPr>
+            <w:lang w:val="zh_TW" w:bidi="zh_TW"/>
+          </w:rPr>
+          <w:rPr>
+            <w:color w:val="0000EE"/>
+            <w:u w:val="single"/>
+          </w:rPr>
+          <w:t>詩72:5、17</w:t>
+        </w:r>
+      </w:hyperlink>
+      <w:r>
+        <w:rPr>
+          <w:lang w:val="zh_TW" w:bidi="zh_TW"/>
+        </w:rPr>
+        <w:t>）</w:t>
+      </w:r>
+    </w:p>
+    <w:p>
+      <w:pPr>
+        <w:pStyle w:val="ListBullet"/>
+        <w:spacing w:line="240" w:lineRule="auto"/>
+        <w:ind w:left="720"/>
+      </w:pPr>
+      <w:r>
+        <w:rPr>
+          <w:lang w:val="zh_TW" w:bidi="zh_TW"/>
+        </w:rPr>
+      </w:r>
+      <w:r>
+        <w:rPr>
+          <w:lang w:val="zh_TW" w:bidi="zh_TW"/>
+        </w:rPr>
+        <w:t>律法（</w:t>
+      </w:r>
+      <w:hyperlink r:id="rId33">
+        <w:r>
+          <w:rPr>
+            <w:lang w:val="zh_TW" w:bidi="zh_TW"/>
+          </w:rPr>
+          <w:rPr>
+            <w:color w:val="0000EE"/>
+            <w:u w:val="single"/>
+          </w:rPr>
+          <w:t>詩19:7</w:t>
+        </w:r>
+      </w:hyperlink>
+      <w:r>
+        <w:rPr>
+          <w:lang w:val="zh_TW" w:bidi="zh_TW"/>
+        </w:rPr>
+        <w:t>）</w:t>
+      </w:r>
+    </w:p>
+    <w:p>
+      <w:pPr>
+        <w:pStyle w:val="ListBullet"/>
+        <w:spacing w:line="240" w:lineRule="auto"/>
+        <w:ind w:left="720"/>
+      </w:pPr>
+      <w:r>
+        <w:rPr>
+          <w:lang w:val="zh_TW" w:bidi="zh_TW"/>
+        </w:rPr>
+      </w:r>
+      <w:r>
+        <w:rPr>
+          <w:lang w:val="zh_TW" w:bidi="zh_TW"/>
+        </w:rPr>
+        <w:t>神的同在 （</w:t>
+      </w:r>
+      <w:hyperlink r:id="rId34">
+        <w:r>
+          <w:rPr>
+            <w:lang w:val="zh_TW" w:bidi="zh_TW"/>
+          </w:rPr>
+          <w:rPr>
+            <w:color w:val="0000EE"/>
+            <w:u w:val="single"/>
+          </w:rPr>
+          <w:t>詩84:11</w:t>
+        </w:r>
+      </w:hyperlink>
+      <w:r>
+        <w:rPr>
+          <w:lang w:val="zh_TW" w:bidi="zh_TW"/>
+        </w:rPr>
+        <w:t>）</w:t>
+      </w:r>
+    </w:p>
+    <w:p>
+      <w:pPr>
+        <w:pStyle w:val="ListBullet"/>
+        <w:spacing w:line="240" w:lineRule="auto"/>
+        <w:ind w:left="720"/>
+      </w:pPr>
+      <w:r>
+        <w:rPr>
+          <w:lang w:val="zh_TW" w:bidi="zh_TW"/>
+        </w:rPr>
+      </w:r>
+      <w:r>
+        <w:rPr>
+          <w:lang w:val="zh_TW" w:bidi="zh_TW"/>
+        </w:rPr>
+        <w:t>美麗（</w:t>
+      </w:r>
+      <w:hyperlink r:id="rId35">
+        <w:r>
+          <w:rPr>
+            <w:lang w:val="zh_TW" w:bidi="zh_TW"/>
+          </w:rPr>
+          <w:rPr>
+            <w:color w:val="0000EE"/>
+            <w:u w:val="single"/>
+          </w:rPr>
+          <w:t>歌6:10</w:t>
+        </w:r>
+      </w:hyperlink>
+      <w:r>
+        <w:rPr>
+          <w:lang w:val="zh_TW" w:bidi="zh_TW"/>
+        </w:rPr>
+        <w:t>）</w:t>
+      </w:r>
+    </w:p>
+    <w:p>
+      <w:pPr/>
+      <w:r>
+        <w:rPr>
+          <w:lang w:val="zh_TW" w:bidi="zh_TW"/>
+        </w:rPr>
+      </w:r>
+      <w:r>
+        <w:rPr>
+          <w:lang w:val="zh_TW" w:bidi="zh_TW"/>
+        </w:rPr>
+        <w:t>在傳道書中，地上的人生常被描述為發生在「日光之下」（</w:t>
+      </w:r>
+      <w:hyperlink r:id="rId36">
+        <w:r>
+          <w:rPr>
+            <w:lang w:val="zh_TW" w:bidi="zh_TW"/>
+          </w:rPr>
+          <w:rPr>
+            <w:color w:val="0000EE"/>
+            <w:u w:val="single"/>
+          </w:rPr>
+          <w:t>傳1:3、9、14</w:t>
+        </w:r>
+      </w:hyperlink>
+      <w:r>
+        <w:rPr>
+          <w:lang w:val="zh_TW" w:bidi="zh_TW"/>
+        </w:rPr>
+        <w:t>，</w:t>
+      </w:r>
+      <w:hyperlink r:id="rId37">
+        <w:r>
+          <w:rPr>
+            <w:lang w:val="zh_TW" w:bidi="zh_TW"/>
+          </w:rPr>
+          <w:rPr>
+            <w:color w:val="0000EE"/>
+            <w:u w:val="single"/>
+          </w:rPr>
+          <w:t>2:11</w:t>
+        </w:r>
+      </w:hyperlink>
+      <w:r>
+        <w:rPr>
+          <w:lang w:val="zh_TW" w:bidi="zh_TW"/>
+        </w:rPr>
+        <w:t>）。</w:t>
+      </w:r>
+    </w:p>
+    <w:p>
+      <w:pPr/>
+      <w:r>
+        <w:rPr>
+          <w:lang w:val="zh_TW" w:bidi="zh_TW"/>
+        </w:rPr>
+      </w:r>
+      <w:r>
+        <w:rPr>
+          <w:lang w:val="zh_TW" w:bidi="zh_TW"/>
+        </w:rPr>
+        <w:t>在混亂和神憤怒的時候，聖經描述太陽變暗（</w:t>
+      </w:r>
+      <w:hyperlink r:id="rId38">
+        <w:r>
+          <w:rPr>
+            <w:lang w:val="zh_TW" w:bidi="zh_TW"/>
+          </w:rPr>
+          <w:rPr>
+            <w:color w:val="0000EE"/>
+            <w:u w:val="single"/>
+          </w:rPr>
+          <w:t>賽13:10</w:t>
+        </w:r>
+      </w:hyperlink>
+      <w:r>
+        <w:rPr>
+          <w:lang w:val="zh_TW" w:bidi="zh_TW"/>
+        </w:rPr>
+        <w:t>；</w:t>
+      </w:r>
+      <w:hyperlink r:id="rId39">
+        <w:r>
+          <w:rPr>
+            <w:lang w:val="zh_TW" w:bidi="zh_TW"/>
+          </w:rPr>
+          <w:rPr>
+            <w:color w:val="0000EE"/>
+            <w:u w:val="single"/>
+          </w:rPr>
+          <w:t>結32:7</w:t>
+        </w:r>
+      </w:hyperlink>
+      <w:r>
+        <w:rPr>
+          <w:lang w:val="zh_TW" w:bidi="zh_TW"/>
+        </w:rPr>
+        <w:t>；</w:t>
+      </w:r>
+      <w:hyperlink r:id="rId40">
+        <w:r>
+          <w:rPr>
+            <w:lang w:val="zh_TW" w:bidi="zh_TW"/>
+          </w:rPr>
+          <w:rPr>
+            <w:color w:val="0000EE"/>
+            <w:u w:val="single"/>
+          </w:rPr>
+          <w:t>珥2:10、31</w:t>
+        </w:r>
+      </w:hyperlink>
+      <w:r>
+        <w:rPr>
+          <w:lang w:val="zh_TW" w:bidi="zh_TW"/>
+        </w:rPr>
+        <w:t>，</w:t>
+      </w:r>
+      <w:hyperlink r:id="rId41">
+        <w:r>
+          <w:rPr>
+            <w:lang w:val="zh_TW" w:bidi="zh_TW"/>
+          </w:rPr>
+          <w:rPr>
+            <w:color w:val="0000EE"/>
+            <w:u w:val="single"/>
+          </w:rPr>
+          <w:t>3:15</w:t>
+        </w:r>
+      </w:hyperlink>
+      <w:r>
+        <w:rPr>
+          <w:lang w:val="zh_TW" w:bidi="zh_TW"/>
+        </w:rPr>
+        <w:t>；</w:t>
+      </w:r>
+      <w:hyperlink r:id="rId42">
+        <w:r>
+          <w:rPr>
+            <w:lang w:val="zh_TW" w:bidi="zh_TW"/>
+          </w:rPr>
+          <w:rPr>
+            <w:color w:val="0000EE"/>
+            <w:u w:val="single"/>
+          </w:rPr>
+          <w:t>番1:15</w:t>
+        </w:r>
+      </w:hyperlink>
+      <w:r>
+        <w:rPr>
+          <w:lang w:val="zh_TW" w:bidi="zh_TW"/>
+        </w:rPr>
+        <w:t>；</w:t>
+      </w:r>
+      <w:hyperlink r:id="rId43">
+        <w:r>
+          <w:rPr>
+            <w:lang w:val="zh_TW" w:bidi="zh_TW"/>
+          </w:rPr>
+          <w:rPr>
+            <w:color w:val="0000EE"/>
+            <w:u w:val="single"/>
+          </w:rPr>
+          <w:t>太24:29</w:t>
+        </w:r>
+      </w:hyperlink>
+      <w:r>
+        <w:rPr>
+          <w:lang w:val="zh_TW" w:bidi="zh_TW"/>
+        </w:rPr>
+        <w:t>；</w:t>
+      </w:r>
+      <w:hyperlink r:id="rId44">
+        <w:r>
+          <w:rPr>
+            <w:lang w:val="zh_TW" w:bidi="zh_TW"/>
+          </w:rPr>
+          <w:rPr>
+            <w:color w:val="0000EE"/>
+            <w:u w:val="single"/>
+          </w:rPr>
+          <w:t>啟8:12</w:t>
+        </w:r>
+      </w:hyperlink>
+      <w:r>
+        <w:rPr>
+          <w:lang w:val="zh_TW" w:bidi="zh_TW"/>
+        </w:rPr>
+        <w:t>）。這個意象可能指的是日蝕，這在古人眼中是極其可怕的事件。太陽變得灰暗也可能是指「西洛可風」（sirocco）的影響，當沙塵暴或濃霧遮蔽天空時，陽光會黯淡無光。另一方面，耶和華得勝的日子則被描述為太陽要比現在的光強烈七倍（</w:t>
+      </w:r>
+      <w:hyperlink r:id="rId45">
+        <w:r>
+          <w:rPr>
+            <w:lang w:val="zh_TW" w:bidi="zh_TW"/>
+          </w:rPr>
+          <w:rPr>
+            <w:color w:val="0000EE"/>
+            <w:u w:val="single"/>
+          </w:rPr>
+          <w:t>賽30:26</w:t>
+        </w:r>
+      </w:hyperlink>
+      <w:r>
+        <w:rPr>
+          <w:lang w:val="zh_TW" w:bidi="zh_TW"/>
+        </w:rPr>
+        <w:t>）。</w:t>
+      </w:r>
+    </w:p>
+    <w:p>
+      <w:pPr/>
+      <w:r>
+        <w:rPr>
+          <w:lang w:val="zh_TW" w:bidi="zh_TW"/>
+        </w:rPr>
+      </w:r>
+      <w:r>
+        <w:rPr>
+          <w:i/>
+          <w:lang w:val="zh_TW" w:bidi="zh_TW"/>
+        </w:rPr>
+        <w:t>另見</w:t>
+      </w:r>
+      <w:r>
+        <w:rPr>
+          <w:lang w:val="zh_TW" w:bidi="zh_TW"/>
+        </w:rPr>
+        <w:t xml:space="preserve"> </w:t>
+      </w:r>
+      <w:r>
+        <w:rPr>
+          <w:lang w:val="zh_TW" w:bidi="zh_TW"/>
+        </w:rPr>
+        <w:t>天文學</w:t>
+      </w:r>
+      <w:r>
+        <w:rPr>
+          <w:lang w:val="zh_TW" w:bidi="zh_TW"/>
+        </w:rPr>
+        <w:t>、</w:t>
+      </w:r>
+      <w:r>
+        <w:rPr>
+          <w:lang w:val="zh_TW" w:bidi="zh_TW"/>
+        </w:rPr>
+        <w:t>古代與現代曆法</w:t>
+      </w:r>
+      <w:r>
+        <w:rPr>
+          <w:lang w:val="zh_TW" w:bidi="zh_TW"/>
+        </w:rPr>
+        <w:t>、</w:t>
+      </w:r>
+      <w:r>
+        <w:rPr>
+          <w:lang w:val="zh_TW" w:bidi="zh_TW"/>
+        </w:rPr>
+        <w:t>日</w:t>
+      </w:r>
+      <w:r>
+        <w:rPr>
+          <w:lang w:val="zh_TW" w:bidi="zh_TW"/>
+        </w:rPr>
+        <w:t>、</w:t>
+      </w:r>
+      <w:r>
+        <w:rPr>
+          <w:lang w:val="zh_TW" w:bidi="zh_TW"/>
+        </w:rPr>
+        <w:t>月亮</w:t>
+      </w:r>
+      <w:r>
+        <w:rPr>
+          <w:lang w:val="zh_TW" w:bidi="zh_TW"/>
+        </w:rPr>
+        <w:t>。</w:t>
+      </w:r>
+      <w:r>
+        <w:rPr>
+          <w:lang w:val="zh_TW" w:bidi="zh_TW"/>
+        </w:rPr>
+      </w:r>
+      <w:r>
+        <w:rPr>
+          <w:lang w:val="zh_TW" w:bidi="zh_TW"/>
+        </w:rPr>
+      </w:r>
+    </w:p>
+    <w:p>
+      <w:pPr/>
+      <w:r>
+        <w:rPr>
+          <w:lang w:val="zh_TW" w:bidi="zh_TW"/>
+        </w:rPr>
+      </w:r>
+    </w:p>
+    <w:p>
+      <w:pPr>
+        <w:pStyle w:val="Heading2"/>
+      </w:pPr>
+      <w:r>
+        <w:rPr>
+          <w:lang w:val="zh_TW" w:bidi="zh_TW"/>
+        </w:rPr>
+        <w:t>泰爾</w:t>
+      </w:r>
+      <w:r>
+        <w:rPr>
+          <w:lang w:val="zh_TW" w:bidi="zh_TW"/>
+        </w:rPr>
+      </w:r>
+    </w:p>
+    <w:p>
+      <w:pPr/>
+      <w:r>
+        <w:rPr>
+          <w:lang w:val="zh_TW" w:bidi="zh_TW"/>
+        </w:rPr>
+      </w:r>
+      <w:r>
+        <w:rPr>
+          <w:lang w:val="zh_TW" w:bidi="zh_TW"/>
+        </w:rPr>
+        <w:t>一個古老的腓尼基城邦國家，以小型獨立國家的方式自治。泰爾（Tyre）位於地中海沿岸，距離西頓以南32.2公里（20英里），阿卡以北37公里（23英里）。泰爾有兩個主要區域：</w:t>
+      </w:r>
+    </w:p>
+    <w:p>
+      <w:pPr>
+        <w:pStyle w:val="ListBullet"/>
+        <w:spacing w:line="240" w:lineRule="auto"/>
+        <w:ind w:left="720"/>
+      </w:pPr>
+      <w:r>
+        <w:rPr>
+          <w:lang w:val="zh_TW" w:bidi="zh_TW"/>
+        </w:rPr>
+      </w:r>
+      <w:r>
+        <w:rPr>
+          <w:lang w:val="zh_TW" w:bidi="zh_TW"/>
+        </w:rPr>
+        <w:t>位於陸地上較古老的港口城市</w:t>
+      </w:r>
+    </w:p>
+    <w:p>
+      <w:pPr>
+        <w:pStyle w:val="ListBullet"/>
+        <w:spacing w:line="240" w:lineRule="auto"/>
+        <w:ind w:left="720"/>
+      </w:pPr>
+      <w:r>
+        <w:rPr>
+          <w:lang w:val="zh_TW" w:bidi="zh_TW"/>
+        </w:rPr>
+      </w:r>
+      <w:r>
+        <w:rPr>
+          <w:lang w:val="zh_TW" w:bidi="zh_TW"/>
+        </w:rPr>
+        <w:t>距離海岸半英里（0.8公里）的島嶼城市，大多數人口居住在那裡。</w:t>
+      </w:r>
+    </w:p>
+    <w:p>
+      <w:pPr>
+        <w:pStyle w:val="Heading3"/>
+      </w:pPr>
+      <w:r>
+        <w:rPr>
+          <w:lang w:val="zh_TW" w:bidi="zh_TW"/>
+        </w:rPr>
+        <w:t>泰爾的歷史</w:t>
+      </w:r>
+    </w:p>
+    <w:p>
+      <w:pPr/>
+      <w:r>
+        <w:rPr>
+          <w:lang w:val="zh_TW" w:bidi="zh_TW"/>
+        </w:rPr>
+      </w:r>
+      <w:r>
+        <w:rPr>
+          <w:lang w:val="zh_TW" w:bidi="zh_TW"/>
+        </w:rPr>
+        <w:t>根據希羅多德（Herodotus）的說法，泰爾在大約公元前2700年建立。最早提到泰爾的是15世紀的烏加里特（Ugaritic）文件和類似的埃及文件。泰爾首次出現在聖經中是在亞設產業的城市列表中（</w:t>
+      </w:r>
+      <w:hyperlink r:id="rId46">
+        <w:r>
+          <w:rPr>
+            <w:lang w:val="zh_TW" w:bidi="zh_TW"/>
+          </w:rPr>
+          <w:rPr>
+            <w:color w:val="0000EE"/>
+            <w:u w:val="single"/>
+          </w:rPr>
+          <w:t>約書亞記19:29</w:t>
+        </w:r>
+      </w:hyperlink>
+      <w:r>
+        <w:rPr>
+          <w:lang w:val="zh_TW" w:bidi="zh_TW"/>
+        </w:rPr>
+        <w:t>）。當時，它被描述是「保障」，顯然從未被以色列人征服過（</w:t>
+      </w:r>
+      <w:hyperlink r:id="rId47">
+        <w:r>
+          <w:rPr>
+            <w:lang w:val="zh_TW" w:bidi="zh_TW"/>
+          </w:rPr>
+          <w:rPr>
+            <w:color w:val="0000EE"/>
+            <w:u w:val="single"/>
+          </w:rPr>
+          <w:t>撒母耳記下24:7</w:t>
+        </w:r>
+      </w:hyperlink>
+      <w:r>
+        <w:rPr>
+          <w:lang w:val="zh_TW" w:bidi="zh_TW"/>
+        </w:rPr>
+        <w:t>）。泰爾最重要的意義是一個商業中心。由於其地理位置，泰爾透過地中海地區的海路而有繁榮昌盛的貿易。與美索不達米亞和阿拉伯的陸路貿易往來也很重要。</w:t>
+      </w:r>
+    </w:p>
+    <w:p>
+      <w:pPr>
+        <w:pStyle w:val="Heading3"/>
+      </w:pPr>
+      <w:r>
+        <w:rPr>
+          <w:lang w:val="zh_TW" w:bidi="zh_TW"/>
+        </w:rPr>
+        <w:t>泰爾與以色列的關係</w:t>
+      </w:r>
+    </w:p>
+    <w:p>
+      <w:pPr/>
+      <w:r>
+        <w:rPr>
+          <w:lang w:val="zh_TW" w:bidi="zh_TW"/>
+        </w:rPr>
+      </w:r>
+      <w:r>
+        <w:rPr>
+          <w:lang w:val="zh_TW" w:bidi="zh_TW"/>
+        </w:rPr>
+        <w:t>當大衛和所羅門統治以色列時，泰爾是強大的商業盟友。大衛和所羅門都與泰爾的希蘭進行貿易。他們用農產品換取木材、建築材料和技術工人（</w:t>
+      </w:r>
+      <w:hyperlink r:id="rId48">
+        <w:r>
+          <w:rPr>
+            <w:lang w:val="zh_TW" w:bidi="zh_TW"/>
+          </w:rPr>
+          <w:rPr>
+            <w:color w:val="0000EE"/>
+            <w:u w:val="single"/>
+          </w:rPr>
+          <w:t>撒母耳記下5:11</w:t>
+        </w:r>
+      </w:hyperlink>
+      <w:r>
+        <w:rPr>
+          <w:lang w:val="zh_TW" w:bidi="zh_TW"/>
+        </w:rPr>
+        <w:t>；</w:t>
+      </w:r>
+      <w:hyperlink r:id="rId49">
+        <w:r>
+          <w:rPr>
+            <w:lang w:val="zh_TW" w:bidi="zh_TW"/>
+          </w:rPr>
+          <w:rPr>
+            <w:color w:val="0000EE"/>
+            <w:u w:val="single"/>
+          </w:rPr>
+          <w:t>列王紀上5:1–11</w:t>
+        </w:r>
+      </w:hyperlink>
+      <w:r>
+        <w:rPr>
+          <w:lang w:val="zh_TW" w:bidi="zh_TW"/>
+        </w:rPr>
+        <w:t>；</w:t>
+      </w:r>
+      <w:hyperlink r:id="rId50">
+        <w:r>
+          <w:rPr>
+            <w:lang w:val="zh_TW" w:bidi="zh_TW"/>
+          </w:rPr>
+          <w:rPr>
+            <w:color w:val="0000EE"/>
+            <w:u w:val="single"/>
+          </w:rPr>
+          <w:t>曆代志上14:1</w:t>
+        </w:r>
+      </w:hyperlink>
+      <w:r>
+        <w:rPr>
+          <w:lang w:val="zh_TW" w:bidi="zh_TW"/>
+        </w:rPr>
+        <w:t>；</w:t>
+      </w:r>
+      <w:hyperlink r:id="rId51">
+        <w:r>
+          <w:rPr>
+            <w:lang w:val="zh_TW" w:bidi="zh_TW"/>
+          </w:rPr>
+          <w:rPr>
+            <w:color w:val="0000EE"/>
+            <w:u w:val="single"/>
+          </w:rPr>
+          <w:t>曆代志下2:3</w:t>
+        </w:r>
+      </w:hyperlink>
+      <w:hyperlink r:id="rId49">
+        <w:r>
+          <w:rPr>
+            <w:lang w:val="zh_TW" w:bidi="zh_TW"/>
+          </w:rPr>
+          <w:rPr>
+            <w:color w:val="0000EE"/>
+            <w:u w:val="single"/>
+          </w:rPr>
+          <w:t>–</w:t>
+        </w:r>
+      </w:hyperlink>
+      <w:hyperlink r:id="rId51">
+        <w:r>
+          <w:rPr>
+            <w:lang w:val="zh_TW" w:bidi="zh_TW"/>
+          </w:rPr>
+          <w:rPr>
+            <w:color w:val="0000EE"/>
+            <w:u w:val="single"/>
+          </w:rPr>
+          <w:t>16</w:t>
+        </w:r>
+      </w:hyperlink>
+      <w:r>
+        <w:rPr>
+          <w:lang w:val="zh_TW" w:bidi="zh_TW"/>
+        </w:rPr>
+        <w:t>）。</w:t>
+      </w:r>
+    </w:p>
+    <w:p>
+      <w:pPr/>
+      <w:r>
+        <w:rPr>
+          <w:lang w:val="zh_TW" w:bidi="zh_TW"/>
+        </w:rPr>
+      </w:r>
+      <w:r>
+        <w:rPr>
+          <w:lang w:val="zh_TW" w:bidi="zh_TW"/>
+        </w:rPr>
+        <w:t>在王國分裂後，泰爾與以色列仍保持了一段時間的友好關係。亞哈的妻子耶洗別是「</w:t>
+      </w:r>
+      <w:r>
+        <w:rPr>
+          <w:lang w:val="zh_TW" w:bidi="zh_TW"/>
+        </w:rPr>
+        <w:t>西頓王謁巴力</w:t>
+      </w:r>
+      <w:r>
+        <w:rPr>
+          <w:lang w:val="zh_TW" w:bidi="zh_TW"/>
+        </w:rPr>
+        <w:t>」的女兒。這位王在其它地方被稱為泰爾王謁巴力（</w:t>
+      </w:r>
+      <w:hyperlink r:id="rId52">
+        <w:r>
+          <w:rPr>
+            <w:lang w:val="zh_TW" w:bidi="zh_TW"/>
+          </w:rPr>
+          <w:rPr>
+            <w:color w:val="0000EE"/>
+            <w:u w:val="single"/>
+          </w:rPr>
+          <w:t>列王紀上16:31</w:t>
+        </w:r>
+      </w:hyperlink>
+      <w:r>
+        <w:rPr>
+          <w:lang w:val="zh_TW" w:bidi="zh_TW"/>
+        </w:rPr>
+        <w:t>；古代歷史學家梅南德〔Menander〕也提到這位王）。在某個時候，亞述和巴比倫的侵略對泰爾施加了足夠的壓力，使其拒絕了聯盟。到撒馬利亞陷落時，泰爾和以色列不再是盟友，不久後成為敵人。</w:t>
+      </w:r>
+    </w:p>
+    <w:p>
+      <w:pPr>
+        <w:pStyle w:val="Heading3"/>
+      </w:pPr>
+      <w:r>
+        <w:rPr>
+          <w:lang w:val="zh_TW" w:bidi="zh_TW"/>
+        </w:rPr>
+        <w:t>關於泰爾的預言</w:t>
+      </w:r>
+    </w:p>
+    <w:p>
+      <w:pPr/>
+      <w:r>
+        <w:rPr>
+          <w:lang w:val="zh_TW" w:bidi="zh_TW"/>
+        </w:rPr>
+      </w:r>
+      <w:r>
+        <w:rPr>
+          <w:lang w:val="zh_TW" w:bidi="zh_TW"/>
+        </w:rPr>
+        <w:t>在王國時代後期，泰爾受到先知們的強烈責備（</w:t>
+      </w:r>
+      <w:hyperlink r:id="rId53">
+        <w:r>
+          <w:rPr>
+            <w:lang w:val="zh_TW" w:bidi="zh_TW"/>
+          </w:rPr>
+          <w:rPr>
+            <w:color w:val="0000EE"/>
+            <w:u w:val="single"/>
+          </w:rPr>
+          <w:t>以賽亞書23:1–18</w:t>
+        </w:r>
+      </w:hyperlink>
+      <w:r>
+        <w:rPr>
+          <w:lang w:val="zh_TW" w:bidi="zh_TW"/>
+        </w:rPr>
+        <w:t>；</w:t>
+      </w:r>
+      <w:hyperlink r:id="rId54">
+        <w:r>
+          <w:rPr>
+            <w:lang w:val="zh_TW" w:bidi="zh_TW"/>
+          </w:rPr>
+          <w:rPr>
+            <w:color w:val="0000EE"/>
+            <w:u w:val="single"/>
+          </w:rPr>
+          <w:t>耶利米書25:22</w:t>
+        </w:r>
+      </w:hyperlink>
+      <w:r>
+        <w:rPr>
+          <w:lang w:val="zh_TW" w:bidi="zh_TW"/>
+        </w:rPr>
+        <w:t>，</w:t>
+      </w:r>
+      <w:hyperlink r:id="rId55">
+        <w:r>
+          <w:rPr>
+            <w:lang w:val="zh_TW" w:bidi="zh_TW"/>
+          </w:rPr>
+          <w:rPr>
+            <w:color w:val="0000EE"/>
+            <w:u w:val="single"/>
+          </w:rPr>
+          <w:t>27:1</w:t>
+        </w:r>
+      </w:hyperlink>
+      <w:hyperlink r:id="rId53">
+        <w:r>
+          <w:rPr>
+            <w:lang w:val="zh_TW" w:bidi="zh_TW"/>
+          </w:rPr>
+          <w:rPr>
+            <w:color w:val="0000EE"/>
+            <w:u w:val="single"/>
+          </w:rPr>
+          <w:t>–</w:t>
+        </w:r>
+      </w:hyperlink>
+      <w:hyperlink r:id="rId55">
+        <w:r>
+          <w:rPr>
+            <w:lang w:val="zh_TW" w:bidi="zh_TW"/>
+          </w:rPr>
+          <w:rPr>
+            <w:color w:val="0000EE"/>
+            <w:u w:val="single"/>
+          </w:rPr>
+          <w:t>11</w:t>
+        </w:r>
+      </w:hyperlink>
+      <w:r>
+        <w:rPr>
+          <w:lang w:val="zh_TW" w:bidi="zh_TW"/>
+        </w:rPr>
+        <w:t>；</w:t>
+      </w:r>
+      <w:hyperlink r:id="rId56">
+        <w:r>
+          <w:rPr>
+            <w:lang w:val="zh_TW" w:bidi="zh_TW"/>
+          </w:rPr>
+          <w:rPr>
+            <w:color w:val="0000EE"/>
+            <w:u w:val="single"/>
+          </w:rPr>
+          <w:t>以西結書26:1</w:t>
+        </w:r>
+      </w:hyperlink>
+      <w:hyperlink r:id="rId53">
+        <w:r>
+          <w:rPr>
+            <w:lang w:val="zh_TW" w:bidi="zh_TW"/>
+          </w:rPr>
+          <w:rPr>
+            <w:color w:val="0000EE"/>
+            <w:u w:val="single"/>
+          </w:rPr>
+          <w:t>–</w:t>
+        </w:r>
+      </w:hyperlink>
+      <w:hyperlink r:id="rId56">
+        <w:r>
+          <w:rPr>
+            <w:lang w:val="zh_TW" w:bidi="zh_TW"/>
+          </w:rPr>
+          <w:rPr>
+            <w:color w:val="0000EE"/>
+            <w:u w:val="single"/>
+          </w:rPr>
+          <w:t>19</w:t>
+        </w:r>
+      </w:hyperlink>
+      <w:r>
+        <w:rPr>
+          <w:lang w:val="zh_TW" w:bidi="zh_TW"/>
+        </w:rPr>
+        <w:t>；</w:t>
+      </w:r>
+      <w:hyperlink r:id="rId57">
+        <w:r>
+          <w:rPr>
+            <w:lang w:val="zh_TW" w:bidi="zh_TW"/>
+          </w:rPr>
+          <w:rPr>
+            <w:color w:val="0000EE"/>
+            <w:u w:val="single"/>
+          </w:rPr>
+          <w:t>約珥書3:4</w:t>
+        </w:r>
+      </w:hyperlink>
+      <w:hyperlink r:id="rId53">
+        <w:r>
+          <w:rPr>
+            <w:lang w:val="zh_TW" w:bidi="zh_TW"/>
+          </w:rPr>
+          <w:rPr>
+            <w:color w:val="0000EE"/>
+            <w:u w:val="single"/>
+          </w:rPr>
+          <w:t>–</w:t>
+        </w:r>
+      </w:hyperlink>
+      <w:hyperlink r:id="rId57">
+        <w:r>
+          <w:rPr>
+            <w:lang w:val="zh_TW" w:bidi="zh_TW"/>
+          </w:rPr>
+          <w:rPr>
+            <w:color w:val="0000EE"/>
+            <w:u w:val="single"/>
+          </w:rPr>
+          <w:t>8</w:t>
+        </w:r>
+      </w:hyperlink>
+      <w:r>
+        <w:rPr>
+          <w:lang w:val="zh_TW" w:bidi="zh_TW"/>
+        </w:rPr>
+        <w:t>；</w:t>
+      </w:r>
+      <w:hyperlink r:id="rId58">
+        <w:r>
+          <w:rPr>
+            <w:lang w:val="zh_TW" w:bidi="zh_TW"/>
+          </w:rPr>
+          <w:rPr>
+            <w:color w:val="0000EE"/>
+            <w:u w:val="single"/>
+          </w:rPr>
+          <w:t>阿摩司書1:9</w:t>
+        </w:r>
+      </w:hyperlink>
+      <w:hyperlink r:id="rId53">
+        <w:r>
+          <w:rPr>
+            <w:lang w:val="zh_TW" w:bidi="zh_TW"/>
+          </w:rPr>
+          <w:rPr>
+            <w:color w:val="0000EE"/>
+            <w:u w:val="single"/>
+          </w:rPr>
+          <w:t>–</w:t>
+        </w:r>
+      </w:hyperlink>
+      <w:hyperlink r:id="rId58">
+        <w:r>
+          <w:rPr>
+            <w:lang w:val="zh_TW" w:bidi="zh_TW"/>
+          </w:rPr>
+          <w:rPr>
+            <w:color w:val="0000EE"/>
+            <w:u w:val="single"/>
+          </w:rPr>
+          <w:t>10</w:t>
+        </w:r>
+      </w:hyperlink>
+      <w:r>
+        <w:rPr>
+          <w:lang w:val="zh_TW" w:bidi="zh_TW"/>
+        </w:rPr>
+        <w:t>）。泰爾被譴責的原因有幾個：</w:t>
+      </w:r>
+    </w:p>
+    <w:p>
+      <w:pPr>
+        <w:pStyle w:val="ListBullet"/>
+        <w:spacing w:line="240" w:lineRule="auto"/>
+        <w:ind w:left="720"/>
+      </w:pPr>
+      <w:r>
+        <w:rPr>
+          <w:lang w:val="zh_TW" w:bidi="zh_TW"/>
+        </w:rPr>
+      </w:r>
+      <w:r>
+        <w:rPr>
+          <w:lang w:val="zh_TW" w:bidi="zh_TW"/>
+        </w:rPr>
+        <w:t>由於其商業重要性，泰爾成為亞述和埃及競爭的焦點。泰爾在這些競爭者之間周旋，同時積累自己的財富並剝削鄰國。</w:t>
+      </w:r>
+    </w:p>
+    <w:p>
+      <w:pPr>
+        <w:pStyle w:val="ListBullet"/>
+        <w:spacing w:line="240" w:lineRule="auto"/>
+        <w:ind w:left="720"/>
+      </w:pPr>
+      <w:r>
+        <w:rPr>
+          <w:lang w:val="zh_TW" w:bidi="zh_TW"/>
+        </w:rPr>
+      </w:r>
+      <w:r>
+        <w:rPr>
+          <w:lang w:val="zh_TW" w:bidi="zh_TW"/>
+        </w:rPr>
+        <w:t>泰爾充滿了貪婪的商人。</w:t>
+      </w:r>
+    </w:p>
+    <w:p>
+      <w:pPr>
+        <w:pStyle w:val="ListBullet"/>
+        <w:spacing w:line="240" w:lineRule="auto"/>
+        <w:ind w:left="720"/>
+      </w:pPr>
+      <w:r>
+        <w:rPr>
+          <w:lang w:val="zh_TW" w:bidi="zh_TW"/>
+        </w:rPr>
+      </w:r>
+      <w:r>
+        <w:rPr>
+          <w:lang w:val="zh_TW" w:bidi="zh_TW"/>
+        </w:rPr>
+        <w:t>泰爾也是宗教偶像崇拜和性道德敗壞的中心。</w:t>
+      </w:r>
+    </w:p>
+    <w:p>
+      <w:pPr>
+        <w:pStyle w:val="ListBullet"/>
+        <w:spacing w:line="240" w:lineRule="auto"/>
+        <w:ind w:left="720"/>
+      </w:pPr>
+      <w:r>
+        <w:rPr>
+          <w:lang w:val="zh_TW" w:bidi="zh_TW"/>
+        </w:rPr>
+      </w:r>
+      <w:r>
+        <w:rPr>
+          <w:lang w:val="zh_TW" w:bidi="zh_TW"/>
+        </w:rPr>
+        <w:t>泰爾因其巨大的財富和戰略位置而極其驕傲。</w:t>
+      </w:r>
+    </w:p>
+    <w:p>
+      <w:pPr/>
+      <w:r>
+        <w:rPr>
+          <w:lang w:val="zh_TW" w:bidi="zh_TW"/>
+        </w:rPr>
+      </w:r>
+      <w:r>
+        <w:rPr>
+          <w:lang w:val="zh_TW" w:bidi="zh_TW"/>
+        </w:rPr>
+        <w:t>以西結的預言提供了泰爾城的詳細圖景，其商業帝國、罪惡及最終的滅亡（</w:t>
+      </w:r>
+      <w:hyperlink r:id="rId59">
+        <w:r>
+          <w:rPr>
+            <w:lang w:val="zh_TW" w:bidi="zh_TW"/>
+          </w:rPr>
+          <w:rPr>
+            <w:color w:val="0000EE"/>
+            <w:u w:val="single"/>
+          </w:rPr>
+          <w:t>以西結書26:1</w:t>
+        </w:r>
+      </w:hyperlink>
+      <w:hyperlink r:id="rId53">
+        <w:r>
+          <w:rPr>
+            <w:lang w:val="zh_TW" w:bidi="zh_TW"/>
+          </w:rPr>
+          <w:rPr>
+            <w:color w:val="0000EE"/>
+            <w:u w:val="single"/>
+          </w:rPr>
+          <w:t>–</w:t>
+        </w:r>
+      </w:hyperlink>
+      <w:hyperlink r:id="rId59">
+        <w:r>
+          <w:rPr>
+            <w:lang w:val="zh_TW" w:bidi="zh_TW"/>
+          </w:rPr>
+          <w:rPr>
+            <w:color w:val="0000EE"/>
+            <w:u w:val="single"/>
+          </w:rPr>
+          <w:t>28</w:t>
+        </w:r>
+      </w:hyperlink>
+      <w:r>
+        <w:rPr>
+          <w:lang w:val="zh_TW" w:bidi="zh_TW"/>
+        </w:rPr>
+        <w:t>，</w:t>
+      </w:r>
+      <w:hyperlink r:id="rId60">
+        <w:r>
+          <w:rPr>
+            <w:lang w:val="zh_TW" w:bidi="zh_TW"/>
+          </w:rPr>
+          <w:rPr>
+            <w:color w:val="0000EE"/>
+            <w:u w:val="single"/>
+          </w:rPr>
+          <w:t>29:18</w:t>
+        </w:r>
+      </w:hyperlink>
+      <w:hyperlink r:id="rId53">
+        <w:r>
+          <w:rPr>
+            <w:lang w:val="zh_TW" w:bidi="zh_TW"/>
+          </w:rPr>
+          <w:rPr>
+            <w:color w:val="0000EE"/>
+            <w:u w:val="single"/>
+          </w:rPr>
+          <w:t>–</w:t>
+        </w:r>
+      </w:hyperlink>
+      <w:hyperlink r:id="rId60">
+        <w:r>
+          <w:rPr>
+            <w:lang w:val="zh_TW" w:bidi="zh_TW"/>
+          </w:rPr>
+          <w:rPr>
+            <w:color w:val="0000EE"/>
+            <w:u w:val="single"/>
+          </w:rPr>
+          <w:t>20</w:t>
+        </w:r>
+      </w:hyperlink>
+      <w:r>
+        <w:rPr>
+          <w:lang w:val="zh_TW" w:bidi="zh_TW"/>
+        </w:rPr>
+        <w:t>）。泰爾的最終毀滅經歷了將近1900年。直到公元1291年才被徹底摧毀。泰爾被尼布甲尼撒圍攻了13年——從公元前587年直到574年。亞歷山大大帝在公元前332年經過七個月的圍攻後征服了這座城市。亞歷山大從大陸建造了一條通往島上的高架道路。以西結對泰爾驕傲的描述將其與撒但的驕傲相提並論。泰爾的宣稱「</w:t>
+      </w:r>
+      <w:r>
+        <w:rPr>
+          <w:lang w:val="zh_TW" w:bidi="zh_TW"/>
+        </w:rPr>
+        <w:t>我是神； 我在海中坐神之位</w:t>
+      </w:r>
+      <w:r>
+        <w:rPr>
+          <w:lang w:val="zh_TW" w:bidi="zh_TW"/>
+        </w:rPr>
+        <w:t>」，這也是導致撒但墮落同樣的表達方式（</w:t>
+      </w:r>
+      <w:hyperlink r:id="rId61">
+        <w:r>
+          <w:rPr>
+            <w:lang w:val="zh_TW" w:bidi="zh_TW"/>
+          </w:rPr>
+          <w:rPr>
+            <w:color w:val="0000EE"/>
+            <w:u w:val="single"/>
+          </w:rPr>
+          <w:t>以西結書28:2</w:t>
+        </w:r>
+      </w:hyperlink>
+      <w:r>
+        <w:rPr>
+          <w:lang w:val="zh_TW" w:bidi="zh_TW"/>
+        </w:rPr>
+        <w:t>）。</w:t>
+      </w:r>
+    </w:p>
+    <w:p>
+      <w:pPr>
+        <w:pStyle w:val="Heading3"/>
+      </w:pPr>
+      <w:r>
+        <w:rPr>
+          <w:lang w:val="zh_TW" w:bidi="zh_TW"/>
+        </w:rPr>
+        <w:t>新約聖經中的泰爾</w:t>
+      </w:r>
+    </w:p>
+    <w:p>
+      <w:pPr/>
+      <w:r>
+        <w:rPr>
+          <w:lang w:val="zh_TW" w:bidi="zh_TW"/>
+        </w:rPr>
+      </w:r>
+      <w:r>
+        <w:rPr>
+          <w:lang w:val="zh_TW" w:bidi="zh_TW"/>
+        </w:rPr>
+        <w:t>亞歷山大征服並摧毀了部分城市。但新約聖經指出，泰爾已經恢復了一些地位。泰爾在人口和商業力量上等同於或超過耶路撒冷。耶穌在祂早期的事工中曾造訪泰爾周圍地區。祂在那裡醫治了敘利腓尼基婦女的女兒（</w:t>
+      </w:r>
+      <w:hyperlink r:id="rId62">
+        <w:r>
+          <w:rPr>
+            <w:lang w:val="zh_TW" w:bidi="zh_TW"/>
+          </w:rPr>
+          <w:rPr>
+            <w:color w:val="0000EE"/>
+            <w:u w:val="single"/>
+          </w:rPr>
+          <w:t>馬太福音15:21–28</w:t>
+        </w:r>
+      </w:hyperlink>
+      <w:r>
+        <w:rPr>
+          <w:lang w:val="zh_TW" w:bidi="zh_TW"/>
+        </w:rPr>
+        <w:t>；</w:t>
+      </w:r>
+      <w:hyperlink r:id="rId63">
+        <w:r>
+          <w:rPr>
+            <w:lang w:val="zh_TW" w:bidi="zh_TW"/>
+          </w:rPr>
+          <w:rPr>
+            <w:color w:val="0000EE"/>
+            <w:u w:val="single"/>
+          </w:rPr>
+          <w:t>馬可福音7:24–31</w:t>
+        </w:r>
+      </w:hyperlink>
+      <w:r>
+        <w:rPr>
+          <w:lang w:val="zh_TW" w:bidi="zh_TW"/>
+        </w:rPr>
+        <w:t>）。耶穌將棄絕祂的加利利城鎮與泰爾和西頓相比。這種比較意味著加利利人理論上可以拒絕耶穌的理由應該更少，因為他在那裡行了許多神蹟（</w:t>
+      </w:r>
+      <w:hyperlink r:id="rId64">
+        <w:r>
+          <w:rPr>
+            <w:lang w:val="zh_TW" w:bidi="zh_TW"/>
+          </w:rPr>
+          <w:rPr>
+            <w:color w:val="0000EE"/>
+            <w:u w:val="single"/>
+          </w:rPr>
+          <w:t>路加福音10:13–14</w:t>
+        </w:r>
+      </w:hyperlink>
+      <w:r>
+        <w:rPr>
+          <w:lang w:val="zh_TW" w:bidi="zh_TW"/>
+        </w:rPr>
+        <w:t>）。</w:t>
       </w:r>
       <w:r>
         <w:rPr>

--- a/zht/docx/162.content.docx
+++ b/zht/docx/162.content.docx
@@ -149,7 +149,7 @@
         <w:rPr>
           <w:lang w:val="zh_TW" w:bidi="zh_TW"/>
         </w:rPr>
-        <w:t>tai</w:t>
+        <w:t>su</w:t>
       </w:r>
       <w:r>
         <w:rPr>
@@ -212,7 +212,7 @@
         <w:rPr>
           <w:lang w:val="zh_TW" w:bidi="zh_TW"/>
         </w:rPr>
-        <w:t>太監</w:t>
+        <w:t>蘇西人</w:t>
       </w:r>
       <w:r>
         <w:rPr>
@@ -231,7 +231,19 @@
         <w:rPr>
           <w:lang w:val="zh_TW" w:bidi="zh_TW"/>
         </w:rPr>
-        <w:t>君王宮廷或家中的官員，常負責管理婦女居住的區域。許多這類男子都曾被閹割（即切除男性生殖器官），但並非所有人都是如此（參</w:t>
+        <w:t>這是當時被</w:t>
+      </w:r>
+      <w:r>
+        <w:rPr>
+          <w:lang w:val="zh_TW" w:bidi="zh_TW"/>
+        </w:rPr>
+        <w:t>基大老瑪</w:t>
+      </w:r>
+      <w:r>
+        <w:rPr>
+          <w:lang w:val="zh_TW" w:bidi="zh_TW"/>
+        </w:rPr>
+        <w:t>聯軍擊潰的王國之一（</w:t>
       </w:r>
       <w:hyperlink r:id="rId13">
         <w:r>
@@ -242,32 +254,14 @@
             <w:color w:val="0000EE"/>
             <w:u w:val="single"/>
           </w:rPr>
-          <w:t>創39:1</w:t>
+          <w:t>創14:5</w:t>
         </w:r>
       </w:hyperlink>
       <w:r>
         <w:rPr>
           <w:lang w:val="zh_TW" w:bidi="zh_TW"/>
         </w:rPr>
-        <w:t>）。太監在下列的國擔任公職：</w:t>
-      </w:r>
-    </w:p>
-    <w:p>
-      <w:pPr>
-        <w:pStyle w:val="ListBullet"/>
-        <w:spacing w:line="240" w:lineRule="auto"/>
-        <w:ind w:left="720"/>
-      </w:pPr>
-      <w:r>
-        <w:rPr>
-          <w:lang w:val="zh_TW" w:bidi="zh_TW"/>
-        </w:rPr>
-      </w:r>
-      <w:r>
-        <w:rPr>
-          <w:lang w:val="zh_TW" w:bidi="zh_TW"/>
-        </w:rPr>
-        <w:t>以色列（</w:t>
+        <w:t>），經文記載他們在含居住。由於基大老瑪大軍當時主要是沿著君王大道（King’s Highway）由北往南推進，因此蘇西人的所在地很可能是位於亞嫩河以北。考量到兩者在地理位置上的鄰近性，這些蘇西人或許就是</w:t>
       </w:r>
       <w:hyperlink r:id="rId14">
         <w:r>
@@ -278,1953 +272,14 @@
             <w:color w:val="0000EE"/>
             <w:u w:val="single"/>
           </w:rPr>
-          <w:t>撒上8:15</w:t>
+          <w:t>申命記二章20節</w:t>
         </w:r>
       </w:hyperlink>
       <w:r>
         <w:rPr>
           <w:lang w:val="zh_TW" w:bidi="zh_TW"/>
         </w:rPr>
-        <w:t>；</w:t>
-      </w:r>
-      <w:hyperlink r:id="rId15">
-        <w:r>
-          <w:rPr>
-            <w:lang w:val="zh_TW" w:bidi="zh_TW"/>
-          </w:rPr>
-          <w:rPr>
-            <w:color w:val="0000EE"/>
-            <w:u w:val="single"/>
-          </w:rPr>
-          <w:t>代上28:1</w:t>
-        </w:r>
-      </w:hyperlink>
-      <w:r>
-        <w:rPr>
-          <w:lang w:val="zh_TW" w:bidi="zh_TW"/>
-        </w:rPr>
-        <w:t>）</w:t>
-      </w:r>
-    </w:p>
-    <w:p>
-      <w:pPr>
-        <w:pStyle w:val="ListBullet"/>
-        <w:spacing w:line="240" w:lineRule="auto"/>
-        <w:ind w:left="720"/>
-      </w:pPr>
-      <w:r>
-        <w:rPr>
-          <w:lang w:val="zh_TW" w:bidi="zh_TW"/>
-        </w:rPr>
-      </w:r>
-      <w:r>
-        <w:rPr>
-          <w:lang w:val="zh_TW" w:bidi="zh_TW"/>
-        </w:rPr>
-        <w:t>波斯（</w:t>
-      </w:r>
-      <w:hyperlink r:id="rId16">
-        <w:r>
-          <w:rPr>
-            <w:lang w:val="zh_TW" w:bidi="zh_TW"/>
-          </w:rPr>
-          <w:rPr>
-            <w:color w:val="0000EE"/>
-            <w:u w:val="single"/>
-          </w:rPr>
-          <w:t>斯2:3</w:t>
-        </w:r>
-      </w:hyperlink>
-      <w:r>
-        <w:rPr>
-          <w:lang w:val="zh_TW" w:bidi="zh_TW"/>
-        </w:rPr>
-        <w:t>）</w:t>
-      </w:r>
-    </w:p>
-    <w:p>
-      <w:pPr>
-        <w:pStyle w:val="ListBullet"/>
-        <w:spacing w:line="240" w:lineRule="auto"/>
-        <w:ind w:left="720"/>
-      </w:pPr>
-      <w:r>
-        <w:rPr>
-          <w:lang w:val="zh_TW" w:bidi="zh_TW"/>
-        </w:rPr>
-      </w:r>
-      <w:r>
-        <w:rPr>
-          <w:lang w:val="zh_TW" w:bidi="zh_TW"/>
-        </w:rPr>
-        <w:t>衣索比亞（</w:t>
-      </w:r>
-      <w:hyperlink r:id="rId17">
-        <w:r>
-          <w:rPr>
-            <w:lang w:val="zh_TW" w:bidi="zh_TW"/>
-          </w:rPr>
-          <w:rPr>
-            <w:color w:val="0000EE"/>
-            <w:u w:val="single"/>
-          </w:rPr>
-          <w:t>耶38:7</w:t>
-        </w:r>
-      </w:hyperlink>
-      <w:r>
-        <w:rPr>
-          <w:lang w:val="zh_TW" w:bidi="zh_TW"/>
-        </w:rPr>
-        <w:t>；</w:t>
-      </w:r>
-      <w:hyperlink r:id="rId18">
-        <w:r>
-          <w:rPr>
-            <w:lang w:val="zh_TW" w:bidi="zh_TW"/>
-          </w:rPr>
-          <w:rPr>
-            <w:color w:val="0000EE"/>
-            <w:u w:val="single"/>
-          </w:rPr>
-          <w:t>徒8:27</w:t>
-        </w:r>
-      </w:hyperlink>
-      <w:r>
-        <w:rPr>
-          <w:lang w:val="zh_TW" w:bidi="zh_TW"/>
-        </w:rPr>
-        <w:t>）</w:t>
-      </w:r>
-    </w:p>
-    <w:p>
-      <w:pPr>
-        <w:pStyle w:val="ListBullet"/>
-        <w:spacing w:line="240" w:lineRule="auto"/>
-        <w:ind w:left="720"/>
-      </w:pPr>
-      <w:r>
-        <w:rPr>
-          <w:lang w:val="zh_TW" w:bidi="zh_TW"/>
-        </w:rPr>
-      </w:r>
-      <w:r>
-        <w:rPr>
-          <w:lang w:val="zh_TW" w:bidi="zh_TW"/>
-        </w:rPr>
-        <w:t>巴比倫（</w:t>
-      </w:r>
-      <w:hyperlink r:id="rId19">
-        <w:r>
-          <w:rPr>
-            <w:lang w:val="zh_TW" w:bidi="zh_TW"/>
-          </w:rPr>
-          <w:rPr>
-            <w:color w:val="0000EE"/>
-            <w:u w:val="single"/>
-          </w:rPr>
-          <w:t>但1:3</w:t>
-        </w:r>
-      </w:hyperlink>
-      <w:r>
-        <w:rPr>
-          <w:lang w:val="zh_TW" w:bidi="zh_TW"/>
-        </w:rPr>
-        <w:t>）</w:t>
-      </w:r>
-    </w:p>
-    <w:p>
-      <w:pPr/>
-      <w:r>
-        <w:rPr>
-          <w:lang w:val="zh_TW" w:bidi="zh_TW"/>
-        </w:rPr>
-      </w:r>
-      <w:r>
-        <w:rPr>
-          <w:lang w:val="zh_TW" w:bidi="zh_TW"/>
-        </w:rPr>
-        <w:t>太監不得參與以色列的公共敬拜（</w:t>
-      </w:r>
-      <w:hyperlink r:id="rId20">
-        <w:r>
-          <w:rPr>
-            <w:lang w:val="zh_TW" w:bidi="zh_TW"/>
-          </w:rPr>
-          <w:rPr>
-            <w:color w:val="0000EE"/>
-            <w:u w:val="single"/>
-          </w:rPr>
-          <w:t>申23:1</w:t>
-        </w:r>
-      </w:hyperlink>
-      <w:r>
-        <w:rPr>
-          <w:lang w:val="zh_TW" w:bidi="zh_TW"/>
-        </w:rPr>
-        <w:t>），但先知以賽亞曾在關於彌賽亞復興國度的預言中提到他們（</w:t>
-      </w:r>
-      <w:hyperlink r:id="rId21">
-        <w:r>
-          <w:rPr>
-            <w:lang w:val="zh_TW" w:bidi="zh_TW"/>
-          </w:rPr>
-          <w:rPr>
-            <w:color w:val="0000EE"/>
-            <w:u w:val="single"/>
-          </w:rPr>
-          <w:t>賽56:3–5</w:t>
-        </w:r>
-      </w:hyperlink>
-      <w:r>
-        <w:rPr>
-          <w:lang w:val="zh_TW" w:bidi="zh_TW"/>
-        </w:rPr>
-        <w:t>；見</w:t>
-      </w:r>
-      <w:hyperlink r:id="rId22">
-        <w:r>
-          <w:rPr>
-            <w:lang w:val="zh_TW" w:bidi="zh_TW"/>
-          </w:rPr>
-          <w:rPr>
-            <w:color w:val="0000EE"/>
-            <w:u w:val="single"/>
-          </w:rPr>
-          <w:t>徒8章</w:t>
-        </w:r>
-      </w:hyperlink>
-      <w:r>
-        <w:rPr>
-          <w:lang w:val="zh_TW" w:bidi="zh_TW"/>
-        </w:rPr>
-        <w:t>）。</w:t>
-      </w:r>
-    </w:p>
-    <w:p>
-      <w:pPr/>
-      <w:r>
-        <w:rPr>
-          <w:lang w:val="zh_TW" w:bidi="zh_TW"/>
-        </w:rPr>
-      </w:r>
-      <w:hyperlink r:id="rId23">
-        <w:r>
-          <w:rPr>
-            <w:lang w:val="zh_TW" w:bidi="zh_TW"/>
-          </w:rPr>
-          <w:rPr>
-            <w:color w:val="0000EE"/>
-            <w:u w:val="single"/>
-          </w:rPr>
-          <w:t>使徒行傳八章27至39節</w:t>
-        </w:r>
-      </w:hyperlink>
-      <w:r>
-        <w:rPr>
-          <w:lang w:val="zh_TW" w:bidi="zh_TW"/>
-        </w:rPr>
-        <w:t>中所提到的衣索匹亞太監，很可能是負責管理國庫。許多人認為，這位太監後來把基督教信仰帶到衣索匹亞。</w:t>
-      </w:r>
-    </w:p>
-    <w:p>
-      <w:pPr/>
-      <w:r>
-        <w:rPr>
-          <w:lang w:val="zh_TW" w:bidi="zh_TW"/>
-        </w:rPr>
-      </w:r>
-      <w:r>
-        <w:rPr>
-          <w:lang w:val="zh_TW" w:bidi="zh_TW"/>
-        </w:rPr>
-        <w:t>耶穌提到三種太監（</w:t>
-      </w:r>
-      <w:hyperlink r:id="rId24">
-        <w:r>
-          <w:rPr>
-            <w:lang w:val="zh_TW" w:bidi="zh_TW"/>
-          </w:rPr>
-          <w:rPr>
-            <w:color w:val="0000EE"/>
-            <w:u w:val="single"/>
-          </w:rPr>
-          <w:t>太19:12</w:t>
-        </w:r>
-      </w:hyperlink>
-      <w:r>
-        <w:rPr>
-          <w:lang w:val="zh_TW" w:bidi="zh_TW"/>
-        </w:rPr>
-        <w:t>；和合本譯為：閹人），其中包括那些為天國的緣故使自己成為太監的人。這大概是指那些決定終身不結婚，好專心服事神國的人（例如施洗約翰、耶穌和使徒保羅）。</w:t>
-      </w:r>
-      <w:r>
-        <w:rPr>
-          <w:lang w:val="zh_TW" w:bidi="zh_TW"/>
-        </w:rPr>
-      </w:r>
-      <w:r>
-        <w:rPr>
-          <w:lang w:val="zh_TW" w:bidi="zh_TW"/>
-        </w:rPr>
-      </w:r>
-    </w:p>
-    <w:p>
-      <w:pPr/>
-      <w:r>
-        <w:rPr>
-          <w:lang w:val="zh_TW" w:bidi="zh_TW"/>
-        </w:rPr>
-      </w:r>
-    </w:p>
-    <w:p>
-      <w:pPr>
-        <w:pStyle w:val="Heading2"/>
-      </w:pPr>
-      <w:r>
-        <w:rPr>
-          <w:lang w:val="zh_TW" w:bidi="zh_TW"/>
-        </w:rPr>
-        <w:t>太陽</w:t>
-      </w:r>
-      <w:r>
-        <w:rPr>
-          <w:lang w:val="zh_TW" w:bidi="zh_TW"/>
-        </w:rPr>
-      </w:r>
-    </w:p>
-    <w:p>
-      <w:pPr/>
-      <w:r>
-        <w:rPr>
-          <w:lang w:val="zh_TW" w:bidi="zh_TW"/>
-        </w:rPr>
-      </w:r>
-      <w:r>
-        <w:rPr>
-          <w:lang w:val="zh_TW" w:bidi="zh_TW"/>
-        </w:rPr>
-        <w:t>太陽（譯註：或譯「日頭」）是神所創造的兩大光體之一，用來管理白晝（</w:t>
-      </w:r>
-      <w:hyperlink r:id="rId25">
-        <w:r>
-          <w:rPr>
-            <w:lang w:val="zh_TW" w:bidi="zh_TW"/>
-          </w:rPr>
-          <w:rPr>
-            <w:color w:val="0000EE"/>
-            <w:u w:val="single"/>
-          </w:rPr>
-          <w:t>創1:14–15</w:t>
-        </w:r>
-      </w:hyperlink>
-      <w:r>
-        <w:rPr>
-          <w:lang w:val="zh_TW" w:bidi="zh_TW"/>
-        </w:rPr>
-        <w:t>）。在聖經時代，一天是從日落開始的，日常獻祭也與太陽的位置有關。第一個燔祭是在日出時獻上的（</w:t>
-      </w:r>
-      <w:hyperlink r:id="rId26">
-        <w:r>
-          <w:rPr>
-            <w:lang w:val="zh_TW" w:bidi="zh_TW"/>
-          </w:rPr>
-          <w:rPr>
-            <w:color w:val="0000EE"/>
-            <w:u w:val="single"/>
-          </w:rPr>
-          <w:t>出29:39</w:t>
-        </w:r>
-      </w:hyperlink>
-      <w:r>
-        <w:rPr>
-          <w:lang w:val="zh_TW" w:bidi="zh_TW"/>
-        </w:rPr>
-        <w:t>；</w:t>
-      </w:r>
-      <w:hyperlink r:id="rId27">
-        <w:r>
-          <w:rPr>
-            <w:lang w:val="zh_TW" w:bidi="zh_TW"/>
-          </w:rPr>
-          <w:rPr>
-            <w:color w:val="0000EE"/>
-            <w:u w:val="single"/>
-          </w:rPr>
-          <w:t>民28:4</w:t>
-        </w:r>
-      </w:hyperlink>
-      <w:r>
-        <w:rPr>
-          <w:lang w:val="zh_TW" w:bidi="zh_TW"/>
-        </w:rPr>
-        <w:t>）。在猶太教的拉比傳統中，白晝的時數隨著季節變化，取決於太陽週期。</w:t>
-      </w:r>
-    </w:p>
-    <w:p>
-      <w:pPr/>
-      <w:r>
-        <w:rPr>
-          <w:lang w:val="zh_TW" w:bidi="zh_TW"/>
-        </w:rPr>
-      </w:r>
-      <w:r>
-        <w:rPr>
-          <w:lang w:val="zh_TW" w:bidi="zh_TW"/>
-        </w:rPr>
-        <w:t>以色列人用的曆法是陰曆，但春季（逾越節）和秋季（吹角節、贖罪日、住棚節）的大節期卻顯示，他們也考量了太陽年（solar year）。與農事對應的基色曆（Gezer calendar）以太陽年為依據。猶太曆採用19年循環，其中有7年會加上閏月，使陰曆與太陽年對齊，聖經並沒有提到這套系統，學者認為第十三個月是後來才加上的。來自埃及象島（Elephantine）猶太殖民地的亞蘭文文件顯示，早在主前五世紀，這個19年循環的系統已經被使用。雖然沒有相關記錄留存，猶大和以色列王國很可能採用類似的制度。</w:t>
-      </w:r>
-    </w:p>
-    <w:p>
-      <w:pPr/>
-      <w:r>
-        <w:rPr>
-          <w:lang w:val="zh_TW" w:bidi="zh_TW"/>
-        </w:rPr>
-      </w:r>
-      <w:r>
-        <w:rPr>
-          <w:lang w:val="zh_TW" w:bidi="zh_TW"/>
-        </w:rPr>
-        <w:t>在猶太教的拉比傳統中，認為每年都有四季，但舊約僅提到兩季：「</w:t>
-      </w:r>
-      <w:r>
-        <w:rPr>
-          <w:lang w:val="zh_TW" w:bidi="zh_TW"/>
-        </w:rPr>
-        <w:t>稼穡、寒暑、冬夏</w:t>
-      </w:r>
-      <w:r>
-        <w:rPr>
-          <w:lang w:val="zh_TW" w:bidi="zh_TW"/>
-        </w:rPr>
-        <w:t>」（</w:t>
-      </w:r>
-      <w:hyperlink r:id="rId28">
-        <w:r>
-          <w:rPr>
-            <w:lang w:val="zh_TW" w:bidi="zh_TW"/>
-          </w:rPr>
-          <w:rPr>
-            <w:color w:val="0000EE"/>
-            <w:u w:val="single"/>
-          </w:rPr>
-          <w:t>創8:22</w:t>
-        </w:r>
-      </w:hyperlink>
-      <w:r>
-        <w:rPr>
-          <w:lang w:val="zh_TW" w:bidi="zh_TW"/>
-        </w:rPr>
-        <w:t>）。</w:t>
-      </w:r>
-    </w:p>
-    <w:p>
-      <w:pPr/>
-      <w:r>
-        <w:rPr>
-          <w:lang w:val="zh_TW" w:bidi="zh_TW"/>
-        </w:rPr>
-      </w:r>
-      <w:r>
-        <w:rPr>
-          <w:lang w:val="zh_TW" w:bidi="zh_TW"/>
-        </w:rPr>
-        <w:t>四個季節與太陽的運行有關：</w:t>
-      </w:r>
-    </w:p>
-    <w:p>
-      <w:pPr>
-        <w:pStyle w:val="ListBullet"/>
-        <w:spacing w:line="240" w:lineRule="auto"/>
-        <w:ind w:left="720"/>
-      </w:pPr>
-      <w:r>
-        <w:rPr>
-          <w:lang w:val="zh_TW" w:bidi="zh_TW"/>
-        </w:rPr>
-      </w:r>
-      <w:r>
-        <w:rPr>
-          <w:lang w:val="zh_TW" w:bidi="zh_TW"/>
-        </w:rPr>
-        <w:t>秋季（</w:t>
-      </w:r>
-      <w:r>
-        <w:rPr>
-          <w:i/>
-          <w:lang w:val="zh_TW" w:bidi="zh_TW"/>
-        </w:rPr>
-        <w:t>setav；</w:t>
-      </w:r>
-      <w:r>
-        <w:rPr>
-          <w:lang w:val="zh_TW" w:bidi="zh_TW"/>
-        </w:rPr>
-        <w:t>原指「雨季」或「雨」；</w:t>
-      </w:r>
-      <w:hyperlink r:id="rId29">
-        <w:r>
-          <w:rPr>
-            <w:lang w:val="zh_TW" w:bidi="zh_TW"/>
-          </w:rPr>
-          <w:rPr>
-            <w:color w:val="0000EE"/>
-            <w:u w:val="single"/>
-          </w:rPr>
-          <w:t>歌2:11</w:t>
-        </w:r>
-      </w:hyperlink>
-      <w:r>
-        <w:rPr>
-          <w:lang w:val="zh_TW" w:bidi="zh_TW"/>
-        </w:rPr>
-        <w:t>）始於秋分（9月21日）</w:t>
-      </w:r>
-    </w:p>
-    <w:p>
-      <w:pPr>
-        <w:pStyle w:val="ListBullet"/>
-        <w:spacing w:line="240" w:lineRule="auto"/>
-        <w:ind w:left="720"/>
-      </w:pPr>
-      <w:r>
-        <w:rPr>
-          <w:lang w:val="zh_TW" w:bidi="zh_TW"/>
-        </w:rPr>
-      </w:r>
-      <w:r>
-        <w:rPr>
-          <w:lang w:val="zh_TW" w:bidi="zh_TW"/>
-        </w:rPr>
-        <w:t>冬季（</w:t>
-      </w:r>
-      <w:r>
-        <w:rPr>
-          <w:i/>
-          <w:lang w:val="zh_TW" w:bidi="zh_TW"/>
-        </w:rPr>
-        <w:t>horeph</w:t>
-      </w:r>
-      <w:r>
-        <w:rPr>
-          <w:lang w:val="zh_TW" w:bidi="zh_TW"/>
-        </w:rPr>
-        <w:t>）始於冬至（約12月22日）</w:t>
-      </w:r>
-    </w:p>
-    <w:p>
-      <w:pPr>
-        <w:pStyle w:val="ListBullet"/>
-        <w:spacing w:line="240" w:lineRule="auto"/>
-        <w:ind w:left="720"/>
-      </w:pPr>
-      <w:r>
-        <w:rPr>
-          <w:lang w:val="zh_TW" w:bidi="zh_TW"/>
-        </w:rPr>
-      </w:r>
-      <w:r>
-        <w:rPr>
-          <w:lang w:val="zh_TW" w:bidi="zh_TW"/>
-        </w:rPr>
-        <w:t>春天 （</w:t>
-      </w:r>
-      <w:r>
-        <w:rPr>
-          <w:i/>
-          <w:lang w:val="zh_TW" w:bidi="zh_TW"/>
-        </w:rPr>
-        <w:t>aviv</w:t>
-      </w:r>
-      <w:r>
-        <w:rPr>
-          <w:lang w:val="zh_TW" w:bidi="zh_TW"/>
-        </w:rPr>
-        <w:t>） 開始於春分（3月21日）</w:t>
-      </w:r>
-    </w:p>
-    <w:p>
-      <w:pPr>
-        <w:pStyle w:val="ListBullet"/>
-        <w:spacing w:line="240" w:lineRule="auto"/>
-        <w:ind w:left="720"/>
-      </w:pPr>
-      <w:r>
-        <w:rPr>
-          <w:lang w:val="zh_TW" w:bidi="zh_TW"/>
-        </w:rPr>
-      </w:r>
-      <w:r>
-        <w:rPr>
-          <w:lang w:val="zh_TW" w:bidi="zh_TW"/>
-        </w:rPr>
-        <w:t>夏季（</w:t>
-      </w:r>
-      <w:r>
-        <w:rPr>
-          <w:i/>
-          <w:lang w:val="zh_TW" w:bidi="zh_TW"/>
-        </w:rPr>
-        <w:t>qayits</w:t>
-      </w:r>
-      <w:r>
-        <w:rPr>
-          <w:lang w:val="zh_TW" w:bidi="zh_TW"/>
-        </w:rPr>
-        <w:t>）始於夏至（6月22日）</w:t>
-      </w:r>
-    </w:p>
-    <w:p>
-      <w:pPr/>
-      <w:r>
-        <w:rPr>
-          <w:lang w:val="zh_TW" w:bidi="zh_TW"/>
-        </w:rPr>
-      </w:r>
-      <w:r>
-        <w:rPr>
-          <w:lang w:val="zh_TW" w:bidi="zh_TW"/>
-        </w:rPr>
-        <w:t>在別是巴發現的一座聖殿（追溯到公元前125年），與夏至的日出對齊。同樣，拉吉（Lachish）的一座聖殿則朝向冬至。來自君主時代的亞拉得（Arad）聖殿幾乎正對東方。它很可能與春分或秋分的日出對齊，耶路撒冷聖殿也是如此。</w:t>
-      </w:r>
-    </w:p>
-    <w:p>
-      <w:pPr/>
-      <w:r>
-        <w:rPr>
-          <w:lang w:val="zh_TW" w:bidi="zh_TW"/>
-        </w:rPr>
-      </w:r>
-      <w:r>
-        <w:rPr>
-          <w:lang w:val="zh_TW" w:bidi="zh_TW"/>
-        </w:rPr>
-        <w:t>在希伯來詩詞中，太陽常被用作一個強烈的意象。它被描述為：</w:t>
-      </w:r>
-    </w:p>
-    <w:p>
-      <w:pPr>
-        <w:pStyle w:val="ListBullet"/>
-        <w:spacing w:line="240" w:lineRule="auto"/>
-        <w:ind w:left="720"/>
-      </w:pPr>
-      <w:r>
-        <w:rPr>
-          <w:lang w:val="zh_TW" w:bidi="zh_TW"/>
-        </w:rPr>
-      </w:r>
-      <w:r>
-        <w:rPr>
-          <w:lang w:val="zh_TW" w:bidi="zh_TW"/>
-        </w:rPr>
-        <w:t>擁有居所（</w:t>
-      </w:r>
-      <w:hyperlink r:id="rId30">
-        <w:r>
-          <w:rPr>
-            <w:lang w:val="zh_TW" w:bidi="zh_TW"/>
-          </w:rPr>
-          <w:rPr>
-            <w:color w:val="0000EE"/>
-            <w:u w:val="single"/>
-          </w:rPr>
-          <w:t>哈3:11</w:t>
-        </w:r>
-      </w:hyperlink>
-      <w:r>
-        <w:rPr>
-          <w:lang w:val="zh_TW" w:bidi="zh_TW"/>
-        </w:rPr>
-        <w:t>）</w:t>
-      </w:r>
-    </w:p>
-    <w:p>
-      <w:pPr>
-        <w:pStyle w:val="ListBullet"/>
-        <w:spacing w:line="240" w:lineRule="auto"/>
-        <w:ind w:left="720"/>
-      </w:pPr>
-      <w:r>
-        <w:rPr>
-          <w:lang w:val="zh_TW" w:bidi="zh_TW"/>
-        </w:rPr>
-      </w:r>
-      <w:r>
-        <w:rPr>
-          <w:lang w:val="zh_TW" w:bidi="zh_TW"/>
-        </w:rPr>
-        <w:t>如同新郎出洞房般 （</w:t>
-      </w:r>
-      <w:hyperlink r:id="rId31">
-        <w:r>
-          <w:rPr>
-            <w:lang w:val="zh_TW" w:bidi="zh_TW"/>
-          </w:rPr>
-          <w:rPr>
-            <w:color w:val="0000EE"/>
-            <w:u w:val="single"/>
-          </w:rPr>
-          <w:t>詩19:4–5</w:t>
-        </w:r>
-      </w:hyperlink>
-      <w:r>
-        <w:rPr>
-          <w:lang w:val="zh_TW" w:bidi="zh_TW"/>
-        </w:rPr>
-        <w:t>）</w:t>
-      </w:r>
-    </w:p>
-    <w:p>
-      <w:pPr/>
-      <w:r>
-        <w:rPr>
-          <w:lang w:val="zh_TW" w:bidi="zh_TW"/>
-        </w:rPr>
-      </w:r>
-      <w:r>
-        <w:rPr>
-          <w:lang w:val="zh_TW" w:bidi="zh_TW"/>
-        </w:rPr>
-        <w:t>太陽象徵：</w:t>
-      </w:r>
-    </w:p>
-    <w:p>
-      <w:pPr>
-        <w:pStyle w:val="ListBullet"/>
-        <w:spacing w:line="240" w:lineRule="auto"/>
-        <w:ind w:left="720"/>
-      </w:pPr>
-      <w:r>
-        <w:rPr>
-          <w:lang w:val="zh_TW" w:bidi="zh_TW"/>
-        </w:rPr>
-      </w:r>
-      <w:r>
-        <w:rPr>
-          <w:lang w:val="zh_TW" w:bidi="zh_TW"/>
-        </w:rPr>
-        <w:t>恆久不變（</w:t>
-      </w:r>
-      <w:hyperlink r:id="rId32">
-        <w:r>
-          <w:rPr>
-            <w:lang w:val="zh_TW" w:bidi="zh_TW"/>
-          </w:rPr>
-          <w:rPr>
-            <w:color w:val="0000EE"/>
-            <w:u w:val="single"/>
-          </w:rPr>
-          <w:t>詩72:5、17</w:t>
-        </w:r>
-      </w:hyperlink>
-      <w:r>
-        <w:rPr>
-          <w:lang w:val="zh_TW" w:bidi="zh_TW"/>
-        </w:rPr>
-        <w:t>）</w:t>
-      </w:r>
-    </w:p>
-    <w:p>
-      <w:pPr>
-        <w:pStyle w:val="ListBullet"/>
-        <w:spacing w:line="240" w:lineRule="auto"/>
-        <w:ind w:left="720"/>
-      </w:pPr>
-      <w:r>
-        <w:rPr>
-          <w:lang w:val="zh_TW" w:bidi="zh_TW"/>
-        </w:rPr>
-      </w:r>
-      <w:r>
-        <w:rPr>
-          <w:lang w:val="zh_TW" w:bidi="zh_TW"/>
-        </w:rPr>
-        <w:t>律法（</w:t>
-      </w:r>
-      <w:hyperlink r:id="rId33">
-        <w:r>
-          <w:rPr>
-            <w:lang w:val="zh_TW" w:bidi="zh_TW"/>
-          </w:rPr>
-          <w:rPr>
-            <w:color w:val="0000EE"/>
-            <w:u w:val="single"/>
-          </w:rPr>
-          <w:t>詩19:7</w:t>
-        </w:r>
-      </w:hyperlink>
-      <w:r>
-        <w:rPr>
-          <w:lang w:val="zh_TW" w:bidi="zh_TW"/>
-        </w:rPr>
-        <w:t>）</w:t>
-      </w:r>
-    </w:p>
-    <w:p>
-      <w:pPr>
-        <w:pStyle w:val="ListBullet"/>
-        <w:spacing w:line="240" w:lineRule="auto"/>
-        <w:ind w:left="720"/>
-      </w:pPr>
-      <w:r>
-        <w:rPr>
-          <w:lang w:val="zh_TW" w:bidi="zh_TW"/>
-        </w:rPr>
-      </w:r>
-      <w:r>
-        <w:rPr>
-          <w:lang w:val="zh_TW" w:bidi="zh_TW"/>
-        </w:rPr>
-        <w:t>神的同在 （</w:t>
-      </w:r>
-      <w:hyperlink r:id="rId34">
-        <w:r>
-          <w:rPr>
-            <w:lang w:val="zh_TW" w:bidi="zh_TW"/>
-          </w:rPr>
-          <w:rPr>
-            <w:color w:val="0000EE"/>
-            <w:u w:val="single"/>
-          </w:rPr>
-          <w:t>詩84:11</w:t>
-        </w:r>
-      </w:hyperlink>
-      <w:r>
-        <w:rPr>
-          <w:lang w:val="zh_TW" w:bidi="zh_TW"/>
-        </w:rPr>
-        <w:t>）</w:t>
-      </w:r>
-    </w:p>
-    <w:p>
-      <w:pPr>
-        <w:pStyle w:val="ListBullet"/>
-        <w:spacing w:line="240" w:lineRule="auto"/>
-        <w:ind w:left="720"/>
-      </w:pPr>
-      <w:r>
-        <w:rPr>
-          <w:lang w:val="zh_TW" w:bidi="zh_TW"/>
-        </w:rPr>
-      </w:r>
-      <w:r>
-        <w:rPr>
-          <w:lang w:val="zh_TW" w:bidi="zh_TW"/>
-        </w:rPr>
-        <w:t>美麗（</w:t>
-      </w:r>
-      <w:hyperlink r:id="rId35">
-        <w:r>
-          <w:rPr>
-            <w:lang w:val="zh_TW" w:bidi="zh_TW"/>
-          </w:rPr>
-          <w:rPr>
-            <w:color w:val="0000EE"/>
-            <w:u w:val="single"/>
-          </w:rPr>
-          <w:t>歌6:10</w:t>
-        </w:r>
-      </w:hyperlink>
-      <w:r>
-        <w:rPr>
-          <w:lang w:val="zh_TW" w:bidi="zh_TW"/>
-        </w:rPr>
-        <w:t>）</w:t>
-      </w:r>
-    </w:p>
-    <w:p>
-      <w:pPr/>
-      <w:r>
-        <w:rPr>
-          <w:lang w:val="zh_TW" w:bidi="zh_TW"/>
-        </w:rPr>
-      </w:r>
-      <w:r>
-        <w:rPr>
-          <w:lang w:val="zh_TW" w:bidi="zh_TW"/>
-        </w:rPr>
-        <w:t>在傳道書中，地上的人生常被描述為發生在「日光之下」（</w:t>
-      </w:r>
-      <w:hyperlink r:id="rId36">
-        <w:r>
-          <w:rPr>
-            <w:lang w:val="zh_TW" w:bidi="zh_TW"/>
-          </w:rPr>
-          <w:rPr>
-            <w:color w:val="0000EE"/>
-            <w:u w:val="single"/>
-          </w:rPr>
-          <w:t>傳1:3、9、14</w:t>
-        </w:r>
-      </w:hyperlink>
-      <w:r>
-        <w:rPr>
-          <w:lang w:val="zh_TW" w:bidi="zh_TW"/>
-        </w:rPr>
-        <w:t>，</w:t>
-      </w:r>
-      <w:hyperlink r:id="rId37">
-        <w:r>
-          <w:rPr>
-            <w:lang w:val="zh_TW" w:bidi="zh_TW"/>
-          </w:rPr>
-          <w:rPr>
-            <w:color w:val="0000EE"/>
-            <w:u w:val="single"/>
-          </w:rPr>
-          <w:t>2:11</w:t>
-        </w:r>
-      </w:hyperlink>
-      <w:r>
-        <w:rPr>
-          <w:lang w:val="zh_TW" w:bidi="zh_TW"/>
-        </w:rPr>
-        <w:t>）。</w:t>
-      </w:r>
-    </w:p>
-    <w:p>
-      <w:pPr/>
-      <w:r>
-        <w:rPr>
-          <w:lang w:val="zh_TW" w:bidi="zh_TW"/>
-        </w:rPr>
-      </w:r>
-      <w:r>
-        <w:rPr>
-          <w:lang w:val="zh_TW" w:bidi="zh_TW"/>
-        </w:rPr>
-        <w:t>在混亂和神憤怒的時候，聖經描述太陽變暗（</w:t>
-      </w:r>
-      <w:hyperlink r:id="rId38">
-        <w:r>
-          <w:rPr>
-            <w:lang w:val="zh_TW" w:bidi="zh_TW"/>
-          </w:rPr>
-          <w:rPr>
-            <w:color w:val="0000EE"/>
-            <w:u w:val="single"/>
-          </w:rPr>
-          <w:t>賽13:10</w:t>
-        </w:r>
-      </w:hyperlink>
-      <w:r>
-        <w:rPr>
-          <w:lang w:val="zh_TW" w:bidi="zh_TW"/>
-        </w:rPr>
-        <w:t>；</w:t>
-      </w:r>
-      <w:hyperlink r:id="rId39">
-        <w:r>
-          <w:rPr>
-            <w:lang w:val="zh_TW" w:bidi="zh_TW"/>
-          </w:rPr>
-          <w:rPr>
-            <w:color w:val="0000EE"/>
-            <w:u w:val="single"/>
-          </w:rPr>
-          <w:t>結32:7</w:t>
-        </w:r>
-      </w:hyperlink>
-      <w:r>
-        <w:rPr>
-          <w:lang w:val="zh_TW" w:bidi="zh_TW"/>
-        </w:rPr>
-        <w:t>；</w:t>
-      </w:r>
-      <w:hyperlink r:id="rId40">
-        <w:r>
-          <w:rPr>
-            <w:lang w:val="zh_TW" w:bidi="zh_TW"/>
-          </w:rPr>
-          <w:rPr>
-            <w:color w:val="0000EE"/>
-            <w:u w:val="single"/>
-          </w:rPr>
-          <w:t>珥2:10、31</w:t>
-        </w:r>
-      </w:hyperlink>
-      <w:r>
-        <w:rPr>
-          <w:lang w:val="zh_TW" w:bidi="zh_TW"/>
-        </w:rPr>
-        <w:t>，</w:t>
-      </w:r>
-      <w:hyperlink r:id="rId41">
-        <w:r>
-          <w:rPr>
-            <w:lang w:val="zh_TW" w:bidi="zh_TW"/>
-          </w:rPr>
-          <w:rPr>
-            <w:color w:val="0000EE"/>
-            <w:u w:val="single"/>
-          </w:rPr>
-          <w:t>3:15</w:t>
-        </w:r>
-      </w:hyperlink>
-      <w:r>
-        <w:rPr>
-          <w:lang w:val="zh_TW" w:bidi="zh_TW"/>
-        </w:rPr>
-        <w:t>；</w:t>
-      </w:r>
-      <w:hyperlink r:id="rId42">
-        <w:r>
-          <w:rPr>
-            <w:lang w:val="zh_TW" w:bidi="zh_TW"/>
-          </w:rPr>
-          <w:rPr>
-            <w:color w:val="0000EE"/>
-            <w:u w:val="single"/>
-          </w:rPr>
-          <w:t>番1:15</w:t>
-        </w:r>
-      </w:hyperlink>
-      <w:r>
-        <w:rPr>
-          <w:lang w:val="zh_TW" w:bidi="zh_TW"/>
-        </w:rPr>
-        <w:t>；</w:t>
-      </w:r>
-      <w:hyperlink r:id="rId43">
-        <w:r>
-          <w:rPr>
-            <w:lang w:val="zh_TW" w:bidi="zh_TW"/>
-          </w:rPr>
-          <w:rPr>
-            <w:color w:val="0000EE"/>
-            <w:u w:val="single"/>
-          </w:rPr>
-          <w:t>太24:29</w:t>
-        </w:r>
-      </w:hyperlink>
-      <w:r>
-        <w:rPr>
-          <w:lang w:val="zh_TW" w:bidi="zh_TW"/>
-        </w:rPr>
-        <w:t>；</w:t>
-      </w:r>
-      <w:hyperlink r:id="rId44">
-        <w:r>
-          <w:rPr>
-            <w:lang w:val="zh_TW" w:bidi="zh_TW"/>
-          </w:rPr>
-          <w:rPr>
-            <w:color w:val="0000EE"/>
-            <w:u w:val="single"/>
-          </w:rPr>
-          <w:t>啟8:12</w:t>
-        </w:r>
-      </w:hyperlink>
-      <w:r>
-        <w:rPr>
-          <w:lang w:val="zh_TW" w:bidi="zh_TW"/>
-        </w:rPr>
-        <w:t>）。這個意象可能指的是日蝕，這在古人眼中是極其可怕的事件。太陽變得灰暗也可能是指「西洛可風」（sirocco）的影響，當沙塵暴或濃霧遮蔽天空時，陽光會黯淡無光。另一方面，耶和華得勝的日子則被描述為太陽要比現在的光強烈七倍（</w:t>
-      </w:r>
-      <w:hyperlink r:id="rId45">
-        <w:r>
-          <w:rPr>
-            <w:lang w:val="zh_TW" w:bidi="zh_TW"/>
-          </w:rPr>
-          <w:rPr>
-            <w:color w:val="0000EE"/>
-            <w:u w:val="single"/>
-          </w:rPr>
-          <w:t>賽30:26</w:t>
-        </w:r>
-      </w:hyperlink>
-      <w:r>
-        <w:rPr>
-          <w:lang w:val="zh_TW" w:bidi="zh_TW"/>
-        </w:rPr>
-        <w:t>）。</w:t>
-      </w:r>
-    </w:p>
-    <w:p>
-      <w:pPr/>
-      <w:r>
-        <w:rPr>
-          <w:lang w:val="zh_TW" w:bidi="zh_TW"/>
-        </w:rPr>
-      </w:r>
-      <w:r>
-        <w:rPr>
-          <w:i/>
-          <w:lang w:val="zh_TW" w:bidi="zh_TW"/>
-        </w:rPr>
-        <w:t>另見</w:t>
-      </w:r>
-      <w:r>
-        <w:rPr>
-          <w:lang w:val="zh_TW" w:bidi="zh_TW"/>
-        </w:rPr>
-        <w:t xml:space="preserve"> </w:t>
-      </w:r>
-      <w:r>
-        <w:rPr>
-          <w:lang w:val="zh_TW" w:bidi="zh_TW"/>
-        </w:rPr>
-        <w:t>天文學</w:t>
-      </w:r>
-      <w:r>
-        <w:rPr>
-          <w:lang w:val="zh_TW" w:bidi="zh_TW"/>
-        </w:rPr>
-        <w:t>、</w:t>
-      </w:r>
-      <w:r>
-        <w:rPr>
-          <w:lang w:val="zh_TW" w:bidi="zh_TW"/>
-        </w:rPr>
-        <w:t>古代與現代曆法</w:t>
-      </w:r>
-      <w:r>
-        <w:rPr>
-          <w:lang w:val="zh_TW" w:bidi="zh_TW"/>
-        </w:rPr>
-        <w:t>、</w:t>
-      </w:r>
-      <w:r>
-        <w:rPr>
-          <w:lang w:val="zh_TW" w:bidi="zh_TW"/>
-        </w:rPr>
-        <w:t>日</w:t>
-      </w:r>
-      <w:r>
-        <w:rPr>
-          <w:lang w:val="zh_TW" w:bidi="zh_TW"/>
-        </w:rPr>
-        <w:t>、</w:t>
-      </w:r>
-      <w:r>
-        <w:rPr>
-          <w:lang w:val="zh_TW" w:bidi="zh_TW"/>
-        </w:rPr>
-        <w:t>月亮</w:t>
-      </w:r>
-      <w:r>
-        <w:rPr>
-          <w:lang w:val="zh_TW" w:bidi="zh_TW"/>
-        </w:rPr>
-        <w:t>。</w:t>
-      </w:r>
-      <w:r>
-        <w:rPr>
-          <w:lang w:val="zh_TW" w:bidi="zh_TW"/>
-        </w:rPr>
-      </w:r>
-      <w:r>
-        <w:rPr>
-          <w:lang w:val="zh_TW" w:bidi="zh_TW"/>
-        </w:rPr>
-      </w:r>
-    </w:p>
-    <w:p>
-      <w:pPr/>
-      <w:r>
-        <w:rPr>
-          <w:lang w:val="zh_TW" w:bidi="zh_TW"/>
-        </w:rPr>
-      </w:r>
-    </w:p>
-    <w:p>
-      <w:pPr>
-        <w:pStyle w:val="Heading2"/>
-      </w:pPr>
-      <w:r>
-        <w:rPr>
-          <w:lang w:val="zh_TW" w:bidi="zh_TW"/>
-        </w:rPr>
-        <w:t>泰爾</w:t>
-      </w:r>
-      <w:r>
-        <w:rPr>
-          <w:lang w:val="zh_TW" w:bidi="zh_TW"/>
-        </w:rPr>
-      </w:r>
-    </w:p>
-    <w:p>
-      <w:pPr/>
-      <w:r>
-        <w:rPr>
-          <w:lang w:val="zh_TW" w:bidi="zh_TW"/>
-        </w:rPr>
-      </w:r>
-      <w:r>
-        <w:rPr>
-          <w:lang w:val="zh_TW" w:bidi="zh_TW"/>
-        </w:rPr>
-        <w:t>一個古老的腓尼基城邦國家，以小型獨立國家的方式自治。泰爾（Tyre）位於地中海沿岸，距離西頓以南32.2公里（20英里），阿卡以北37公里（23英里）。泰爾有兩個主要區域：</w:t>
-      </w:r>
-    </w:p>
-    <w:p>
-      <w:pPr>
-        <w:pStyle w:val="ListBullet"/>
-        <w:spacing w:line="240" w:lineRule="auto"/>
-        <w:ind w:left="720"/>
-      </w:pPr>
-      <w:r>
-        <w:rPr>
-          <w:lang w:val="zh_TW" w:bidi="zh_TW"/>
-        </w:rPr>
-      </w:r>
-      <w:r>
-        <w:rPr>
-          <w:lang w:val="zh_TW" w:bidi="zh_TW"/>
-        </w:rPr>
-        <w:t>位於陸地上較古老的港口城市</w:t>
-      </w:r>
-    </w:p>
-    <w:p>
-      <w:pPr>
-        <w:pStyle w:val="ListBullet"/>
-        <w:spacing w:line="240" w:lineRule="auto"/>
-        <w:ind w:left="720"/>
-      </w:pPr>
-      <w:r>
-        <w:rPr>
-          <w:lang w:val="zh_TW" w:bidi="zh_TW"/>
-        </w:rPr>
-      </w:r>
-      <w:r>
-        <w:rPr>
-          <w:lang w:val="zh_TW" w:bidi="zh_TW"/>
-        </w:rPr>
-        <w:t>距離海岸半英里（0.8公里）的島嶼城市，大多數人口居住在那裡。</w:t>
-      </w:r>
-    </w:p>
-    <w:p>
-      <w:pPr>
-        <w:pStyle w:val="Heading3"/>
-      </w:pPr>
-      <w:r>
-        <w:rPr>
-          <w:lang w:val="zh_TW" w:bidi="zh_TW"/>
-        </w:rPr>
-        <w:t>泰爾的歷史</w:t>
-      </w:r>
-    </w:p>
-    <w:p>
-      <w:pPr/>
-      <w:r>
-        <w:rPr>
-          <w:lang w:val="zh_TW" w:bidi="zh_TW"/>
-        </w:rPr>
-      </w:r>
-      <w:r>
-        <w:rPr>
-          <w:lang w:val="zh_TW" w:bidi="zh_TW"/>
-        </w:rPr>
-        <w:t>根據希羅多德（Herodotus）的說法，泰爾在大約公元前2700年建立。最早提到泰爾的是15世紀的烏加里特（Ugaritic）文件和類似的埃及文件。泰爾首次出現在聖經中是在亞設產業的城市列表中（</w:t>
-      </w:r>
-      <w:hyperlink r:id="rId46">
-        <w:r>
-          <w:rPr>
-            <w:lang w:val="zh_TW" w:bidi="zh_TW"/>
-          </w:rPr>
-          <w:rPr>
-            <w:color w:val="0000EE"/>
-            <w:u w:val="single"/>
-          </w:rPr>
-          <w:t>約書亞記19:29</w:t>
-        </w:r>
-      </w:hyperlink>
-      <w:r>
-        <w:rPr>
-          <w:lang w:val="zh_TW" w:bidi="zh_TW"/>
-        </w:rPr>
-        <w:t>）。當時，它被描述是「保障」，顯然從未被以色列人征服過（</w:t>
-      </w:r>
-      <w:hyperlink r:id="rId47">
-        <w:r>
-          <w:rPr>
-            <w:lang w:val="zh_TW" w:bidi="zh_TW"/>
-          </w:rPr>
-          <w:rPr>
-            <w:color w:val="0000EE"/>
-            <w:u w:val="single"/>
-          </w:rPr>
-          <w:t>撒母耳記下24:7</w:t>
-        </w:r>
-      </w:hyperlink>
-      <w:r>
-        <w:rPr>
-          <w:lang w:val="zh_TW" w:bidi="zh_TW"/>
-        </w:rPr>
-        <w:t>）。泰爾最重要的意義是一個商業中心。由於其地理位置，泰爾透過地中海地區的海路而有繁榮昌盛的貿易。與美索不達米亞和阿拉伯的陸路貿易往來也很重要。</w:t>
-      </w:r>
-    </w:p>
-    <w:p>
-      <w:pPr>
-        <w:pStyle w:val="Heading3"/>
-      </w:pPr>
-      <w:r>
-        <w:rPr>
-          <w:lang w:val="zh_TW" w:bidi="zh_TW"/>
-        </w:rPr>
-        <w:t>泰爾與以色列的關係</w:t>
-      </w:r>
-    </w:p>
-    <w:p>
-      <w:pPr/>
-      <w:r>
-        <w:rPr>
-          <w:lang w:val="zh_TW" w:bidi="zh_TW"/>
-        </w:rPr>
-      </w:r>
-      <w:r>
-        <w:rPr>
-          <w:lang w:val="zh_TW" w:bidi="zh_TW"/>
-        </w:rPr>
-        <w:t>當大衛和所羅門統治以色列時，泰爾是強大的商業盟友。大衛和所羅門都與泰爾的希蘭進行貿易。他們用農產品換取木材、建築材料和技術工人（</w:t>
-      </w:r>
-      <w:hyperlink r:id="rId48">
-        <w:r>
-          <w:rPr>
-            <w:lang w:val="zh_TW" w:bidi="zh_TW"/>
-          </w:rPr>
-          <w:rPr>
-            <w:color w:val="0000EE"/>
-            <w:u w:val="single"/>
-          </w:rPr>
-          <w:t>撒母耳記下5:11</w:t>
-        </w:r>
-      </w:hyperlink>
-      <w:r>
-        <w:rPr>
-          <w:lang w:val="zh_TW" w:bidi="zh_TW"/>
-        </w:rPr>
-        <w:t>；</w:t>
-      </w:r>
-      <w:hyperlink r:id="rId49">
-        <w:r>
-          <w:rPr>
-            <w:lang w:val="zh_TW" w:bidi="zh_TW"/>
-          </w:rPr>
-          <w:rPr>
-            <w:color w:val="0000EE"/>
-            <w:u w:val="single"/>
-          </w:rPr>
-          <w:t>列王紀上5:1–11</w:t>
-        </w:r>
-      </w:hyperlink>
-      <w:r>
-        <w:rPr>
-          <w:lang w:val="zh_TW" w:bidi="zh_TW"/>
-        </w:rPr>
-        <w:t>；</w:t>
-      </w:r>
-      <w:hyperlink r:id="rId50">
-        <w:r>
-          <w:rPr>
-            <w:lang w:val="zh_TW" w:bidi="zh_TW"/>
-          </w:rPr>
-          <w:rPr>
-            <w:color w:val="0000EE"/>
-            <w:u w:val="single"/>
-          </w:rPr>
-          <w:t>曆代志上14:1</w:t>
-        </w:r>
-      </w:hyperlink>
-      <w:r>
-        <w:rPr>
-          <w:lang w:val="zh_TW" w:bidi="zh_TW"/>
-        </w:rPr>
-        <w:t>；</w:t>
-      </w:r>
-      <w:hyperlink r:id="rId51">
-        <w:r>
-          <w:rPr>
-            <w:lang w:val="zh_TW" w:bidi="zh_TW"/>
-          </w:rPr>
-          <w:rPr>
-            <w:color w:val="0000EE"/>
-            <w:u w:val="single"/>
-          </w:rPr>
-          <w:t>曆代志下2:3</w:t>
-        </w:r>
-      </w:hyperlink>
-      <w:hyperlink r:id="rId49">
-        <w:r>
-          <w:rPr>
-            <w:lang w:val="zh_TW" w:bidi="zh_TW"/>
-          </w:rPr>
-          <w:rPr>
-            <w:color w:val="0000EE"/>
-            <w:u w:val="single"/>
-          </w:rPr>
-          <w:t>–</w:t>
-        </w:r>
-      </w:hyperlink>
-      <w:hyperlink r:id="rId51">
-        <w:r>
-          <w:rPr>
-            <w:lang w:val="zh_TW" w:bidi="zh_TW"/>
-          </w:rPr>
-          <w:rPr>
-            <w:color w:val="0000EE"/>
-            <w:u w:val="single"/>
-          </w:rPr>
-          <w:t>16</w:t>
-        </w:r>
-      </w:hyperlink>
-      <w:r>
-        <w:rPr>
-          <w:lang w:val="zh_TW" w:bidi="zh_TW"/>
-        </w:rPr>
-        <w:t>）。</w:t>
-      </w:r>
-    </w:p>
-    <w:p>
-      <w:pPr/>
-      <w:r>
-        <w:rPr>
-          <w:lang w:val="zh_TW" w:bidi="zh_TW"/>
-        </w:rPr>
-      </w:r>
-      <w:r>
-        <w:rPr>
-          <w:lang w:val="zh_TW" w:bidi="zh_TW"/>
-        </w:rPr>
-        <w:t>在王國分裂後，泰爾與以色列仍保持了一段時間的友好關係。亞哈的妻子耶洗別是「</w:t>
-      </w:r>
-      <w:r>
-        <w:rPr>
-          <w:lang w:val="zh_TW" w:bidi="zh_TW"/>
-        </w:rPr>
-        <w:t>西頓王謁巴力</w:t>
-      </w:r>
-      <w:r>
-        <w:rPr>
-          <w:lang w:val="zh_TW" w:bidi="zh_TW"/>
-        </w:rPr>
-        <w:t>」的女兒。這位王在其它地方被稱為泰爾王謁巴力（</w:t>
-      </w:r>
-      <w:hyperlink r:id="rId52">
-        <w:r>
-          <w:rPr>
-            <w:lang w:val="zh_TW" w:bidi="zh_TW"/>
-          </w:rPr>
-          <w:rPr>
-            <w:color w:val="0000EE"/>
-            <w:u w:val="single"/>
-          </w:rPr>
-          <w:t>列王紀上16:31</w:t>
-        </w:r>
-      </w:hyperlink>
-      <w:r>
-        <w:rPr>
-          <w:lang w:val="zh_TW" w:bidi="zh_TW"/>
-        </w:rPr>
-        <w:t>；古代歷史學家梅南德〔Menander〕也提到這位王）。在某個時候，亞述和巴比倫的侵略對泰爾施加了足夠的壓力，使其拒絕了聯盟。到撒馬利亞陷落時，泰爾和以色列不再是盟友，不久後成為敵人。</w:t>
-      </w:r>
-    </w:p>
-    <w:p>
-      <w:pPr>
-        <w:pStyle w:val="Heading3"/>
-      </w:pPr>
-      <w:r>
-        <w:rPr>
-          <w:lang w:val="zh_TW" w:bidi="zh_TW"/>
-        </w:rPr>
-        <w:t>關於泰爾的預言</w:t>
-      </w:r>
-    </w:p>
-    <w:p>
-      <w:pPr/>
-      <w:r>
-        <w:rPr>
-          <w:lang w:val="zh_TW" w:bidi="zh_TW"/>
-        </w:rPr>
-      </w:r>
-      <w:r>
-        <w:rPr>
-          <w:lang w:val="zh_TW" w:bidi="zh_TW"/>
-        </w:rPr>
-        <w:t>在王國時代後期，泰爾受到先知們的強烈責備（</w:t>
-      </w:r>
-      <w:hyperlink r:id="rId53">
-        <w:r>
-          <w:rPr>
-            <w:lang w:val="zh_TW" w:bidi="zh_TW"/>
-          </w:rPr>
-          <w:rPr>
-            <w:color w:val="0000EE"/>
-            <w:u w:val="single"/>
-          </w:rPr>
-          <w:t>以賽亞書23:1–18</w:t>
-        </w:r>
-      </w:hyperlink>
-      <w:r>
-        <w:rPr>
-          <w:lang w:val="zh_TW" w:bidi="zh_TW"/>
-        </w:rPr>
-        <w:t>；</w:t>
-      </w:r>
-      <w:hyperlink r:id="rId54">
-        <w:r>
-          <w:rPr>
-            <w:lang w:val="zh_TW" w:bidi="zh_TW"/>
-          </w:rPr>
-          <w:rPr>
-            <w:color w:val="0000EE"/>
-            <w:u w:val="single"/>
-          </w:rPr>
-          <w:t>耶利米書25:22</w:t>
-        </w:r>
-      </w:hyperlink>
-      <w:r>
-        <w:rPr>
-          <w:lang w:val="zh_TW" w:bidi="zh_TW"/>
-        </w:rPr>
-        <w:t>，</w:t>
-      </w:r>
-      <w:hyperlink r:id="rId55">
-        <w:r>
-          <w:rPr>
-            <w:lang w:val="zh_TW" w:bidi="zh_TW"/>
-          </w:rPr>
-          <w:rPr>
-            <w:color w:val="0000EE"/>
-            <w:u w:val="single"/>
-          </w:rPr>
-          <w:t>27:1</w:t>
-        </w:r>
-      </w:hyperlink>
-      <w:hyperlink r:id="rId53">
-        <w:r>
-          <w:rPr>
-            <w:lang w:val="zh_TW" w:bidi="zh_TW"/>
-          </w:rPr>
-          <w:rPr>
-            <w:color w:val="0000EE"/>
-            <w:u w:val="single"/>
-          </w:rPr>
-          <w:t>–</w:t>
-        </w:r>
-      </w:hyperlink>
-      <w:hyperlink r:id="rId55">
-        <w:r>
-          <w:rPr>
-            <w:lang w:val="zh_TW" w:bidi="zh_TW"/>
-          </w:rPr>
-          <w:rPr>
-            <w:color w:val="0000EE"/>
-            <w:u w:val="single"/>
-          </w:rPr>
-          <w:t>11</w:t>
-        </w:r>
-      </w:hyperlink>
-      <w:r>
-        <w:rPr>
-          <w:lang w:val="zh_TW" w:bidi="zh_TW"/>
-        </w:rPr>
-        <w:t>；</w:t>
-      </w:r>
-      <w:hyperlink r:id="rId56">
-        <w:r>
-          <w:rPr>
-            <w:lang w:val="zh_TW" w:bidi="zh_TW"/>
-          </w:rPr>
-          <w:rPr>
-            <w:color w:val="0000EE"/>
-            <w:u w:val="single"/>
-          </w:rPr>
-          <w:t>以西結書26:1</w:t>
-        </w:r>
-      </w:hyperlink>
-      <w:hyperlink r:id="rId53">
-        <w:r>
-          <w:rPr>
-            <w:lang w:val="zh_TW" w:bidi="zh_TW"/>
-          </w:rPr>
-          <w:rPr>
-            <w:color w:val="0000EE"/>
-            <w:u w:val="single"/>
-          </w:rPr>
-          <w:t>–</w:t>
-        </w:r>
-      </w:hyperlink>
-      <w:hyperlink r:id="rId56">
-        <w:r>
-          <w:rPr>
-            <w:lang w:val="zh_TW" w:bidi="zh_TW"/>
-          </w:rPr>
-          <w:rPr>
-            <w:color w:val="0000EE"/>
-            <w:u w:val="single"/>
-          </w:rPr>
-          <w:t>19</w:t>
-        </w:r>
-      </w:hyperlink>
-      <w:r>
-        <w:rPr>
-          <w:lang w:val="zh_TW" w:bidi="zh_TW"/>
-        </w:rPr>
-        <w:t>；</w:t>
-      </w:r>
-      <w:hyperlink r:id="rId57">
-        <w:r>
-          <w:rPr>
-            <w:lang w:val="zh_TW" w:bidi="zh_TW"/>
-          </w:rPr>
-          <w:rPr>
-            <w:color w:val="0000EE"/>
-            <w:u w:val="single"/>
-          </w:rPr>
-          <w:t>約珥書3:4</w:t>
-        </w:r>
-      </w:hyperlink>
-      <w:hyperlink r:id="rId53">
-        <w:r>
-          <w:rPr>
-            <w:lang w:val="zh_TW" w:bidi="zh_TW"/>
-          </w:rPr>
-          <w:rPr>
-            <w:color w:val="0000EE"/>
-            <w:u w:val="single"/>
-          </w:rPr>
-          <w:t>–</w:t>
-        </w:r>
-      </w:hyperlink>
-      <w:hyperlink r:id="rId57">
-        <w:r>
-          <w:rPr>
-            <w:lang w:val="zh_TW" w:bidi="zh_TW"/>
-          </w:rPr>
-          <w:rPr>
-            <w:color w:val="0000EE"/>
-            <w:u w:val="single"/>
-          </w:rPr>
-          <w:t>8</w:t>
-        </w:r>
-      </w:hyperlink>
-      <w:r>
-        <w:rPr>
-          <w:lang w:val="zh_TW" w:bidi="zh_TW"/>
-        </w:rPr>
-        <w:t>；</w:t>
-      </w:r>
-      <w:hyperlink r:id="rId58">
-        <w:r>
-          <w:rPr>
-            <w:lang w:val="zh_TW" w:bidi="zh_TW"/>
-          </w:rPr>
-          <w:rPr>
-            <w:color w:val="0000EE"/>
-            <w:u w:val="single"/>
-          </w:rPr>
-          <w:t>阿摩司書1:9</w:t>
-        </w:r>
-      </w:hyperlink>
-      <w:hyperlink r:id="rId53">
-        <w:r>
-          <w:rPr>
-            <w:lang w:val="zh_TW" w:bidi="zh_TW"/>
-          </w:rPr>
-          <w:rPr>
-            <w:color w:val="0000EE"/>
-            <w:u w:val="single"/>
-          </w:rPr>
-          <w:t>–</w:t>
-        </w:r>
-      </w:hyperlink>
-      <w:hyperlink r:id="rId58">
-        <w:r>
-          <w:rPr>
-            <w:lang w:val="zh_TW" w:bidi="zh_TW"/>
-          </w:rPr>
-          <w:rPr>
-            <w:color w:val="0000EE"/>
-            <w:u w:val="single"/>
-          </w:rPr>
-          <w:t>10</w:t>
-        </w:r>
-      </w:hyperlink>
-      <w:r>
-        <w:rPr>
-          <w:lang w:val="zh_TW" w:bidi="zh_TW"/>
-        </w:rPr>
-        <w:t>）。泰爾被譴責的原因有幾個：</w:t>
-      </w:r>
-    </w:p>
-    <w:p>
-      <w:pPr>
-        <w:pStyle w:val="ListBullet"/>
-        <w:spacing w:line="240" w:lineRule="auto"/>
-        <w:ind w:left="720"/>
-      </w:pPr>
-      <w:r>
-        <w:rPr>
-          <w:lang w:val="zh_TW" w:bidi="zh_TW"/>
-        </w:rPr>
-      </w:r>
-      <w:r>
-        <w:rPr>
-          <w:lang w:val="zh_TW" w:bidi="zh_TW"/>
-        </w:rPr>
-        <w:t>由於其商業重要性，泰爾成為亞述和埃及競爭的焦點。泰爾在這些競爭者之間周旋，同時積累自己的財富並剝削鄰國。</w:t>
-      </w:r>
-    </w:p>
-    <w:p>
-      <w:pPr>
-        <w:pStyle w:val="ListBullet"/>
-        <w:spacing w:line="240" w:lineRule="auto"/>
-        <w:ind w:left="720"/>
-      </w:pPr>
-      <w:r>
-        <w:rPr>
-          <w:lang w:val="zh_TW" w:bidi="zh_TW"/>
-        </w:rPr>
-      </w:r>
-      <w:r>
-        <w:rPr>
-          <w:lang w:val="zh_TW" w:bidi="zh_TW"/>
-        </w:rPr>
-        <w:t>泰爾充滿了貪婪的商人。</w:t>
-      </w:r>
-    </w:p>
-    <w:p>
-      <w:pPr>
-        <w:pStyle w:val="ListBullet"/>
-        <w:spacing w:line="240" w:lineRule="auto"/>
-        <w:ind w:left="720"/>
-      </w:pPr>
-      <w:r>
-        <w:rPr>
-          <w:lang w:val="zh_TW" w:bidi="zh_TW"/>
-        </w:rPr>
-      </w:r>
-      <w:r>
-        <w:rPr>
-          <w:lang w:val="zh_TW" w:bidi="zh_TW"/>
-        </w:rPr>
-        <w:t>泰爾也是宗教偶像崇拜和性道德敗壞的中心。</w:t>
-      </w:r>
-    </w:p>
-    <w:p>
-      <w:pPr>
-        <w:pStyle w:val="ListBullet"/>
-        <w:spacing w:line="240" w:lineRule="auto"/>
-        <w:ind w:left="720"/>
-      </w:pPr>
-      <w:r>
-        <w:rPr>
-          <w:lang w:val="zh_TW" w:bidi="zh_TW"/>
-        </w:rPr>
-      </w:r>
-      <w:r>
-        <w:rPr>
-          <w:lang w:val="zh_TW" w:bidi="zh_TW"/>
-        </w:rPr>
-        <w:t>泰爾因其巨大的財富和戰略位置而極其驕傲。</w:t>
-      </w:r>
-    </w:p>
-    <w:p>
-      <w:pPr/>
-      <w:r>
-        <w:rPr>
-          <w:lang w:val="zh_TW" w:bidi="zh_TW"/>
-        </w:rPr>
-      </w:r>
-      <w:r>
-        <w:rPr>
-          <w:lang w:val="zh_TW" w:bidi="zh_TW"/>
-        </w:rPr>
-        <w:t>以西結的預言提供了泰爾城的詳細圖景，其商業帝國、罪惡及最終的滅亡（</w:t>
-      </w:r>
-      <w:hyperlink r:id="rId59">
-        <w:r>
-          <w:rPr>
-            <w:lang w:val="zh_TW" w:bidi="zh_TW"/>
-          </w:rPr>
-          <w:rPr>
-            <w:color w:val="0000EE"/>
-            <w:u w:val="single"/>
-          </w:rPr>
-          <w:t>以西結書26:1</w:t>
-        </w:r>
-      </w:hyperlink>
-      <w:hyperlink r:id="rId53">
-        <w:r>
-          <w:rPr>
-            <w:lang w:val="zh_TW" w:bidi="zh_TW"/>
-          </w:rPr>
-          <w:rPr>
-            <w:color w:val="0000EE"/>
-            <w:u w:val="single"/>
-          </w:rPr>
-          <w:t>–</w:t>
-        </w:r>
-      </w:hyperlink>
-      <w:hyperlink r:id="rId59">
-        <w:r>
-          <w:rPr>
-            <w:lang w:val="zh_TW" w:bidi="zh_TW"/>
-          </w:rPr>
-          <w:rPr>
-            <w:color w:val="0000EE"/>
-            <w:u w:val="single"/>
-          </w:rPr>
-          <w:t>28</w:t>
-        </w:r>
-      </w:hyperlink>
-      <w:r>
-        <w:rPr>
-          <w:lang w:val="zh_TW" w:bidi="zh_TW"/>
-        </w:rPr>
-        <w:t>，</w:t>
-      </w:r>
-      <w:hyperlink r:id="rId60">
-        <w:r>
-          <w:rPr>
-            <w:lang w:val="zh_TW" w:bidi="zh_TW"/>
-          </w:rPr>
-          <w:rPr>
-            <w:color w:val="0000EE"/>
-            <w:u w:val="single"/>
-          </w:rPr>
-          <w:t>29:18</w:t>
-        </w:r>
-      </w:hyperlink>
-      <w:hyperlink r:id="rId53">
-        <w:r>
-          <w:rPr>
-            <w:lang w:val="zh_TW" w:bidi="zh_TW"/>
-          </w:rPr>
-          <w:rPr>
-            <w:color w:val="0000EE"/>
-            <w:u w:val="single"/>
-          </w:rPr>
-          <w:t>–</w:t>
-        </w:r>
-      </w:hyperlink>
-      <w:hyperlink r:id="rId60">
-        <w:r>
-          <w:rPr>
-            <w:lang w:val="zh_TW" w:bidi="zh_TW"/>
-          </w:rPr>
-          <w:rPr>
-            <w:color w:val="0000EE"/>
-            <w:u w:val="single"/>
-          </w:rPr>
-          <w:t>20</w:t>
-        </w:r>
-      </w:hyperlink>
-      <w:r>
-        <w:rPr>
-          <w:lang w:val="zh_TW" w:bidi="zh_TW"/>
-        </w:rPr>
-        <w:t>）。泰爾的最終毀滅經歷了將近1900年。直到公元1291年才被徹底摧毀。泰爾被尼布甲尼撒圍攻了13年——從公元前587年直到574年。亞歷山大大帝在公元前332年經過七個月的圍攻後征服了這座城市。亞歷山大從大陸建造了一條通往島上的高架道路。以西結對泰爾驕傲的描述將其與撒但的驕傲相提並論。泰爾的宣稱「</w:t>
-      </w:r>
-      <w:r>
-        <w:rPr>
-          <w:lang w:val="zh_TW" w:bidi="zh_TW"/>
-        </w:rPr>
-        <w:t>我是神； 我在海中坐神之位</w:t>
-      </w:r>
-      <w:r>
-        <w:rPr>
-          <w:lang w:val="zh_TW" w:bidi="zh_TW"/>
-        </w:rPr>
-        <w:t>」，這也是導致撒但墮落同樣的表達方式（</w:t>
-      </w:r>
-      <w:hyperlink r:id="rId61">
-        <w:r>
-          <w:rPr>
-            <w:lang w:val="zh_TW" w:bidi="zh_TW"/>
-          </w:rPr>
-          <w:rPr>
-            <w:color w:val="0000EE"/>
-            <w:u w:val="single"/>
-          </w:rPr>
-          <w:t>以西結書28:2</w:t>
-        </w:r>
-      </w:hyperlink>
-      <w:r>
-        <w:rPr>
-          <w:lang w:val="zh_TW" w:bidi="zh_TW"/>
-        </w:rPr>
-        <w:t>）。</w:t>
-      </w:r>
-    </w:p>
-    <w:p>
-      <w:pPr>
-        <w:pStyle w:val="Heading3"/>
-      </w:pPr>
-      <w:r>
-        <w:rPr>
-          <w:lang w:val="zh_TW" w:bidi="zh_TW"/>
-        </w:rPr>
-        <w:t>新約聖經中的泰爾</w:t>
-      </w:r>
-    </w:p>
-    <w:p>
-      <w:pPr/>
-      <w:r>
-        <w:rPr>
-          <w:lang w:val="zh_TW" w:bidi="zh_TW"/>
-        </w:rPr>
-      </w:r>
-      <w:r>
-        <w:rPr>
-          <w:lang w:val="zh_TW" w:bidi="zh_TW"/>
-        </w:rPr>
-        <w:t>亞歷山大征服並摧毀了部分城市。但新約聖經指出，泰爾已經恢復了一些地位。泰爾在人口和商業力量上等同於或超過耶路撒冷。耶穌在祂早期的事工中曾造訪泰爾周圍地區。祂在那裡醫治了敘利腓尼基婦女的女兒（</w:t>
-      </w:r>
-      <w:hyperlink r:id="rId62">
-        <w:r>
-          <w:rPr>
-            <w:lang w:val="zh_TW" w:bidi="zh_TW"/>
-          </w:rPr>
-          <w:rPr>
-            <w:color w:val="0000EE"/>
-            <w:u w:val="single"/>
-          </w:rPr>
-          <w:t>馬太福音15:21–28</w:t>
-        </w:r>
-      </w:hyperlink>
-      <w:r>
-        <w:rPr>
-          <w:lang w:val="zh_TW" w:bidi="zh_TW"/>
-        </w:rPr>
-        <w:t>；</w:t>
-      </w:r>
-      <w:hyperlink r:id="rId63">
-        <w:r>
-          <w:rPr>
-            <w:lang w:val="zh_TW" w:bidi="zh_TW"/>
-          </w:rPr>
-          <w:rPr>
-            <w:color w:val="0000EE"/>
-            <w:u w:val="single"/>
-          </w:rPr>
-          <w:t>馬可福音7:24–31</w:t>
-        </w:r>
-      </w:hyperlink>
-      <w:r>
-        <w:rPr>
-          <w:lang w:val="zh_TW" w:bidi="zh_TW"/>
-        </w:rPr>
-        <w:t>）。耶穌將棄絕祂的加利利城鎮與泰爾和西頓相比。這種比較意味著加利利人理論上可以拒絕耶穌的理由應該更少，因為他在那裡行了許多神蹟（</w:t>
-      </w:r>
-      <w:hyperlink r:id="rId64">
-        <w:r>
-          <w:rPr>
-            <w:lang w:val="zh_TW" w:bidi="zh_TW"/>
-          </w:rPr>
-          <w:rPr>
-            <w:color w:val="0000EE"/>
-            <w:u w:val="single"/>
-          </w:rPr>
-          <w:t>路加福音10:13–14</w:t>
-        </w:r>
-      </w:hyperlink>
-      <w:r>
-        <w:rPr>
-          <w:lang w:val="zh_TW" w:bidi="zh_TW"/>
-        </w:rPr>
-        <w:t>）。</w:t>
+        <w:t>中所提到的散送冥人。此外，這兩處經文在提及他們時，都將其與何利人、以米人和利乏音人等巨人族聯繫在一起。</w:t>
       </w:r>
       <w:r>
         <w:rPr>

--- a/zht/docx/162.content.docx
+++ b/zht/docx/162.content.docx
@@ -245,36 +245,24 @@
         </w:rPr>
         <w:t>聯軍擊潰的王國之一（</w:t>
       </w:r>
-      <w:hyperlink r:id="rId13">
-        <w:r>
-          <w:rPr>
-            <w:lang w:val="zh_TW" w:bidi="zh_TW"/>
-          </w:rPr>
-          <w:rPr>
-            <w:color w:val="0000EE"/>
-            <w:u w:val="single"/>
-          </w:rPr>
-          <w:t>創14:5</w:t>
-        </w:r>
-      </w:hyperlink>
+      <w:r>
+        <w:rPr>
+          <w:lang w:val="zh_TW" w:bidi="zh_TW"/>
+        </w:rPr>
+        <w:t>創14:5</w:t>
+      </w:r>
       <w:r>
         <w:rPr>
           <w:lang w:val="zh_TW" w:bidi="zh_TW"/>
         </w:rPr>
         <w:t>），經文記載他們在含居住。由於基大老瑪大軍當時主要是沿著君王大道（King’s Highway）由北往南推進，因此蘇西人的所在地很可能是位於亞嫩河以北。考量到兩者在地理位置上的鄰近性，這些蘇西人或許就是</w:t>
       </w:r>
-      <w:hyperlink r:id="rId14">
-        <w:r>
-          <w:rPr>
-            <w:lang w:val="zh_TW" w:bidi="zh_TW"/>
-          </w:rPr>
-          <w:rPr>
-            <w:color w:val="0000EE"/>
-            <w:u w:val="single"/>
-          </w:rPr>
-          <w:t>申命記二章20節</w:t>
-        </w:r>
-      </w:hyperlink>
+      <w:r>
+        <w:rPr>
+          <w:lang w:val="zh_TW" w:bidi="zh_TW"/>
+        </w:rPr>
+        <w:t>申命記二章20節</w:t>
+      </w:r>
       <w:r>
         <w:rPr>
           <w:lang w:val="zh_TW" w:bidi="zh_TW"/>
